--- a/(e)CRF/Per visite/V4 - Opvolgvisite/19_Gebruikershandleiding MoveMonitor.docx
+++ b/(e)CRF/Per visite/V4 - Opvolgvisite/19_Gebruikershandleiding MoveMonitor.docx
@@ -119,9 +119,6 @@
       <w:pPr>
         <w:spacing w:after="0" w:line="240" w:lineRule="auto"/>
       </w:pPr>
-      <w:r>
-        <w:separator/>
-      </w:r>
     </w:p>
   </w:endnote>
   <w:endnote w:type="continuationSeparator" w:id="0">
@@ -129,9 +126,6 @@
       <w:pPr>
         <w:spacing w:after="0" w:line="240" w:lineRule="auto"/>
       </w:pPr>
-      <w:r>
-        <w:continuationSeparator/>
-      </w:r>
     </w:p>
   </w:endnote>
 </w:endnotes>
@@ -230,10 +224,119 @@
   <w:p>
     <w:pPr>
       <w:pStyle w:val="Footer"/>
+      <w:jc w:val="center"/>
       <w:rPr>
         <w:rFonts w:ascii="Calibri" w:hAnsi="Calibri" w:cs="Calibri"/>
       </w:rPr>
     </w:pPr>
+    <w:r>
+      <w:rPr>
+        <w:rFonts w:ascii="Arial" w:hAnsi="Arial" w:eastAsia="Arial" w:cs="Arial"/>
+        <w:b w:val="0"/>
+        <w:color w:val="59636E"/>
+        <w:sz w:val="18"/>
+      </w:rPr>
+      <w:t xml:space="preserve">Pagina </w:t>
+    </w:r>
+    <w:r>
+      <w:rPr>
+        <w:rFonts w:ascii="Arial" w:hAnsi="Arial" w:eastAsia="Arial" w:cs="Arial"/>
+        <w:b w:val="0"/>
+        <w:color w:val="59636E"/>
+        <w:sz w:val="18"/>
+      </w:rPr>
+      <w:fldChar w:fldCharType="begin"/>
+    </w:r>
+    <w:r>
+      <w:rPr>
+        <w:rFonts w:ascii="Arial" w:hAnsi="Arial" w:eastAsia="Arial" w:cs="Arial"/>
+        <w:b w:val="0"/>
+        <w:color w:val="59636E"/>
+        <w:sz w:val="18"/>
+      </w:rPr>
+      <w:instrText xml:space="preserve"> PAGE </w:instrText>
+    </w:r>
+    <w:r>
+      <w:rPr>
+        <w:rFonts w:ascii="Arial" w:hAnsi="Arial" w:eastAsia="Arial" w:cs="Arial"/>
+        <w:b w:val="0"/>
+        <w:color w:val="59636E"/>
+        <w:sz w:val="18"/>
+      </w:rPr>
+      <w:fldChar w:fldCharType="separate"/>
+    </w:r>
+    <w:r>
+      <w:rPr>
+        <w:rFonts w:ascii="Arial" w:hAnsi="Arial" w:eastAsia="Arial" w:cs="Arial"/>
+        <w:b w:val="0"/>
+        <w:color w:val="59636E"/>
+        <w:sz w:val="18"/>
+      </w:rPr>
+      <w:t>1</w:t>
+    </w:r>
+    <w:r>
+      <w:rPr>
+        <w:rFonts w:ascii="Arial" w:hAnsi="Arial" w:eastAsia="Arial" w:cs="Arial"/>
+        <w:b w:val="0"/>
+        <w:color w:val="59636E"/>
+        <w:sz w:val="18"/>
+      </w:rPr>
+      <w:fldChar w:fldCharType="end"/>
+    </w:r>
+    <w:r>
+      <w:rPr>
+        <w:rFonts w:ascii="Arial" w:hAnsi="Arial" w:eastAsia="Arial" w:cs="Arial"/>
+        <w:b w:val="0"/>
+        <w:color w:val="59636E"/>
+        <w:sz w:val="18"/>
+      </w:rPr>
+      <w:t xml:space="preserve"> van </w:t>
+    </w:r>
+    <w:r>
+      <w:rPr>
+        <w:rFonts w:ascii="Arial" w:hAnsi="Arial" w:eastAsia="Arial" w:cs="Arial"/>
+        <w:b w:val="0"/>
+        <w:color w:val="59636E"/>
+        <w:sz w:val="18"/>
+      </w:rPr>
+      <w:fldChar w:fldCharType="begin"/>
+    </w:r>
+    <w:r>
+      <w:rPr>
+        <w:rFonts w:ascii="Arial" w:hAnsi="Arial" w:eastAsia="Arial" w:cs="Arial"/>
+        <w:b w:val="0"/>
+        <w:color w:val="59636E"/>
+        <w:sz w:val="18"/>
+      </w:rPr>
+      <w:instrText xml:space="preserve"> NUMPAGES </w:instrText>
+    </w:r>
+    <w:r>
+      <w:rPr>
+        <w:rFonts w:ascii="Arial" w:hAnsi="Arial" w:eastAsia="Arial" w:cs="Arial"/>
+        <w:b w:val="0"/>
+        <w:color w:val="59636E"/>
+        <w:sz w:val="18"/>
+      </w:rPr>
+      <w:fldChar w:fldCharType="separate"/>
+    </w:r>
+    <w:r>
+      <w:rPr>
+        <w:rFonts w:ascii="Arial" w:hAnsi="Arial" w:eastAsia="Arial" w:cs="Arial"/>
+        <w:b w:val="0"/>
+        <w:color w:val="59636E"/>
+        <w:sz w:val="18"/>
+      </w:rPr>
+      <w:t>1</w:t>
+    </w:r>
+    <w:r>
+      <w:rPr>
+        <w:rFonts w:ascii="Arial" w:hAnsi="Arial" w:eastAsia="Arial" w:cs="Arial"/>
+        <w:b w:val="0"/>
+        <w:color w:val="59636E"/>
+        <w:sz w:val="18"/>
+      </w:rPr>
+      <w:fldChar w:fldCharType="end"/>
+    </w:r>
   </w:p>
 </w:ftr>
 </file>
@@ -255,9 +358,6 @@
       <w:pPr>
         <w:spacing w:after="0" w:line="240" w:lineRule="auto"/>
       </w:pPr>
-      <w:r>
-        <w:separator/>
-      </w:r>
     </w:p>
   </w:footnote>
   <w:footnote w:type="continuationSeparator" w:id="0">
@@ -265,9 +365,6 @@
       <w:pPr>
         <w:spacing w:after="0" w:line="240" w:lineRule="auto"/>
       </w:pPr>
-      <w:r>
-        <w:continuationSeparator/>
-      </w:r>
     </w:p>
   </w:footnote>
 </w:footnotes>
@@ -288,6 +385,7 @@
   <w:p>
     <w:pPr>
       <w:pStyle w:val="Header"/>
+      <w:jc w:val="left"/>
       <w:rPr>
         <w:color w:val="000000" w:themeColor="text1"/>
         <w:sz w:val="18"/>
@@ -298,50 +396,12 @@
     <w:r>
       <w:rPr>
         <w:rFonts w:ascii="Arial" w:hAnsi="Arial" w:cs="Arial" w:eastAsia="Arial"/>
-        <w:color w:val="000000" w:themeColor="text1"/>
+        <w:b w:val="0"/>
+        <w:color w:val="59636E"/>
+        <w:sz w:val="18"/>
         <w:lang w:val="en-US"/>
       </w:rPr>
-      <w:t xml:space="preserve">Participant User Manual of the </w:t>
-    </w:r>
-    <w:r>
-      <w:rPr>
-        <w:rFonts w:ascii="Arial" w:hAnsi="Arial" w:cs="Arial" w:eastAsia="Arial"/>
-        <w:color w:val="000000" w:themeColor="text1"/>
-        <w:lang w:val="en-US"/>
-      </w:rPr>
-      <w:t>MoveMonitor</w:t>
-    </w:r>
-    <w:r>
-      <w:rPr>
-        <w:rFonts w:ascii="Arial" w:hAnsi="Arial" w:cs="Arial" w:eastAsia="Arial"/>
-        <w:color w:val="000000" w:themeColor="text1"/>
-        <w:lang w:val="en-US"/>
-      </w:rPr>
-      <w:tab/>
-    </w:r>
-    <w:r>
-      <w:rPr>
-        <w:rFonts w:ascii="Arial" w:hAnsi="Arial" w:cs="Arial" w:eastAsia="Arial"/>
-        <w:color w:val="000000" w:themeColor="text1"/>
-        <w:lang w:val="en-US"/>
-      </w:rPr>
-      <w:tab/>
-    </w:r>
-    <w:r>
-      <w:rPr>
-        <w:rFonts w:ascii="Arial" w:hAnsi="Arial" w:cs="Arial" w:eastAsia="Arial"/>
-        <w:color w:val="000000" w:themeColor="text1"/>
-        <w:lang w:val="en-US"/>
-      </w:rPr>
-      <w:t>v</w:t>
-    </w:r>
-    <w:r>
-      <w:rPr>
-        <w:rFonts w:ascii="Arial" w:hAnsi="Arial" w:cs="Arial" w:eastAsia="Arial"/>
-        <w:color w:val="000000" w:themeColor="text1"/>
-        <w:lang w:val="en-US"/>
-      </w:rPr>
-      <w:t>.30_03_2026</w:t>
+      <w:t>PARADISE (S71769) — eCRF 19: Gebruikershandleiding MoveMonitor</w:t>
     </w:r>
   </w:p>
 </w:hdr>

--- a/(e)CRF/Per visite/V4 - Opvolgvisite/19_Gebruikershandleiding MoveMonitor.docx
+++ b/(e)CRF/Per visite/V4 - Opvolgvisite/19_Gebruikershandleiding MoveMonitor.docx
@@ -143,197 +143,352 @@
 
 <file path=word/footer2.xml><?xml version="1.0" encoding="utf-8"?>
 <w:ftr xmlns:wpc="http://schemas.microsoft.com/office/word/2010/wordprocessingCanvas" xmlns:cx="http://schemas.microsoft.com/office/drawing/2014/chartex" xmlns:cx1="http://schemas.microsoft.com/office/drawing/2015/9/8/chartex" xmlns:cx2="http://schemas.microsoft.com/office/drawing/2015/10/21/chartex" xmlns:cx3="http://schemas.microsoft.com/office/drawing/2016/5/9/chartex" xmlns:cx4="http://schemas.microsoft.com/office/drawing/2016/5/10/chartex" xmlns:cx5="http://schemas.microsoft.com/office/drawing/2016/5/11/chartex" xmlns:cx6="http://schemas.microsoft.com/office/drawing/2016/5/12/chartex" xmlns:cx7="http://schemas.microsoft.com/office/drawing/2016/5/13/chartex" xmlns:cx8="http://schemas.microsoft.com/office/drawing/2016/5/14/chartex" xmlns:mc="http://schemas.openxmlformats.org/markup-compatibility/2006" xmlns:aink="http://schemas.microsoft.com/office/drawing/2016/ink" xmlns:am3d="http://schemas.microsoft.com/office/drawing/2017/model3d" xmlns:o="urn:schemas-microsoft-com:office:office" xmlns:oel="http://schemas.microsoft.com/office/2019/extlst" xmlns:r="http://schemas.openxmlformats.org/officeDocument/2006/relationships" xmlns:m="http://schemas.openxmlformats.org/officeDocument/2006/math" xmlns:v="urn:schemas-microsoft-com:vml" xmlns:wp14="http://schemas.microsoft.com/office/word/2010/wordprocessingDrawing" xmlns:wp="http://schemas.openxmlformats.org/drawingml/2006/wordprocessingDrawing" xmlns:w10="urn:schemas-microsoft-com:office:word" xmlns:w="http://schemas.openxmlformats.org/wordprocessingml/2006/main" xmlns:w14="http://schemas.microsoft.com/office/word/2010/wordml" xmlns:w15="http://schemas.microsoft.com/office/word/2012/wordml" xmlns:w16cex="http://schemas.microsoft.com/office/word/2018/wordml/cex" xmlns:w16cid="http://schemas.microsoft.com/office/word/2016/wordml/cid" xmlns:w16="http://schemas.microsoft.com/office/word/2018/wordml" xmlns:w16du="http://schemas.microsoft.com/office/word/2023/wordml/word16du" xmlns:w16sdtdh="http://schemas.microsoft.com/office/word/2020/wordml/sdtdatahash" xmlns:w16sdtfl="http://schemas.microsoft.com/office/word/2024/wordml/sdtformatlock" xmlns:w16se="http://schemas.microsoft.com/office/word/2015/wordml/symex" xmlns:wpg="http://schemas.microsoft.com/office/word/2010/wordprocessingGroup" xmlns:wpi="http://schemas.microsoft.com/office/word/2010/wordprocessingInk" xmlns:wne="http://schemas.microsoft.com/office/word/2006/wordml" xmlns:wps="http://schemas.microsoft.com/office/word/2010/wordprocessingShape" mc:Ignorable="w14 w15 w16se w16cid w16 w16cex w16sdtdh w16sdtfl w16du wp14">
-  <w:sdt>
-    <w:sdtPr>
-      <w:id w:val="931316503"/>
-      <w:docPartObj>
-        <w:docPartGallery w:val="Page Numbers (Bottom of Page)"/>
-        <w:docPartUnique/>
-      </w:docPartObj>
-    </w:sdtPr>
-    <w:sdtEndPr>
-      <w:rPr>
-        <w:color w:val="7F7F7F" w:themeColor="background1" w:themeShade="7F"/>
-        <w:spacing w:val="60"/>
-      </w:rPr>
-    </w:sdtEndPr>
-    <w:sdtContent>
-      <w:p>
-        <w:pPr>
-          <w:pStyle w:val="Footer"/>
-          <w:pBdr>
-            <w:top w:val="single" w:color="D9D9D9" w:themeColor="background1" w:themeShade="D9" w:sz="4" w:space="1"/>
-          </w:pBdr>
-          <w:jc w:val="right"/>
-        </w:pPr>
-        <w:r>
-          <w:rPr>
-            <w:rFonts w:ascii="Calibri" w:hAnsi="Calibri" w:cs="Calibri"/>
-            <w:color w:val="000000" w:themeColor="text1"/>
-          </w:rPr>
-          <w:fldChar w:fldCharType="begin"/>
-        </w:r>
-        <w:r>
-          <w:rPr>
-            <w:rFonts w:ascii="Calibri" w:hAnsi="Calibri" w:cs="Calibri"/>
-            <w:color w:val="000000" w:themeColor="text1"/>
-          </w:rPr>
-          <w:instrText xml:space="preserve"> PAGE   \* MERGEFORMAT </w:instrText>
-        </w:r>
-        <w:r>
-          <w:rPr>
-            <w:rFonts w:ascii="Calibri" w:hAnsi="Calibri" w:cs="Calibri"/>
-            <w:color w:val="000000" w:themeColor="text1"/>
-          </w:rPr>
-          <w:fldChar w:fldCharType="separate"/>
-        </w:r>
-        <w:r>
-          <w:rPr>
-            <w:rFonts w:ascii="Calibri" w:hAnsi="Calibri" w:cs="Calibri"/>
-            <w:noProof/>
-            <w:color w:val="000000" w:themeColor="text1"/>
-          </w:rPr>
-          <w:t>2</w:t>
-        </w:r>
-        <w:r>
-          <w:rPr>
-            <w:rFonts w:ascii="Calibri" w:hAnsi="Calibri" w:cs="Calibri"/>
-            <w:noProof/>
-            <w:color w:val="000000" w:themeColor="text1"/>
-          </w:rPr>
-          <w:fldChar w:fldCharType="end"/>
-        </w:r>
-        <w:r>
-          <w:rPr>
-            <w:rFonts w:ascii="Calibri" w:hAnsi="Calibri" w:cs="Calibri"/>
-            <w:color w:val="000000" w:themeColor="text1"/>
-          </w:rPr>
-          <w:t xml:space="preserve"> | </w:t>
-        </w:r>
-        <w:r>
-          <w:rPr>
-            <w:rFonts w:ascii="Calibri" w:hAnsi="Calibri" w:cs="Calibri"/>
-            <w:color w:val="000000" w:themeColor="text1"/>
-            <w:spacing w:val="60"/>
-          </w:rPr>
-          <w:t>1</w:t>
-        </w:r>
-      </w:p>
-    </w:sdtContent>
-  </w:sdt>
   <w:p>
     <w:pPr>
-      <w:pStyle w:val="Footer"/>
-      <w:jc w:val="center"/>
-      <w:rPr>
-        <w:rFonts w:ascii="Calibri" w:hAnsi="Calibri" w:cs="Calibri"/>
-      </w:rPr>
+      <w:pBdr>
+        <w:top w:val="single" w:sz="6" w:space="6" w:color="C4CED8"/>
+      </w:pBdr>
     </w:pPr>
     <w:r>
       <w:rPr>
-        <w:rFonts w:ascii="Arial" w:hAnsi="Arial" w:eastAsia="Arial" w:cs="Arial"/>
-        <w:b w:val="0"/>
-        <w:color w:val="59636E"/>
-        <w:sz w:val="18"/>
-      </w:rPr>
-      <w:t xml:space="preserve">Pagina </w:t>
+        <w:noProof/>
+      </w:rPr>
+      <w:drawing>
+        <wp:anchor distT="0" distB="0" distL="114300" distR="114300" simplePos="0" relativeHeight="251659264" behindDoc="0" locked="0" layoutInCell="1" allowOverlap="1" wp14:anchorId="4A8142CD" wp14:editId="6CB4EA88">
+          <wp:simplePos x="0" y="0"/>
+          <wp:positionH relativeFrom="column">
+            <wp:posOffset>5527362</wp:posOffset>
+          </wp:positionH>
+          <wp:positionV relativeFrom="paragraph">
+            <wp:posOffset>66098</wp:posOffset>
+          </wp:positionV>
+          <wp:extent cx="1272540" cy="484505"/>
+          <wp:effectExtent l="0" t="0" r="3810" b="0"/>
+          <wp:wrapSquare wrapText="bothSides"/>
+          <wp:docPr id="1206673644" name="Afbeelding 7"/>
+          <wp:cNvGraphicFramePr>
+            <a:graphicFrameLocks xmlns:a="http://schemas.openxmlformats.org/drawingml/2006/main" noChangeAspect="1"/>
+          </wp:cNvGraphicFramePr>
+          <a:graphic xmlns:a="http://schemas.openxmlformats.org/drawingml/2006/main">
+            <a:graphicData uri="http://schemas.openxmlformats.org/drawingml/2006/picture">
+              <pic:pic xmlns:pic="http://schemas.openxmlformats.org/drawingml/2006/picture">
+                <pic:nvPicPr>
+                  <pic:cNvPr id="1340115081" name="Afbeelding 1340115081"/>
+                  <pic:cNvPicPr/>
+                </pic:nvPicPr>
+                <pic:blipFill rotWithShape="1">
+                  <a:blip r:embed="rIdTplImgC">
+                    <a:extLst>
+                      <a:ext uri="{28A0092B-C50C-407E-A947-70E740481C1C}">
+                        <a14:useLocalDpi xmlns:a14="http://schemas.microsoft.com/office/drawing/2010/main" val="0"/>
+                      </a:ext>
+                    </a:extLst>
+                  </a:blip>
+                  <a:srcRect l="8409" t="28983" b="36048"/>
+                  <a:stretch>
+                    <a:fillRect/>
+                  </a:stretch>
+                </pic:blipFill>
+                <pic:spPr bwMode="auto">
+                  <a:xfrm>
+                    <a:off x="0" y="0"/>
+                    <a:ext cx="1272540" cy="484505"/>
+                  </a:xfrm>
+                  <a:prstGeom prst="rect">
+                    <a:avLst/>
+                  </a:prstGeom>
+                  <a:ln>
+                    <a:noFill/>
+                  </a:ln>
+                  <a:extLst>
+                    <a:ext uri="{53640926-AAD7-44D8-BBD7-CCE9431645EC}">
+                      <a14:shadowObscured xmlns:a14="http://schemas.microsoft.com/office/drawing/2010/main"/>
+                    </a:ext>
+                  </a:extLst>
+                </pic:spPr>
+              </pic:pic>
+            </a:graphicData>
+          </a:graphic>
+          <wp14:sizeRelH relativeFrom="page">
+            <wp14:pctWidth>0</wp14:pctWidth>
+          </wp14:sizeRelH>
+          <wp14:sizeRelV relativeFrom="page">
+            <wp14:pctHeight>0</wp14:pctHeight>
+          </wp14:sizeRelV>
+        </wp:anchor>
+      </w:drawing>
     </w:r>
     <w:r>
       <w:rPr>
-        <w:rFonts w:ascii="Arial" w:hAnsi="Arial" w:eastAsia="Arial" w:cs="Arial"/>
-        <w:b w:val="0"/>
         <w:color w:val="59636E"/>
-        <w:sz w:val="18"/>
+        <w:sz w:val="16"/>
+        <w:szCs w:val="16"/>
+      </w:rPr>
+      <w:t>PARADISE-</w:t>
+    </w:r>
+    <w:proofErr w:type="gramStart"/>
+    <w:r>
+      <w:rPr>
+        <w:color w:val="59636E"/>
+        <w:sz w:val="16"/>
+        <w:szCs w:val="16"/>
+      </w:rPr>
+      <w:t>studie  ·</w:t>
+    </w:r>
+    <w:proofErr w:type="gramEnd"/>
+    <w:r>
+      <w:rPr>
+        <w:color w:val="59636E"/>
+        <w:sz w:val="16"/>
+        <w:szCs w:val="16"/>
+      </w:rPr>
+      <w:t xml:space="preserve">  eCRF 19: Gebruikershandleiding MoveMonitor </w:t>
+    </w:r>
+    <w:proofErr w:type="gramStart"/>
+    <w:r>
+      <w:rPr>
+        <w:color w:val="59636E"/>
+        <w:sz w:val="16"/>
+        <w:szCs w:val="16"/>
+      </w:rPr>
+      <w:t>·</w:t>
+    </w:r>
+    <w:proofErr w:type="gramEnd"/>
+    <w:r>
+      <w:rPr>
+        <w:color w:val="59636E"/>
+        <w:sz w:val="16"/>
+        <w:szCs w:val="16"/>
+      </w:rPr>
+      <w:t xml:space="preserve">  Versie </w:t>
+    </w:r>
+    <w:proofErr w:type="gramStart"/>
+    <w:r>
+      <w:rPr>
+        <w:i/>
+        <w:iCs/>
+        <w:color w:val="59636E"/>
+        <w:sz w:val="16"/>
+        <w:szCs w:val="16"/>
+      </w:rPr>
+      <w:t xml:space="preserve">[ </w:t>
+    </w:r>
+    <w:r>
+      <w:rPr>
+        <w:i/>
+        <w:iCs/>
+        <w:color w:val="59636E"/>
+        <w:sz w:val="16"/>
+        <w:szCs w:val="16"/>
+      </w:rPr>
+      <w:t>1.0</w:t>
+    </w:r>
+    <w:proofErr w:type="gramEnd"/>
+    <w:r>
+      <w:rPr>
+        <w:i/>
+        <w:iCs/>
+        <w:color w:val="59636E"/>
+        <w:sz w:val="16"/>
+        <w:szCs w:val="16"/>
+      </w:rPr>
+      <w:t xml:space="preserve"> </w:t>
+    </w:r>
+    <w:proofErr w:type="gramStart"/>
+    <w:r>
+      <w:rPr>
+        <w:i/>
+        <w:iCs/>
+        <w:color w:val="59636E"/>
+        <w:sz w:val="16"/>
+        <w:szCs w:val="16"/>
+      </w:rPr>
+      <w:t>]</w:t>
+    </w:r>
+    <w:r>
+      <w:rPr>
+        <w:color w:val="59636E"/>
+        <w:sz w:val="16"/>
+        <w:szCs w:val="16"/>
+      </w:rPr>
+      <w:t xml:space="preserve">  ·</w:t>
+    </w:r>
+    <w:proofErr w:type="gramEnd"/>
+    <w:r>
+      <w:rPr>
+        <w:color w:val="59636E"/>
+        <w:sz w:val="16"/>
+        <w:szCs w:val="16"/>
+      </w:rPr>
+      <w:t xml:space="preserve">  </w:t>
+    </w:r>
+    <w:proofErr w:type="gramStart"/>
+    <w:r>
+      <w:rPr>
+        <w:i/>
+        <w:iCs/>
+        <w:color w:val="59636E"/>
+        <w:sz w:val="16"/>
+        <w:szCs w:val="16"/>
+      </w:rPr>
+      <w:t xml:space="preserve">[ </w:t>
+    </w:r>
+    <w:r>
+      <w:rPr>
+        <w:i/>
+        <w:iCs/>
+        <w:color w:val="59636E"/>
+        <w:sz w:val="16"/>
+        <w:szCs w:val="16"/>
+      </w:rPr>
+      <w:t>27</w:t>
+    </w:r>
+    <w:proofErr w:type="gramEnd"/>
+    <w:r>
+      <w:rPr>
+        <w:i/>
+        <w:iCs/>
+        <w:color w:val="59636E"/>
+        <w:sz w:val="16"/>
+        <w:szCs w:val="16"/>
+      </w:rPr>
+      <w:t>/07/</w:t>
+    </w:r>
+    <w:proofErr w:type="gramStart"/>
+    <w:r>
+      <w:rPr>
+        <w:i/>
+        <w:iCs/>
+        <w:color w:val="59636E"/>
+        <w:sz w:val="16"/>
+        <w:szCs w:val="16"/>
+      </w:rPr>
+      <w:t>2026</w:t>
+    </w:r>
+    <w:r>
+      <w:rPr>
+        <w:i/>
+        <w:iCs/>
+        <w:color w:val="59636E"/>
+        <w:sz w:val="16"/>
+        <w:szCs w:val="16"/>
+      </w:rPr>
+      <w:t xml:space="preserve"> ]</w:t>
+    </w:r>
+    <w:proofErr w:type="gramEnd"/>
+    <w:r>
+      <w:rPr>
+        <w:color w:val="59636E"/>
+        <w:sz w:val="16"/>
+        <w:szCs w:val="16"/>
+      </w:rPr>
+      <w:t xml:space="preserve">  </w:t>
+    </w:r>
+    <w:proofErr w:type="gramStart"/>
+    <w:r>
+      <w:rPr>
+        <w:color w:val="59636E"/>
+        <w:sz w:val="16"/>
+        <w:szCs w:val="16"/>
+      </w:rPr>
+      <w:t>·  Pagina</w:t>
+    </w:r>
+    <w:proofErr w:type="gramEnd"/>
+    <w:r>
+      <w:rPr>
+        <w:color w:val="59636E"/>
+        <w:sz w:val="16"/>
+        <w:szCs w:val="16"/>
+      </w:rPr>
+      <w:t xml:space="preserve"> </w:t>
+    </w:r>
+    <w:r>
+      <w:rPr>
+        <w:color w:val="59636E"/>
+        <w:sz w:val="16"/>
+        <w:szCs w:val="16"/>
       </w:rPr>
       <w:fldChar w:fldCharType="begin"/>
     </w:r>
     <w:r>
       <w:rPr>
-        <w:rFonts w:ascii="Arial" w:hAnsi="Arial" w:eastAsia="Arial" w:cs="Arial"/>
-        <w:b w:val="0"/>
         <w:color w:val="59636E"/>
-        <w:sz w:val="18"/>
-      </w:rPr>
-      <w:instrText xml:space="preserve"> PAGE </w:instrText>
+        <w:sz w:val="16"/>
+        <w:szCs w:val="16"/>
+      </w:rPr>
+      <w:instrText>PAGE</w:instrText>
     </w:r>
     <w:r>
       <w:rPr>
-        <w:rFonts w:ascii="Arial" w:hAnsi="Arial" w:eastAsia="Arial" w:cs="Arial"/>
-        <w:b w:val="0"/>
         <w:color w:val="59636E"/>
-        <w:sz w:val="18"/>
+        <w:sz w:val="16"/>
+        <w:szCs w:val="16"/>
       </w:rPr>
       <w:fldChar w:fldCharType="separate"/>
     </w:r>
     <w:r>
       <w:rPr>
-        <w:rFonts w:ascii="Arial" w:hAnsi="Arial" w:eastAsia="Arial" w:cs="Arial"/>
-        <w:b w:val="0"/>
+        <w:noProof/>
         <w:color w:val="59636E"/>
-        <w:sz w:val="18"/>
+        <w:sz w:val="16"/>
+        <w:szCs w:val="16"/>
       </w:rPr>
       <w:t>1</w:t>
     </w:r>
     <w:r>
       <w:rPr>
-        <w:rFonts w:ascii="Arial" w:hAnsi="Arial" w:eastAsia="Arial" w:cs="Arial"/>
-        <w:b w:val="0"/>
         <w:color w:val="59636E"/>
-        <w:sz w:val="18"/>
+        <w:sz w:val="16"/>
+        <w:szCs w:val="16"/>
       </w:rPr>
       <w:fldChar w:fldCharType="end"/>
     </w:r>
     <w:r>
       <w:rPr>
-        <w:rFonts w:ascii="Arial" w:hAnsi="Arial" w:eastAsia="Arial" w:cs="Arial"/>
-        <w:b w:val="0"/>
         <w:color w:val="59636E"/>
-        <w:sz w:val="18"/>
+        <w:sz w:val="16"/>
+        <w:szCs w:val="16"/>
       </w:rPr>
       <w:t xml:space="preserve"> van </w:t>
     </w:r>
     <w:r>
       <w:rPr>
-        <w:rFonts w:ascii="Arial" w:hAnsi="Arial" w:eastAsia="Arial" w:cs="Arial"/>
-        <w:b w:val="0"/>
         <w:color w:val="59636E"/>
-        <w:sz w:val="18"/>
+        <w:sz w:val="16"/>
+        <w:szCs w:val="16"/>
       </w:rPr>
       <w:fldChar w:fldCharType="begin"/>
     </w:r>
     <w:r>
       <w:rPr>
-        <w:rFonts w:ascii="Arial" w:hAnsi="Arial" w:eastAsia="Arial" w:cs="Arial"/>
-        <w:b w:val="0"/>
         <w:color w:val="59636E"/>
-        <w:sz w:val="18"/>
-      </w:rPr>
-      <w:instrText xml:space="preserve"> NUMPAGES </w:instrText>
+        <w:sz w:val="16"/>
+        <w:szCs w:val="16"/>
+      </w:rPr>
+      <w:instrText>NUMPAGES</w:instrText>
     </w:r>
     <w:r>
       <w:rPr>
-        <w:rFonts w:ascii="Arial" w:hAnsi="Arial" w:eastAsia="Arial" w:cs="Arial"/>
-        <w:b w:val="0"/>
         <w:color w:val="59636E"/>
-        <w:sz w:val="18"/>
+        <w:sz w:val="16"/>
+        <w:szCs w:val="16"/>
       </w:rPr>
       <w:fldChar w:fldCharType="separate"/>
     </w:r>
     <w:r>
       <w:rPr>
-        <w:rFonts w:ascii="Arial" w:hAnsi="Arial" w:eastAsia="Arial" w:cs="Arial"/>
-        <w:b w:val="0"/>
+        <w:noProof/>
         <w:color w:val="59636E"/>
-        <w:sz w:val="18"/>
-      </w:rPr>
-      <w:t>1</w:t>
+        <w:sz w:val="16"/>
+        <w:szCs w:val="16"/>
+      </w:rPr>
+      <w:t>2</w:t>
     </w:r>
     <w:r>
       <w:rPr>
-        <w:rFonts w:ascii="Arial" w:hAnsi="Arial" w:eastAsia="Arial" w:cs="Arial"/>
-        <w:b w:val="0"/>
         <w:color w:val="59636E"/>
-        <w:sz w:val="18"/>
+        <w:sz w:val="16"/>
+        <w:szCs w:val="16"/>
       </w:rPr>
       <w:fldChar w:fldCharType="end"/>
     </w:r>
@@ -384,24 +539,127 @@
 <w:hdr xmlns:wpc="http://schemas.microsoft.com/office/word/2010/wordprocessingCanvas" xmlns:cx="http://schemas.microsoft.com/office/drawing/2014/chartex" xmlns:cx1="http://schemas.microsoft.com/office/drawing/2015/9/8/chartex" xmlns:cx2="http://schemas.microsoft.com/office/drawing/2015/10/21/chartex" xmlns:cx3="http://schemas.microsoft.com/office/drawing/2016/5/9/chartex" xmlns:cx4="http://schemas.microsoft.com/office/drawing/2016/5/10/chartex" xmlns:cx5="http://schemas.microsoft.com/office/drawing/2016/5/11/chartex" xmlns:cx6="http://schemas.microsoft.com/office/drawing/2016/5/12/chartex" xmlns:cx7="http://schemas.microsoft.com/office/drawing/2016/5/13/chartex" xmlns:cx8="http://schemas.microsoft.com/office/drawing/2016/5/14/chartex" xmlns:mc="http://schemas.openxmlformats.org/markup-compatibility/2006" xmlns:aink="http://schemas.microsoft.com/office/drawing/2016/ink" xmlns:am3d="http://schemas.microsoft.com/office/drawing/2017/model3d" xmlns:o="urn:schemas-microsoft-com:office:office" xmlns:oel="http://schemas.microsoft.com/office/2019/extlst" xmlns:r="http://schemas.openxmlformats.org/officeDocument/2006/relationships" xmlns:m="http://schemas.openxmlformats.org/officeDocument/2006/math" xmlns:v="urn:schemas-microsoft-com:vml" xmlns:wp14="http://schemas.microsoft.com/office/word/2010/wordprocessingDrawing" xmlns:wp="http://schemas.openxmlformats.org/drawingml/2006/wordprocessingDrawing" xmlns:w10="urn:schemas-microsoft-com:office:word" xmlns:w="http://schemas.openxmlformats.org/wordprocessingml/2006/main" xmlns:w14="http://schemas.microsoft.com/office/word/2010/wordml" xmlns:w15="http://schemas.microsoft.com/office/word/2012/wordml" xmlns:w16cex="http://schemas.microsoft.com/office/word/2018/wordml/cex" xmlns:w16cid="http://schemas.microsoft.com/office/word/2016/wordml/cid" xmlns:w16="http://schemas.microsoft.com/office/word/2018/wordml" xmlns:w16du="http://schemas.microsoft.com/office/word/2023/wordml/word16du" xmlns:w16sdtdh="http://schemas.microsoft.com/office/word/2020/wordml/sdtdatahash" xmlns:w16sdtfl="http://schemas.microsoft.com/office/word/2024/wordml/sdtformatlock" xmlns:w16se="http://schemas.microsoft.com/office/word/2015/wordml/symex" xmlns:wpg="http://schemas.microsoft.com/office/word/2010/wordprocessingGroup" xmlns:wpi="http://schemas.microsoft.com/office/word/2010/wordprocessingInk" xmlns:wne="http://schemas.microsoft.com/office/word/2006/wordml" xmlns:wps="http://schemas.microsoft.com/office/word/2010/wordprocessingShape" mc:Ignorable="w14 w15 w16se w16cid w16 w16cex w16sdtdh w16sdtfl w16du wp14">
   <w:p>
     <w:pPr>
-      <w:pStyle w:val="Header"/>
-      <w:jc w:val="left"/>
-      <w:rPr>
-        <w:color w:val="000000" w:themeColor="text1"/>
-        <w:sz w:val="18"/>
-        <w:szCs w:val="18"/>
-        <w:lang w:val="en-US"/>
-      </w:rPr>
+      <w:pStyle w:val="Koptekst"/>
+      <w:jc w:val="right"/>
     </w:pPr>
     <w:r>
       <w:rPr>
-        <w:rFonts w:ascii="Arial" w:hAnsi="Arial" w:cs="Arial" w:eastAsia="Arial"/>
-        <w:b w:val="0"/>
-        <w:color w:val="59636E"/>
-        <w:sz w:val="18"/>
-        <w:lang w:val="en-US"/>
-      </w:rPr>
-      <w:t>PARADISE (S71769) — eCRF 19: Gebruikershandleiding MoveMonitor</w:t>
+        <w:noProof/>
+      </w:rPr>
+      <w:drawing>
+        <wp:anchor distT="0" distB="0" distL="114300" distR="114300" simplePos="0" relativeHeight="251658240" behindDoc="1" locked="0" layoutInCell="1" allowOverlap="1" wp14:anchorId="755D2A89" wp14:editId="42F71064">
+          <wp:simplePos x="0" y="0"/>
+          <wp:positionH relativeFrom="margin">
+            <wp:align>left</wp:align>
+          </wp:positionH>
+          <wp:positionV relativeFrom="paragraph">
+            <wp:posOffset>-20955</wp:posOffset>
+          </wp:positionV>
+          <wp:extent cx="1615079" cy="720000"/>
+          <wp:effectExtent l="0" t="0" r="0" b="0"/>
+          <wp:wrapTight wrapText="bothSides">
+            <wp:wrapPolygon edited="0">
+              <wp:start x="510" y="1716"/>
+              <wp:lineTo x="255" y="5719"/>
+              <wp:lineTo x="764" y="20018"/>
+              <wp:lineTo x="8664" y="20018"/>
+              <wp:lineTo x="13250" y="18874"/>
+              <wp:lineTo x="20895" y="14298"/>
+              <wp:lineTo x="20895" y="9151"/>
+              <wp:lineTo x="14015" y="4004"/>
+              <wp:lineTo x="8664" y="1716"/>
+              <wp:lineTo x="510" y="1716"/>
+            </wp:wrapPolygon>
+          </wp:wrapTight>
+          <wp:docPr id="1820294796" name="Afbeelding 5"/>
+          <wp:cNvGraphicFramePr>
+            <a:graphicFrameLocks xmlns:a="http://schemas.openxmlformats.org/drawingml/2006/main" noChangeAspect="1"/>
+          </wp:cNvGraphicFramePr>
+          <a:graphic xmlns:a="http://schemas.openxmlformats.org/drawingml/2006/main">
+            <a:graphicData uri="http://schemas.openxmlformats.org/drawingml/2006/picture">
+              <pic:pic xmlns:pic="http://schemas.openxmlformats.org/drawingml/2006/picture">
+                <pic:nvPicPr>
+                  <pic:cNvPr id="1820294796" name="Afbeelding 1820294796"/>
+                  <pic:cNvPicPr/>
+                </pic:nvPicPr>
+                <pic:blipFill>
+                  <a:blip r:embed="rIdTplImgA">
+                    <a:extLst>
+                      <a:ext uri="{28A0092B-C50C-407E-A947-70E740481C1C}">
+                        <a14:useLocalDpi xmlns:a14="http://schemas.microsoft.com/office/drawing/2010/main" val="0"/>
+                      </a:ext>
+                    </a:extLst>
+                  </a:blip>
+                  <a:stretch>
+                    <a:fillRect/>
+                  </a:stretch>
+                </pic:blipFill>
+                <pic:spPr>
+                  <a:xfrm>
+                    <a:off x="0" y="0"/>
+                    <a:ext cx="1615079" cy="720000"/>
+                  </a:xfrm>
+                  <a:prstGeom prst="rect">
+                    <a:avLst/>
+                  </a:prstGeom>
+                </pic:spPr>
+              </pic:pic>
+            </a:graphicData>
+          </a:graphic>
+          <wp14:sizeRelH relativeFrom="page">
+            <wp14:pctWidth>0</wp14:pctWidth>
+          </wp14:sizeRelH>
+          <wp14:sizeRelV relativeFrom="page">
+            <wp14:pctHeight>0</wp14:pctHeight>
+          </wp14:sizeRelV>
+        </wp:anchor>
+      </w:drawing>
+    </w:r>
+    <w:r>
+      <w:rPr>
+        <w:noProof/>
+      </w:rPr>
+      <w:drawing>
+        <wp:inline distT="0" distB="0" distL="0" distR="0" wp14:anchorId="4E8F3C53" wp14:editId="680A2799">
+          <wp:extent cx="2525825" cy="720000"/>
+          <wp:effectExtent l="0" t="0" r="0" b="4445"/>
+          <wp:docPr id="328170997" name="Afbeelding 6"/>
+          <wp:cNvGraphicFramePr>
+            <a:graphicFrameLocks xmlns:a="http://schemas.openxmlformats.org/drawingml/2006/main" noChangeAspect="1"/>
+          </wp:cNvGraphicFramePr>
+          <a:graphic xmlns:a="http://schemas.openxmlformats.org/drawingml/2006/main">
+            <a:graphicData uri="http://schemas.openxmlformats.org/drawingml/2006/picture">
+              <pic:pic xmlns:pic="http://schemas.openxmlformats.org/drawingml/2006/picture">
+                <pic:nvPicPr>
+                  <pic:cNvPr id="328170997" name="Afbeelding 328170997"/>
+                  <pic:cNvPicPr/>
+                </pic:nvPicPr>
+                <pic:blipFill>
+                  <a:blip r:embed="rIdTplImgB">
+                    <a:extLst>
+                      <a:ext uri="{28A0092B-C50C-407E-A947-70E740481C1C}">
+                        <a14:useLocalDpi xmlns:a14="http://schemas.microsoft.com/office/drawing/2010/main" val="0"/>
+                      </a:ext>
+                    </a:extLst>
+                  </a:blip>
+                  <a:stretch>
+                    <a:fillRect/>
+                  </a:stretch>
+                </pic:blipFill>
+                <pic:spPr>
+                  <a:xfrm>
+                    <a:off x="0" y="0"/>
+                    <a:ext cx="2525825" cy="720000"/>
+                  </a:xfrm>
+                  <a:prstGeom prst="rect">
+                    <a:avLst/>
+                  </a:prstGeom>
+                </pic:spPr>
+              </pic:pic>
+            </a:graphicData>
+          </a:graphic>
+        </wp:inline>
+      </w:drawing>
     </w:r>
   </w:p>
 </w:hdr>

--- a/(e)CRF/Per visite/V4 - Opvolgvisite/19_Gebruikershandleiding MoveMonitor.docx
+++ b/(e)CRF/Per visite/V4 - Opvolgvisite/19_Gebruikershandleiding MoveMonitor.docx
@@ -157,7 +157,7 @@
         <wp:anchor distT="0" distB="0" distL="114300" distR="114300" simplePos="0" relativeHeight="251659264" behindDoc="0" locked="0" layoutInCell="1" allowOverlap="1" wp14:anchorId="4A8142CD" wp14:editId="6CB4EA88">
           <wp:simplePos x="0" y="0"/>
           <wp:positionH relativeFrom="column">
-            <wp:posOffset>5527362</wp:posOffset>
+            <wp:posOffset>5351825</wp:posOffset>
           </wp:positionH>
           <wp:positionV relativeFrom="paragraph">
             <wp:posOffset>66098</wp:posOffset>

--- a/(e)CRF/Per visite/V4 - Opvolgvisite/19_Gebruikershandleiding MoveMonitor.docx
+++ b/(e)CRF/Per visite/V4 - Opvolgvisite/19_Gebruikershandleiding MoveMonitor.docx
@@ -1,6 +1,6 @@
 
 <file path=word/document.xml><?xml version="1.0" encoding="utf-8"?>
-<w:document xmlns:wpc="http://schemas.microsoft.com/office/word/2010/wordprocessingCanvas" xmlns:cx="http://schemas.microsoft.com/office/drawing/2014/chartex" xmlns:cx1="http://schemas.microsoft.com/office/drawing/2015/9/8/chartex" xmlns:cx2="http://schemas.microsoft.com/office/drawing/2015/10/21/chartex" xmlns:cx3="http://schemas.microsoft.com/office/drawing/2016/5/9/chartex" xmlns:cx4="http://schemas.microsoft.com/office/drawing/2016/5/10/chartex" xmlns:cx5="http://schemas.microsoft.com/office/drawing/2016/5/11/chartex" xmlns:cx6="http://schemas.microsoft.com/office/drawing/2016/5/12/chartex" xmlns:cx7="http://schemas.microsoft.com/office/drawing/2016/5/13/chartex" xmlns:cx8="http://schemas.microsoft.com/office/drawing/2016/5/14/chartex" xmlns:mc="http://schemas.openxmlformats.org/markup-compatibility/2006" xmlns:aink="http://schemas.microsoft.com/office/drawing/2016/ink" xmlns:am3d="http://schemas.microsoft.com/office/drawing/2017/model3d" xmlns:o="urn:schemas-microsoft-com:office:office" xmlns:oel="http://schemas.microsoft.com/office/2019/extlst" xmlns:r="http://schemas.openxmlformats.org/officeDocument/2006/relationships" xmlns:m="http://schemas.openxmlformats.org/officeDocument/2006/math" xmlns:v="urn:schemas-microsoft-com:vml" xmlns:wp14="http://schemas.microsoft.com/office/word/2010/wordprocessingDrawing" xmlns:wp="http://schemas.openxmlformats.org/drawingml/2006/wordprocessingDrawing" xmlns:w10="urn:schemas-microsoft-com:office:word" xmlns:w="http://schemas.openxmlformats.org/wordprocessingml/2006/main" xmlns:w14="http://schemas.microsoft.com/office/word/2010/wordml" xmlns:w15="http://schemas.microsoft.com/office/word/2012/wordml" xmlns:w16cex="http://schemas.microsoft.com/office/word/2018/wordml/cex" xmlns:w16cid="http://schemas.microsoft.com/office/word/2016/wordml/cid" xmlns:w16="http://schemas.microsoft.com/office/word/2018/wordml" xmlns:w16du="http://schemas.microsoft.com/office/word/2023/wordml/word16du" xmlns:w16sdtdh="http://schemas.microsoft.com/office/word/2020/wordml/sdtdatahash" xmlns:w16sdtfl="http://schemas.microsoft.com/office/word/2024/wordml/sdtformatlock" xmlns:w16se="http://schemas.microsoft.com/office/word/2015/wordml/symex" xmlns:wpg="http://schemas.microsoft.com/office/word/2010/wordprocessingGroup" xmlns:wpi="http://schemas.microsoft.com/office/word/2010/wordprocessingInk" xmlns:wne="http://schemas.microsoft.com/office/word/2006/wordml" xmlns:wps="http://schemas.microsoft.com/office/word/2010/wordprocessingShape" mc:Ignorable="w14 w15 w16se w16cid w16 w16cex w16sdtdh w16sdtfl w16du wp14">
+<w:document xmlns:wpc="http://schemas.microsoft.com/office/word/2010/wordprocessingCanvas" xmlns:cx="http://schemas.microsoft.com/office/drawing/2014/chartex" xmlns:cx1="http://schemas.microsoft.com/office/drawing/2015/9/8/chartex" xmlns:cx2="http://schemas.microsoft.com/office/drawing/2015/10/21/chartex" xmlns:cx3="http://schemas.microsoft.com/office/drawing/2016/5/9/chartex" xmlns:cx4="http://schemas.microsoft.com/office/drawing/2016/5/10/chartex" xmlns:cx5="http://schemas.microsoft.com/office/drawing/2016/5/11/chartex" xmlns:cx6="http://schemas.microsoft.com/office/drawing/2016/5/12/chartex" xmlns:cx7="http://schemas.microsoft.com/office/drawing/2016/5/13/chartex" xmlns:cx8="http://schemas.microsoft.com/office/drawing/2016/5/14/chartex" xmlns:mc="http://schemas.openxmlformats.org/markup-compatibility/2006" xmlns:aink="http://schemas.microsoft.com/office/drawing/2016/ink" xmlns:am3d="http://schemas.microsoft.com/office/drawing/2017/model3d" xmlns:o="urn:schemas-microsoft-com:office:office" xmlns:oel="http://schemas.microsoft.com/office/2019/extlst" xmlns:r="http://schemas.openxmlformats.org/officeDocument/2006/relationships" xmlns:m="http://schemas.openxmlformats.org/officeDocument/2006/math" xmlns:v="urn:schemas-microsoft-com:vml" xmlns:wp14="http://schemas.microsoft.com/office/word/2010/wordprocessingDrawing" xmlns:wp="http://schemas.openxmlformats.org/drawingml/2006/wordprocessingDrawing" xmlns:w10="urn:schemas-microsoft-com:office:word" xmlns:w="http://schemas.openxmlformats.org/wordprocessingml/2006/main" xmlns:w14="http://schemas.microsoft.com/office/word/2010/wordml" xmlns:w15="http://schemas.microsoft.com/office/word/2012/wordml" xmlns:w16cei="http://schemas.microsoft.com/office/word/2026/wordml/cei" xmlns:w16cex="http://schemas.microsoft.com/office/word/2018/wordml/cex" xmlns:w16cid="http://schemas.microsoft.com/office/word/2016/wordml/cid" xmlns:w16="http://schemas.microsoft.com/office/word/2018/wordml" xmlns:w16du="http://schemas.microsoft.com/office/word/2023/wordml/word16du" xmlns:w16sdtdh="http://schemas.microsoft.com/office/word/2020/wordml/sdtdatahash" xmlns:w16sdtfl="http://schemas.microsoft.com/office/word/2024/wordml/sdtformatlock" xmlns:w16se="http://schemas.microsoft.com/office/word/2015/wordml/symex" xmlns:wpg="http://schemas.microsoft.com/office/word/2010/wordprocessingGroup" xmlns:wpi="http://schemas.microsoft.com/office/word/2010/wordprocessingInk" xmlns:wne="http://schemas.microsoft.com/office/word/2006/wordml" xmlns:wps="http://schemas.microsoft.com/office/word/2010/wordprocessingShape" mc:Ignorable="w14 w15 w16se w16cid w16 w16cex w16sdtdh w16sdtfl w16du wp14">
   <w:body>
     <w:p>
       <w:pPr>
@@ -13,9 +13,8 @@
       </w:pPr>
       <w:r>
         <w:rPr>
-          <w:rFonts w:ascii="Arial" w:hAnsi="Arial" w:cs="Arial" w:eastAsia="Arial"/>
-          <w:b w:val="1"/>
-          <w:bCs w:val="1"/>
+          <w:b/>
+          <w:bCs/>
           <w:color w:val="123A5F"/>
           <w:sz w:val="28"/>
           <w:szCs w:val="28"/>
@@ -25,9 +24,8 @@
       </w:r>
       <w:r>
         <w:rPr>
-          <w:rFonts w:ascii="Arial" w:hAnsi="Arial" w:cs="Arial" w:eastAsia="Arial"/>
-          <w:b w:val="1"/>
-          <w:bCs w:val="1"/>
+          <w:b/>
+          <w:bCs/>
           <w:color w:val="123A5F"/>
           <w:sz w:val="28"/>
           <w:szCs w:val="28"/>
@@ -37,9 +35,8 @@
       </w:r>
       <w:r>
         <w:rPr>
-          <w:rFonts w:ascii="Arial" w:hAnsi="Arial" w:cs="Arial" w:eastAsia="Arial"/>
-          <w:b w:val="1"/>
-          <w:bCs w:val="1"/>
+          <w:b/>
+          <w:bCs/>
           <w:color w:val="123A5F"/>
           <w:sz w:val="28"/>
           <w:szCs w:val="28"/>
@@ -49,9 +46,8 @@
       </w:r>
       <w:r>
         <w:rPr>
-          <w:rFonts w:ascii="Arial" w:hAnsi="Arial" w:cs="Arial" w:eastAsia="Arial"/>
-          <w:b w:val="1"/>
-          <w:bCs w:val="1"/>
+          <w:b/>
+          <w:bCs/>
           <w:color w:val="123A5F"/>
           <w:sz w:val="28"/>
           <w:szCs w:val="28"/>
@@ -61,49 +57,145 @@
       </w:r>
       <w:r>
         <w:rPr>
-          <w:rFonts w:ascii="Arial" w:hAnsi="Arial" w:cs="Arial" w:eastAsia="Arial"/>
-          <w:b w:val="1"/>
-          <w:bCs w:val="1"/>
+          <w:b/>
+          <w:bCs/>
           <w:color w:val="123A5F"/>
           <w:sz w:val="28"/>
           <w:szCs w:val="28"/>
           <w:lang w:val="en-US"/>
         </w:rPr>
-        <w:t xml:space="preserve"> </w:t>
+        <w:t xml:space="preserve"> Participant User Manual of the MoveMonitor</w:t>
       </w:r>
+    </w:p>
+    <w:p>
       <w:r>
         <w:rPr>
-          <w:rFonts w:ascii="Arial" w:hAnsi="Arial" w:cs="Arial" w:eastAsia="Arial"/>
-          <w:b w:val="1"/>
-          <w:bCs w:val="1"/>
-          <w:color w:val="123A5F"/>
-          <w:sz w:val="28"/>
-          <w:szCs w:val="28"/>
-          <w:lang w:val="en-US"/>
+          <w:color w:val="2E3B47"/>
         </w:rPr>
-        <w:t xml:space="preserve">Participant User Manual of the </w:t>
+        <w:t>De bewegingsmeter (MoveMonitor) is een klein toestel dat meet hoe actief u bent gedurende de dag. Dit geeft een beeld van uw normale beweegpatroon.</w:t>
       </w:r>
+    </w:p>
+    <w:p>
       <w:r>
         <w:rPr>
-          <w:rFonts w:ascii="Arial" w:hAnsi="Arial" w:cs="Arial" w:eastAsia="Arial"/>
-          <w:b w:val="1"/>
-          <w:bCs w:val="1"/>
+          <w:b/>
           <w:color w:val="123A5F"/>
-          <w:sz w:val="28"/>
-          <w:szCs w:val="28"/>
-          <w:lang w:val="en-US"/>
+          <w:sz w:val="27"/>
         </w:rPr>
-        <w:t>MoveMonitor</w:t>
+        <w:t>Hoe draagt u het toestel?</w:t>
       </w:r>
     </w:p>
+    <w:p>
+      <w:pPr>
+        <w:pStyle w:val="Lijstalinea"/>
+        <w:ind w:left="360"/>
+      </w:pPr>
+      <w:r>
+        <w:rPr>
+          <w:color w:val="2E3B47"/>
+        </w:rPr>
+        <w:t>•  U draagt het toestel rond uw middel, ter hoogte van uw onderrug — op de huid of over een dunne laag kleding.</w:t>
+      </w:r>
+    </w:p>
+    <w:p>
+      <w:pPr>
+        <w:pStyle w:val="Lijstalinea"/>
+        <w:ind w:left="360"/>
+      </w:pPr>
+      <w:r>
+        <w:rPr>
+          <w:color w:val="2E3B47"/>
+        </w:rPr>
+        <w:t>•  Het toestel is niet waterdicht: doe het af wanneer u gaat douchen, baden of zwemmen, en doe het nadien opnieuw om.</w:t>
+      </w:r>
+    </w:p>
+    <w:p>
+      <w:pPr>
+        <w:pStyle w:val="Lijstalinea"/>
+        <w:ind w:left="360"/>
+      </w:pPr>
+      <w:r>
+        <w:rPr>
+          <w:color w:val="2E3B47"/>
+        </w:rPr>
+        <w:t>•  U draagt het toestel 7 dagen na elkaar, dag en nacht.</w:t>
+      </w:r>
+    </w:p>
+    <w:p>
+      <w:pPr>
+        <w:pStyle w:val="Lijstalinea"/>
+        <w:ind w:left="360"/>
+      </w:pPr>
+      <w:r>
+        <w:rPr>
+          <w:color w:val="2E3B47"/>
+        </w:rPr>
+        <w:t>•  U gaat gewoon verder met uw dagelijkse activiteiten — er is niets speciaals dat u moet doen.</w:t>
+      </w:r>
+    </w:p>
+    <w:p>
+      <w:r>
+        <w:rPr>
+          <w:b/>
+          <w:color w:val="123A5F"/>
+          <w:sz w:val="27"/>
+        </w:rPr>
+        <w:t>Wanneer draagt u de bewegingsmeter?</w:t>
+      </w:r>
+    </w:p>
+    <w:p>
+      <w:r>
+        <w:rPr>
+          <w:color w:val="2E3B47"/>
+        </w:rPr>
+        <w:t>U draagt de bewegingsmeter twee keer tijdens de studie: bij de start, en opnieuw na 6 maanden. Telkens gedurende één week.</w:t>
+      </w:r>
+    </w:p>
+    <w:p>
+      <w:r>
+        <w:rPr>
+          <w:b/>
+          <w:color w:val="123A5F"/>
+          <w:sz w:val="27"/>
+        </w:rPr>
+        <w:t>Wat gebeurt er met het toestel nadien?</w:t>
+      </w:r>
+    </w:p>
+    <w:p>
+      <w:r>
+        <w:rPr>
+          <w:color w:val="2E3B47"/>
+        </w:rPr>
+        <w:t>Na de 7 dagen brengt u het toestel terug mee naar uw volgende afspraak. Uw zorgverlener leest de gegevens dan uit.</w:t>
+      </w:r>
+    </w:p>
+    <w:p>
+      <w:r>
+        <w:rPr>
+          <w:b/>
+          <w:color w:val="123A5F"/>
+          <w:sz w:val="27"/>
+        </w:rPr>
+        <w:t>Vragen?</w:t>
+      </w:r>
+    </w:p>
+    <w:p>
+      <w:r>
+        <w:rPr>
+          <w:color w:val="2E3B47"/>
+        </w:rPr>
+        <w:t>Hebt u vragen over de bewegingsmeter? Neem dan contact op met uw zorgverlener.</w:t>
+      </w:r>
+    </w:p>
+    <w:p/>
     <w:sectPr>
-      <w:headerReference w:type="even" r:id="rId7"/>
-      <w:headerReference w:type="default" r:id="rId8"/>
-      <w:footerReference w:type="even" r:id="rId9"/>
-      <w:footerReference w:type="default" r:id="rId10"/>
-      <w:headerReference w:type="first" r:id="rId11"/>
-      <w:footerReference w:type="first" r:id="rId12"/>
-      <w:pgSz w:w="11906" w:h="16838" w:orient="portrait"/>
+      <w:headerReference w:type="even" r:id="rId10"/>
+      <w:headerReference w:type="default" r:id="rId11"/>
+      <w:footerReference w:type="even" r:id="rId12"/>
+      <w:footerReference w:type="default" r:id="rId13"/>
+      <w:headerReference w:type="first" r:id="rId14"/>
+      <w:footerReference w:type="first" r:id="rId15"/>
+      <w:pgSz w:w="11906" w:h="16838"/>
       <w:pgMar w:top="1440" w:right="1440" w:bottom="1440" w:left="1440" w:header="708" w:footer="708" w:gutter="0"/>
       <w:cols w:space="708"/>
       <w:docGrid w:linePitch="360"/>
@@ -113,7 +205,7 @@
 </file>
 
 <file path=word/endnotes.xml><?xml version="1.0" encoding="utf-8"?>
-<w:endnotes xmlns:wpc="http://schemas.microsoft.com/office/word/2010/wordprocessingCanvas" xmlns:cx="http://schemas.microsoft.com/office/drawing/2014/chartex" xmlns:cx1="http://schemas.microsoft.com/office/drawing/2015/9/8/chartex" xmlns:cx2="http://schemas.microsoft.com/office/drawing/2015/10/21/chartex" xmlns:cx3="http://schemas.microsoft.com/office/drawing/2016/5/9/chartex" xmlns:cx4="http://schemas.microsoft.com/office/drawing/2016/5/10/chartex" xmlns:cx5="http://schemas.microsoft.com/office/drawing/2016/5/11/chartex" xmlns:cx6="http://schemas.microsoft.com/office/drawing/2016/5/12/chartex" xmlns:cx7="http://schemas.microsoft.com/office/drawing/2016/5/13/chartex" xmlns:cx8="http://schemas.microsoft.com/office/drawing/2016/5/14/chartex" xmlns:mc="http://schemas.openxmlformats.org/markup-compatibility/2006" xmlns:aink="http://schemas.microsoft.com/office/drawing/2016/ink" xmlns:am3d="http://schemas.microsoft.com/office/drawing/2017/model3d" xmlns:o="urn:schemas-microsoft-com:office:office" xmlns:oel="http://schemas.microsoft.com/office/2019/extlst" xmlns:r="http://schemas.openxmlformats.org/officeDocument/2006/relationships" xmlns:m="http://schemas.openxmlformats.org/officeDocument/2006/math" xmlns:v="urn:schemas-microsoft-com:vml" xmlns:wp14="http://schemas.microsoft.com/office/word/2010/wordprocessingDrawing" xmlns:wp="http://schemas.openxmlformats.org/drawingml/2006/wordprocessingDrawing" xmlns:w10="urn:schemas-microsoft-com:office:word" xmlns:w="http://schemas.openxmlformats.org/wordprocessingml/2006/main" xmlns:w14="http://schemas.microsoft.com/office/word/2010/wordml" xmlns:w15="http://schemas.microsoft.com/office/word/2012/wordml" xmlns:w16cex="http://schemas.microsoft.com/office/word/2018/wordml/cex" xmlns:w16cid="http://schemas.microsoft.com/office/word/2016/wordml/cid" xmlns:w16="http://schemas.microsoft.com/office/word/2018/wordml" xmlns:w16du="http://schemas.microsoft.com/office/word/2023/wordml/word16du" xmlns:w16sdtdh="http://schemas.microsoft.com/office/word/2020/wordml/sdtdatahash" xmlns:w16sdtfl="http://schemas.microsoft.com/office/word/2024/wordml/sdtformatlock" xmlns:w16se="http://schemas.microsoft.com/office/word/2015/wordml/symex" xmlns:wpg="http://schemas.microsoft.com/office/word/2010/wordprocessingGroup" xmlns:wpi="http://schemas.microsoft.com/office/word/2010/wordprocessingInk" xmlns:wne="http://schemas.microsoft.com/office/word/2006/wordml" xmlns:wps="http://schemas.microsoft.com/office/word/2010/wordprocessingShape" mc:Ignorable="w14 w15 w16se w16cid w16 w16cex w16sdtdh w16sdtfl w16du wp14">
+<w:endnotes xmlns:wpc="http://schemas.microsoft.com/office/word/2010/wordprocessingCanvas" xmlns:cx="http://schemas.microsoft.com/office/drawing/2014/chartex" xmlns:cx1="http://schemas.microsoft.com/office/drawing/2015/9/8/chartex" xmlns:cx2="http://schemas.microsoft.com/office/drawing/2015/10/21/chartex" xmlns:cx3="http://schemas.microsoft.com/office/drawing/2016/5/9/chartex" xmlns:cx4="http://schemas.microsoft.com/office/drawing/2016/5/10/chartex" xmlns:cx5="http://schemas.microsoft.com/office/drawing/2016/5/11/chartex" xmlns:cx6="http://schemas.microsoft.com/office/drawing/2016/5/12/chartex" xmlns:cx7="http://schemas.microsoft.com/office/drawing/2016/5/13/chartex" xmlns:cx8="http://schemas.microsoft.com/office/drawing/2016/5/14/chartex" xmlns:mc="http://schemas.openxmlformats.org/markup-compatibility/2006" xmlns:aink="http://schemas.microsoft.com/office/drawing/2016/ink" xmlns:am3d="http://schemas.microsoft.com/office/drawing/2017/model3d" xmlns:o="urn:schemas-microsoft-com:office:office" xmlns:oel="http://schemas.microsoft.com/office/2019/extlst" xmlns:r="http://schemas.openxmlformats.org/officeDocument/2006/relationships" xmlns:m="http://schemas.openxmlformats.org/officeDocument/2006/math" xmlns:v="urn:schemas-microsoft-com:vml" xmlns:wp14="http://schemas.microsoft.com/office/word/2010/wordprocessingDrawing" xmlns:wp="http://schemas.openxmlformats.org/drawingml/2006/wordprocessingDrawing" xmlns:w10="urn:schemas-microsoft-com:office:word" xmlns:w="http://schemas.openxmlformats.org/wordprocessingml/2006/main" xmlns:w14="http://schemas.microsoft.com/office/word/2010/wordml" xmlns:w15="http://schemas.microsoft.com/office/word/2012/wordml" xmlns:w16cei="http://schemas.microsoft.com/office/word/2026/wordml/cei" xmlns:w16cex="http://schemas.microsoft.com/office/word/2018/wordml/cex" xmlns:w16cid="http://schemas.microsoft.com/office/word/2016/wordml/cid" xmlns:w16="http://schemas.microsoft.com/office/word/2018/wordml" xmlns:w16du="http://schemas.microsoft.com/office/word/2023/wordml/word16du" xmlns:w16sdtdh="http://schemas.microsoft.com/office/word/2020/wordml/sdtdatahash" xmlns:w16sdtfl="http://schemas.microsoft.com/office/word/2024/wordml/sdtformatlock" xmlns:w16se="http://schemas.microsoft.com/office/word/2015/wordml/symex" xmlns:wpg="http://schemas.microsoft.com/office/word/2010/wordprocessingGroup" xmlns:wpi="http://schemas.microsoft.com/office/word/2010/wordprocessingInk" xmlns:wne="http://schemas.microsoft.com/office/word/2006/wordml" xmlns:wps="http://schemas.microsoft.com/office/word/2010/wordprocessingShape" mc:Ignorable="w14 w15 w16se w16cid w16 w16cex w16sdtdh w16sdtfl w16du wp14">
   <w:endnote w:type="separator" w:id="-1">
     <w:p>
       <w:pPr>
@@ -132,17 +224,17 @@
 </file>
 
 <file path=word/footer1.xml><?xml version="1.0" encoding="utf-8"?>
-<w:ftr xmlns:wpc="http://schemas.microsoft.com/office/word/2010/wordprocessingCanvas" xmlns:cx="http://schemas.microsoft.com/office/drawing/2014/chartex" xmlns:cx1="http://schemas.microsoft.com/office/drawing/2015/9/8/chartex" xmlns:cx2="http://schemas.microsoft.com/office/drawing/2015/10/21/chartex" xmlns:cx3="http://schemas.microsoft.com/office/drawing/2016/5/9/chartex" xmlns:cx4="http://schemas.microsoft.com/office/drawing/2016/5/10/chartex" xmlns:cx5="http://schemas.microsoft.com/office/drawing/2016/5/11/chartex" xmlns:cx6="http://schemas.microsoft.com/office/drawing/2016/5/12/chartex" xmlns:cx7="http://schemas.microsoft.com/office/drawing/2016/5/13/chartex" xmlns:cx8="http://schemas.microsoft.com/office/drawing/2016/5/14/chartex" xmlns:mc="http://schemas.openxmlformats.org/markup-compatibility/2006" xmlns:aink="http://schemas.microsoft.com/office/drawing/2016/ink" xmlns:am3d="http://schemas.microsoft.com/office/drawing/2017/model3d" xmlns:o="urn:schemas-microsoft-com:office:office" xmlns:oel="http://schemas.microsoft.com/office/2019/extlst" xmlns:r="http://schemas.openxmlformats.org/officeDocument/2006/relationships" xmlns:m="http://schemas.openxmlformats.org/officeDocument/2006/math" xmlns:v="urn:schemas-microsoft-com:vml" xmlns:wp14="http://schemas.microsoft.com/office/word/2010/wordprocessingDrawing" xmlns:wp="http://schemas.openxmlformats.org/drawingml/2006/wordprocessingDrawing" xmlns:w10="urn:schemas-microsoft-com:office:word" xmlns:w="http://schemas.openxmlformats.org/wordprocessingml/2006/main" xmlns:w14="http://schemas.microsoft.com/office/word/2010/wordml" xmlns:w15="http://schemas.microsoft.com/office/word/2012/wordml" xmlns:w16cex="http://schemas.microsoft.com/office/word/2018/wordml/cex" xmlns:w16cid="http://schemas.microsoft.com/office/word/2016/wordml/cid" xmlns:w16="http://schemas.microsoft.com/office/word/2018/wordml" xmlns:w16du="http://schemas.microsoft.com/office/word/2023/wordml/word16du" xmlns:w16sdtdh="http://schemas.microsoft.com/office/word/2020/wordml/sdtdatahash" xmlns:w16sdtfl="http://schemas.microsoft.com/office/word/2024/wordml/sdtformatlock" xmlns:w16se="http://schemas.microsoft.com/office/word/2015/wordml/symex" xmlns:wpg="http://schemas.microsoft.com/office/word/2010/wordprocessingGroup" xmlns:wpi="http://schemas.microsoft.com/office/word/2010/wordprocessingInk" xmlns:wne="http://schemas.microsoft.com/office/word/2006/wordml" xmlns:wps="http://schemas.microsoft.com/office/word/2010/wordprocessingShape" mc:Ignorable="w14 w15 w16se w16cid w16 w16cex w16sdtdh w16sdtfl w16du wp14">
+<w:ftr xmlns:wpc="http://schemas.microsoft.com/office/word/2010/wordprocessingCanvas" xmlns:cx="http://schemas.microsoft.com/office/drawing/2014/chartex" xmlns:cx1="http://schemas.microsoft.com/office/drawing/2015/9/8/chartex" xmlns:cx2="http://schemas.microsoft.com/office/drawing/2015/10/21/chartex" xmlns:cx3="http://schemas.microsoft.com/office/drawing/2016/5/9/chartex" xmlns:cx4="http://schemas.microsoft.com/office/drawing/2016/5/10/chartex" xmlns:cx5="http://schemas.microsoft.com/office/drawing/2016/5/11/chartex" xmlns:cx6="http://schemas.microsoft.com/office/drawing/2016/5/12/chartex" xmlns:cx7="http://schemas.microsoft.com/office/drawing/2016/5/13/chartex" xmlns:cx8="http://schemas.microsoft.com/office/drawing/2016/5/14/chartex" xmlns:mc="http://schemas.openxmlformats.org/markup-compatibility/2006" xmlns:aink="http://schemas.microsoft.com/office/drawing/2016/ink" xmlns:am3d="http://schemas.microsoft.com/office/drawing/2017/model3d" xmlns:o="urn:schemas-microsoft-com:office:office" xmlns:oel="http://schemas.microsoft.com/office/2019/extlst" xmlns:r="http://schemas.openxmlformats.org/officeDocument/2006/relationships" xmlns:m="http://schemas.openxmlformats.org/officeDocument/2006/math" xmlns:v="urn:schemas-microsoft-com:vml" xmlns:wp14="http://schemas.microsoft.com/office/word/2010/wordprocessingDrawing" xmlns:wp="http://schemas.openxmlformats.org/drawingml/2006/wordprocessingDrawing" xmlns:w10="urn:schemas-microsoft-com:office:word" xmlns:w="http://schemas.openxmlformats.org/wordprocessingml/2006/main" xmlns:w14="http://schemas.microsoft.com/office/word/2010/wordml" xmlns:w15="http://schemas.microsoft.com/office/word/2012/wordml" xmlns:w16cei="http://schemas.microsoft.com/office/word/2026/wordml/cei" xmlns:w16cex="http://schemas.microsoft.com/office/word/2018/wordml/cex" xmlns:w16cid="http://schemas.microsoft.com/office/word/2016/wordml/cid" xmlns:w16="http://schemas.microsoft.com/office/word/2018/wordml" xmlns:w16du="http://schemas.microsoft.com/office/word/2023/wordml/word16du" xmlns:w16sdtdh="http://schemas.microsoft.com/office/word/2020/wordml/sdtdatahash" xmlns:w16sdtfl="http://schemas.microsoft.com/office/word/2024/wordml/sdtformatlock" xmlns:w16se="http://schemas.microsoft.com/office/word/2015/wordml/symex" xmlns:wpg="http://schemas.microsoft.com/office/word/2010/wordprocessingGroup" xmlns:wpi="http://schemas.microsoft.com/office/word/2010/wordprocessingInk" xmlns:wne="http://schemas.microsoft.com/office/word/2006/wordml" xmlns:wps="http://schemas.microsoft.com/office/word/2010/wordprocessingShape" mc:Ignorable="w14 w15 w16se w16cid w16 w16cex w16sdtdh w16sdtfl w16du wp14">
   <w:p>
     <w:pPr>
-      <w:pStyle w:val="Footer"/>
+      <w:pStyle w:val="Voettekst"/>
     </w:pPr>
   </w:p>
 </w:ftr>
 </file>
 
 <file path=word/footer2.xml><?xml version="1.0" encoding="utf-8"?>
-<w:ftr xmlns:wpc="http://schemas.microsoft.com/office/word/2010/wordprocessingCanvas" xmlns:cx="http://schemas.microsoft.com/office/drawing/2014/chartex" xmlns:cx1="http://schemas.microsoft.com/office/drawing/2015/9/8/chartex" xmlns:cx2="http://schemas.microsoft.com/office/drawing/2015/10/21/chartex" xmlns:cx3="http://schemas.microsoft.com/office/drawing/2016/5/9/chartex" xmlns:cx4="http://schemas.microsoft.com/office/drawing/2016/5/10/chartex" xmlns:cx5="http://schemas.microsoft.com/office/drawing/2016/5/11/chartex" xmlns:cx6="http://schemas.microsoft.com/office/drawing/2016/5/12/chartex" xmlns:cx7="http://schemas.microsoft.com/office/drawing/2016/5/13/chartex" xmlns:cx8="http://schemas.microsoft.com/office/drawing/2016/5/14/chartex" xmlns:mc="http://schemas.openxmlformats.org/markup-compatibility/2006" xmlns:aink="http://schemas.microsoft.com/office/drawing/2016/ink" xmlns:am3d="http://schemas.microsoft.com/office/drawing/2017/model3d" xmlns:o="urn:schemas-microsoft-com:office:office" xmlns:oel="http://schemas.microsoft.com/office/2019/extlst" xmlns:r="http://schemas.openxmlformats.org/officeDocument/2006/relationships" xmlns:m="http://schemas.openxmlformats.org/officeDocument/2006/math" xmlns:v="urn:schemas-microsoft-com:vml" xmlns:wp14="http://schemas.microsoft.com/office/word/2010/wordprocessingDrawing" xmlns:wp="http://schemas.openxmlformats.org/drawingml/2006/wordprocessingDrawing" xmlns:w10="urn:schemas-microsoft-com:office:word" xmlns:w="http://schemas.openxmlformats.org/wordprocessingml/2006/main" xmlns:w14="http://schemas.microsoft.com/office/word/2010/wordml" xmlns:w15="http://schemas.microsoft.com/office/word/2012/wordml" xmlns:w16cex="http://schemas.microsoft.com/office/word/2018/wordml/cex" xmlns:w16cid="http://schemas.microsoft.com/office/word/2016/wordml/cid" xmlns:w16="http://schemas.microsoft.com/office/word/2018/wordml" xmlns:w16du="http://schemas.microsoft.com/office/word/2023/wordml/word16du" xmlns:w16sdtdh="http://schemas.microsoft.com/office/word/2020/wordml/sdtdatahash" xmlns:w16sdtfl="http://schemas.microsoft.com/office/word/2024/wordml/sdtformatlock" xmlns:w16se="http://schemas.microsoft.com/office/word/2015/wordml/symex" xmlns:wpg="http://schemas.microsoft.com/office/word/2010/wordprocessingGroup" xmlns:wpi="http://schemas.microsoft.com/office/word/2010/wordprocessingInk" xmlns:wne="http://schemas.microsoft.com/office/word/2006/wordml" xmlns:wps="http://schemas.microsoft.com/office/word/2010/wordprocessingShape" mc:Ignorable="w14 w15 w16se w16cid w16 w16cex w16sdtdh w16sdtfl w16du wp14">
+<w:ftr xmlns:wpc="http://schemas.microsoft.com/office/word/2010/wordprocessingCanvas" xmlns:cx="http://schemas.microsoft.com/office/drawing/2014/chartex" xmlns:cx1="http://schemas.microsoft.com/office/drawing/2015/9/8/chartex" xmlns:cx2="http://schemas.microsoft.com/office/drawing/2015/10/21/chartex" xmlns:cx3="http://schemas.microsoft.com/office/drawing/2016/5/9/chartex" xmlns:cx4="http://schemas.microsoft.com/office/drawing/2016/5/10/chartex" xmlns:cx5="http://schemas.microsoft.com/office/drawing/2016/5/11/chartex" xmlns:cx6="http://schemas.microsoft.com/office/drawing/2016/5/12/chartex" xmlns:cx7="http://schemas.microsoft.com/office/drawing/2016/5/13/chartex" xmlns:cx8="http://schemas.microsoft.com/office/drawing/2016/5/14/chartex" xmlns:mc="http://schemas.openxmlformats.org/markup-compatibility/2006" xmlns:aink="http://schemas.microsoft.com/office/drawing/2016/ink" xmlns:am3d="http://schemas.microsoft.com/office/drawing/2017/model3d" xmlns:o="urn:schemas-microsoft-com:office:office" xmlns:oel="http://schemas.microsoft.com/office/2019/extlst" xmlns:r="http://schemas.openxmlformats.org/officeDocument/2006/relationships" xmlns:m="http://schemas.openxmlformats.org/officeDocument/2006/math" xmlns:v="urn:schemas-microsoft-com:vml" xmlns:wp14="http://schemas.microsoft.com/office/word/2010/wordprocessingDrawing" xmlns:wp="http://schemas.openxmlformats.org/drawingml/2006/wordprocessingDrawing" xmlns:w10="urn:schemas-microsoft-com:office:word" xmlns:w="http://schemas.openxmlformats.org/wordprocessingml/2006/main" xmlns:w14="http://schemas.microsoft.com/office/word/2010/wordml" xmlns:w15="http://schemas.microsoft.com/office/word/2012/wordml" xmlns:w16cei="http://schemas.microsoft.com/office/word/2026/wordml/cei" xmlns:w16cex="http://schemas.microsoft.com/office/word/2018/wordml/cex" xmlns:w16cid="http://schemas.microsoft.com/office/word/2016/wordml/cid" xmlns:w16="http://schemas.microsoft.com/office/word/2018/wordml" xmlns:w16du="http://schemas.microsoft.com/office/word/2023/wordml/word16du" xmlns:w16sdtdh="http://schemas.microsoft.com/office/word/2020/wordml/sdtdatahash" xmlns:w16sdtfl="http://schemas.microsoft.com/office/word/2024/wordml/sdtformatlock" xmlns:w16se="http://schemas.microsoft.com/office/word/2015/wordml/symex" xmlns:wpg="http://schemas.microsoft.com/office/word/2010/wordprocessingGroup" xmlns:wpi="http://schemas.microsoft.com/office/word/2010/wordprocessingInk" xmlns:wne="http://schemas.microsoft.com/office/word/2006/wordml" xmlns:wps="http://schemas.microsoft.com/office/word/2010/wordprocessingShape" mc:Ignorable="w14 w15 w16se w16cid w16 w16cex w16sdtdh w16sdtfl w16du wp14">
   <w:p>
     <w:pPr>
       <w:pBdr>
@@ -177,7 +269,7 @@
                   <pic:cNvPicPr/>
                 </pic:nvPicPr>
                 <pic:blipFill rotWithShape="1">
-                  <a:blip r:embed="rIdTplImgC">
+                  <a:blip r:embed="rId1">
                     <a:extLst>
                       <a:ext uri="{28A0092B-C50C-407E-A947-70E740481C1C}">
                         <a14:useLocalDpi xmlns:a14="http://schemas.microsoft.com/office/drawing/2010/main" val="0"/>
@@ -242,7 +334,25 @@
         <w:sz w:val="16"/>
         <w:szCs w:val="16"/>
       </w:rPr>
-      <w:t xml:space="preserve">  eCRF 19: Gebruikershandleiding MoveMonitor </w:t>
+      <w:t xml:space="preserve">  eCRF 19: Gebruikershandleiding </w:t>
+    </w:r>
+    <w:proofErr w:type="spellStart"/>
+    <w:r>
+      <w:rPr>
+        <w:color w:val="59636E"/>
+        <w:sz w:val="16"/>
+        <w:szCs w:val="16"/>
+      </w:rPr>
+      <w:t>MoveMonitor</w:t>
+    </w:r>
+    <w:proofErr w:type="spellEnd"/>
+    <w:r>
+      <w:rPr>
+        <w:color w:val="59636E"/>
+        <w:sz w:val="16"/>
+        <w:szCs w:val="16"/>
+      </w:rPr>
+      <w:t xml:space="preserve"> </w:t>
     </w:r>
     <w:proofErr w:type="gramStart"/>
     <w:r>
@@ -251,7 +361,7 @@
         <w:sz w:val="16"/>
         <w:szCs w:val="16"/>
       </w:rPr>
-      <w:t>·</w:t>
+      <w:t>·  Versie</w:t>
     </w:r>
     <w:proofErr w:type="gramEnd"/>
     <w:r>
@@ -260,7 +370,7 @@
         <w:sz w:val="16"/>
         <w:szCs w:val="16"/>
       </w:rPr>
-      <w:t xml:space="preserve">  Versie </w:t>
+      <w:t xml:space="preserve"> </w:t>
     </w:r>
     <w:proofErr w:type="gramStart"/>
     <w:r>
@@ -497,17 +607,17 @@
 </file>
 
 <file path=word/footer3.xml><?xml version="1.0" encoding="utf-8"?>
-<w:ftr xmlns:wpc="http://schemas.microsoft.com/office/word/2010/wordprocessingCanvas" xmlns:cx="http://schemas.microsoft.com/office/drawing/2014/chartex" xmlns:cx1="http://schemas.microsoft.com/office/drawing/2015/9/8/chartex" xmlns:cx2="http://schemas.microsoft.com/office/drawing/2015/10/21/chartex" xmlns:cx3="http://schemas.microsoft.com/office/drawing/2016/5/9/chartex" xmlns:cx4="http://schemas.microsoft.com/office/drawing/2016/5/10/chartex" xmlns:cx5="http://schemas.microsoft.com/office/drawing/2016/5/11/chartex" xmlns:cx6="http://schemas.microsoft.com/office/drawing/2016/5/12/chartex" xmlns:cx7="http://schemas.microsoft.com/office/drawing/2016/5/13/chartex" xmlns:cx8="http://schemas.microsoft.com/office/drawing/2016/5/14/chartex" xmlns:mc="http://schemas.openxmlformats.org/markup-compatibility/2006" xmlns:aink="http://schemas.microsoft.com/office/drawing/2016/ink" xmlns:am3d="http://schemas.microsoft.com/office/drawing/2017/model3d" xmlns:o="urn:schemas-microsoft-com:office:office" xmlns:oel="http://schemas.microsoft.com/office/2019/extlst" xmlns:r="http://schemas.openxmlformats.org/officeDocument/2006/relationships" xmlns:m="http://schemas.openxmlformats.org/officeDocument/2006/math" xmlns:v="urn:schemas-microsoft-com:vml" xmlns:wp14="http://schemas.microsoft.com/office/word/2010/wordprocessingDrawing" xmlns:wp="http://schemas.openxmlformats.org/drawingml/2006/wordprocessingDrawing" xmlns:w10="urn:schemas-microsoft-com:office:word" xmlns:w="http://schemas.openxmlformats.org/wordprocessingml/2006/main" xmlns:w14="http://schemas.microsoft.com/office/word/2010/wordml" xmlns:w15="http://schemas.microsoft.com/office/word/2012/wordml" xmlns:w16cex="http://schemas.microsoft.com/office/word/2018/wordml/cex" xmlns:w16cid="http://schemas.microsoft.com/office/word/2016/wordml/cid" xmlns:w16="http://schemas.microsoft.com/office/word/2018/wordml" xmlns:w16du="http://schemas.microsoft.com/office/word/2023/wordml/word16du" xmlns:w16sdtdh="http://schemas.microsoft.com/office/word/2020/wordml/sdtdatahash" xmlns:w16sdtfl="http://schemas.microsoft.com/office/word/2024/wordml/sdtformatlock" xmlns:w16se="http://schemas.microsoft.com/office/word/2015/wordml/symex" xmlns:wpg="http://schemas.microsoft.com/office/word/2010/wordprocessingGroup" xmlns:wpi="http://schemas.microsoft.com/office/word/2010/wordprocessingInk" xmlns:wne="http://schemas.microsoft.com/office/word/2006/wordml" xmlns:wps="http://schemas.microsoft.com/office/word/2010/wordprocessingShape" mc:Ignorable="w14 w15 w16se w16cid w16 w16cex w16sdtdh w16sdtfl w16du wp14">
+<w:ftr xmlns:wpc="http://schemas.microsoft.com/office/word/2010/wordprocessingCanvas" xmlns:cx="http://schemas.microsoft.com/office/drawing/2014/chartex" xmlns:cx1="http://schemas.microsoft.com/office/drawing/2015/9/8/chartex" xmlns:cx2="http://schemas.microsoft.com/office/drawing/2015/10/21/chartex" xmlns:cx3="http://schemas.microsoft.com/office/drawing/2016/5/9/chartex" xmlns:cx4="http://schemas.microsoft.com/office/drawing/2016/5/10/chartex" xmlns:cx5="http://schemas.microsoft.com/office/drawing/2016/5/11/chartex" xmlns:cx6="http://schemas.microsoft.com/office/drawing/2016/5/12/chartex" xmlns:cx7="http://schemas.microsoft.com/office/drawing/2016/5/13/chartex" xmlns:cx8="http://schemas.microsoft.com/office/drawing/2016/5/14/chartex" xmlns:mc="http://schemas.openxmlformats.org/markup-compatibility/2006" xmlns:aink="http://schemas.microsoft.com/office/drawing/2016/ink" xmlns:am3d="http://schemas.microsoft.com/office/drawing/2017/model3d" xmlns:o="urn:schemas-microsoft-com:office:office" xmlns:oel="http://schemas.microsoft.com/office/2019/extlst" xmlns:r="http://schemas.openxmlformats.org/officeDocument/2006/relationships" xmlns:m="http://schemas.openxmlformats.org/officeDocument/2006/math" xmlns:v="urn:schemas-microsoft-com:vml" xmlns:wp14="http://schemas.microsoft.com/office/word/2010/wordprocessingDrawing" xmlns:wp="http://schemas.openxmlformats.org/drawingml/2006/wordprocessingDrawing" xmlns:w10="urn:schemas-microsoft-com:office:word" xmlns:w="http://schemas.openxmlformats.org/wordprocessingml/2006/main" xmlns:w14="http://schemas.microsoft.com/office/word/2010/wordml" xmlns:w15="http://schemas.microsoft.com/office/word/2012/wordml" xmlns:w16cei="http://schemas.microsoft.com/office/word/2026/wordml/cei" xmlns:w16cex="http://schemas.microsoft.com/office/word/2018/wordml/cex" xmlns:w16cid="http://schemas.microsoft.com/office/word/2016/wordml/cid" xmlns:w16="http://schemas.microsoft.com/office/word/2018/wordml" xmlns:w16du="http://schemas.microsoft.com/office/word/2023/wordml/word16du" xmlns:w16sdtdh="http://schemas.microsoft.com/office/word/2020/wordml/sdtdatahash" xmlns:w16sdtfl="http://schemas.microsoft.com/office/word/2024/wordml/sdtformatlock" xmlns:w16se="http://schemas.microsoft.com/office/word/2015/wordml/symex" xmlns:wpg="http://schemas.microsoft.com/office/word/2010/wordprocessingGroup" xmlns:wpi="http://schemas.microsoft.com/office/word/2010/wordprocessingInk" xmlns:wne="http://schemas.microsoft.com/office/word/2006/wordml" xmlns:wps="http://schemas.microsoft.com/office/word/2010/wordprocessingShape" mc:Ignorable="w14 w15 w16se w16cid w16 w16cex w16sdtdh w16sdtfl w16du wp14">
   <w:p>
     <w:pPr>
-      <w:pStyle w:val="Footer"/>
+      <w:pStyle w:val="Voettekst"/>
     </w:pPr>
   </w:p>
 </w:ftr>
 </file>
 
 <file path=word/footnotes.xml><?xml version="1.0" encoding="utf-8"?>
-<w:footnotes xmlns:wpc="http://schemas.microsoft.com/office/word/2010/wordprocessingCanvas" xmlns:cx="http://schemas.microsoft.com/office/drawing/2014/chartex" xmlns:cx1="http://schemas.microsoft.com/office/drawing/2015/9/8/chartex" xmlns:cx2="http://schemas.microsoft.com/office/drawing/2015/10/21/chartex" xmlns:cx3="http://schemas.microsoft.com/office/drawing/2016/5/9/chartex" xmlns:cx4="http://schemas.microsoft.com/office/drawing/2016/5/10/chartex" xmlns:cx5="http://schemas.microsoft.com/office/drawing/2016/5/11/chartex" xmlns:cx6="http://schemas.microsoft.com/office/drawing/2016/5/12/chartex" xmlns:cx7="http://schemas.microsoft.com/office/drawing/2016/5/13/chartex" xmlns:cx8="http://schemas.microsoft.com/office/drawing/2016/5/14/chartex" xmlns:mc="http://schemas.openxmlformats.org/markup-compatibility/2006" xmlns:aink="http://schemas.microsoft.com/office/drawing/2016/ink" xmlns:am3d="http://schemas.microsoft.com/office/drawing/2017/model3d" xmlns:o="urn:schemas-microsoft-com:office:office" xmlns:oel="http://schemas.microsoft.com/office/2019/extlst" xmlns:r="http://schemas.openxmlformats.org/officeDocument/2006/relationships" xmlns:m="http://schemas.openxmlformats.org/officeDocument/2006/math" xmlns:v="urn:schemas-microsoft-com:vml" xmlns:wp14="http://schemas.microsoft.com/office/word/2010/wordprocessingDrawing" xmlns:wp="http://schemas.openxmlformats.org/drawingml/2006/wordprocessingDrawing" xmlns:w10="urn:schemas-microsoft-com:office:word" xmlns:w="http://schemas.openxmlformats.org/wordprocessingml/2006/main" xmlns:w14="http://schemas.microsoft.com/office/word/2010/wordml" xmlns:w15="http://schemas.microsoft.com/office/word/2012/wordml" xmlns:w16cex="http://schemas.microsoft.com/office/word/2018/wordml/cex" xmlns:w16cid="http://schemas.microsoft.com/office/word/2016/wordml/cid" xmlns:w16="http://schemas.microsoft.com/office/word/2018/wordml" xmlns:w16du="http://schemas.microsoft.com/office/word/2023/wordml/word16du" xmlns:w16sdtdh="http://schemas.microsoft.com/office/word/2020/wordml/sdtdatahash" xmlns:w16sdtfl="http://schemas.microsoft.com/office/word/2024/wordml/sdtformatlock" xmlns:w16se="http://schemas.microsoft.com/office/word/2015/wordml/symex" xmlns:wpg="http://schemas.microsoft.com/office/word/2010/wordprocessingGroup" xmlns:wpi="http://schemas.microsoft.com/office/word/2010/wordprocessingInk" xmlns:wne="http://schemas.microsoft.com/office/word/2006/wordml" xmlns:wps="http://schemas.microsoft.com/office/word/2010/wordprocessingShape" mc:Ignorable="w14 w15 w16se w16cid w16 w16cex w16sdtdh w16sdtfl w16du wp14">
+<w:footnotes xmlns:wpc="http://schemas.microsoft.com/office/word/2010/wordprocessingCanvas" xmlns:cx="http://schemas.microsoft.com/office/drawing/2014/chartex" xmlns:cx1="http://schemas.microsoft.com/office/drawing/2015/9/8/chartex" xmlns:cx2="http://schemas.microsoft.com/office/drawing/2015/10/21/chartex" xmlns:cx3="http://schemas.microsoft.com/office/drawing/2016/5/9/chartex" xmlns:cx4="http://schemas.microsoft.com/office/drawing/2016/5/10/chartex" xmlns:cx5="http://schemas.microsoft.com/office/drawing/2016/5/11/chartex" xmlns:cx6="http://schemas.microsoft.com/office/drawing/2016/5/12/chartex" xmlns:cx7="http://schemas.microsoft.com/office/drawing/2016/5/13/chartex" xmlns:cx8="http://schemas.microsoft.com/office/drawing/2016/5/14/chartex" xmlns:mc="http://schemas.openxmlformats.org/markup-compatibility/2006" xmlns:aink="http://schemas.microsoft.com/office/drawing/2016/ink" xmlns:am3d="http://schemas.microsoft.com/office/drawing/2017/model3d" xmlns:o="urn:schemas-microsoft-com:office:office" xmlns:oel="http://schemas.microsoft.com/office/2019/extlst" xmlns:r="http://schemas.openxmlformats.org/officeDocument/2006/relationships" xmlns:m="http://schemas.openxmlformats.org/officeDocument/2006/math" xmlns:v="urn:schemas-microsoft-com:vml" xmlns:wp14="http://schemas.microsoft.com/office/word/2010/wordprocessingDrawing" xmlns:wp="http://schemas.openxmlformats.org/drawingml/2006/wordprocessingDrawing" xmlns:w10="urn:schemas-microsoft-com:office:word" xmlns:w="http://schemas.openxmlformats.org/wordprocessingml/2006/main" xmlns:w14="http://schemas.microsoft.com/office/word/2010/wordml" xmlns:w15="http://schemas.microsoft.com/office/word/2012/wordml" xmlns:w16cei="http://schemas.microsoft.com/office/word/2026/wordml/cei" xmlns:w16cex="http://schemas.microsoft.com/office/word/2018/wordml/cex" xmlns:w16cid="http://schemas.microsoft.com/office/word/2016/wordml/cid" xmlns:w16="http://schemas.microsoft.com/office/word/2018/wordml" xmlns:w16du="http://schemas.microsoft.com/office/word/2023/wordml/word16du" xmlns:w16sdtdh="http://schemas.microsoft.com/office/word/2020/wordml/sdtdatahash" xmlns:w16sdtfl="http://schemas.microsoft.com/office/word/2024/wordml/sdtformatlock" xmlns:w16se="http://schemas.microsoft.com/office/word/2015/wordml/symex" xmlns:wpg="http://schemas.microsoft.com/office/word/2010/wordprocessingGroup" xmlns:wpi="http://schemas.microsoft.com/office/word/2010/wordprocessingInk" xmlns:wne="http://schemas.microsoft.com/office/word/2006/wordml" xmlns:wps="http://schemas.microsoft.com/office/word/2010/wordprocessingShape" mc:Ignorable="w14 w15 w16se w16cid w16 w16cex w16sdtdh w16sdtfl w16du wp14">
   <w:footnote w:type="separator" w:id="-1">
     <w:p>
       <w:pPr>
@@ -526,20 +636,19 @@
 </file>
 
 <file path=word/header1.xml><?xml version="1.0" encoding="utf-8"?>
-<w:hdr xmlns:wpc="http://schemas.microsoft.com/office/word/2010/wordprocessingCanvas" xmlns:cx="http://schemas.microsoft.com/office/drawing/2014/chartex" xmlns:cx1="http://schemas.microsoft.com/office/drawing/2015/9/8/chartex" xmlns:cx2="http://schemas.microsoft.com/office/drawing/2015/10/21/chartex" xmlns:cx3="http://schemas.microsoft.com/office/drawing/2016/5/9/chartex" xmlns:cx4="http://schemas.microsoft.com/office/drawing/2016/5/10/chartex" xmlns:cx5="http://schemas.microsoft.com/office/drawing/2016/5/11/chartex" xmlns:cx6="http://schemas.microsoft.com/office/drawing/2016/5/12/chartex" xmlns:cx7="http://schemas.microsoft.com/office/drawing/2016/5/13/chartex" xmlns:cx8="http://schemas.microsoft.com/office/drawing/2016/5/14/chartex" xmlns:mc="http://schemas.openxmlformats.org/markup-compatibility/2006" xmlns:aink="http://schemas.microsoft.com/office/drawing/2016/ink" xmlns:am3d="http://schemas.microsoft.com/office/drawing/2017/model3d" xmlns:o="urn:schemas-microsoft-com:office:office" xmlns:oel="http://schemas.microsoft.com/office/2019/extlst" xmlns:r="http://schemas.openxmlformats.org/officeDocument/2006/relationships" xmlns:m="http://schemas.openxmlformats.org/officeDocument/2006/math" xmlns:v="urn:schemas-microsoft-com:vml" xmlns:wp14="http://schemas.microsoft.com/office/word/2010/wordprocessingDrawing" xmlns:wp="http://schemas.openxmlformats.org/drawingml/2006/wordprocessingDrawing" xmlns:w10="urn:schemas-microsoft-com:office:word" xmlns:w="http://schemas.openxmlformats.org/wordprocessingml/2006/main" xmlns:w14="http://schemas.microsoft.com/office/word/2010/wordml" xmlns:w15="http://schemas.microsoft.com/office/word/2012/wordml" xmlns:w16cex="http://schemas.microsoft.com/office/word/2018/wordml/cex" xmlns:w16cid="http://schemas.microsoft.com/office/word/2016/wordml/cid" xmlns:w16="http://schemas.microsoft.com/office/word/2018/wordml" xmlns:w16du="http://schemas.microsoft.com/office/word/2023/wordml/word16du" xmlns:w16sdtdh="http://schemas.microsoft.com/office/word/2020/wordml/sdtdatahash" xmlns:w16sdtfl="http://schemas.microsoft.com/office/word/2024/wordml/sdtformatlock" xmlns:w16se="http://schemas.microsoft.com/office/word/2015/wordml/symex" xmlns:wpg="http://schemas.microsoft.com/office/word/2010/wordprocessingGroup" xmlns:wpi="http://schemas.microsoft.com/office/word/2010/wordprocessingInk" xmlns:wne="http://schemas.microsoft.com/office/word/2006/wordml" xmlns:wps="http://schemas.microsoft.com/office/word/2010/wordprocessingShape" mc:Ignorable="w14 w15 w16se w16cid w16 w16cex w16sdtdh w16sdtfl w16du wp14">
+<w:hdr xmlns:wpc="http://schemas.microsoft.com/office/word/2010/wordprocessingCanvas" xmlns:cx="http://schemas.microsoft.com/office/drawing/2014/chartex" xmlns:cx1="http://schemas.microsoft.com/office/drawing/2015/9/8/chartex" xmlns:cx2="http://schemas.microsoft.com/office/drawing/2015/10/21/chartex" xmlns:cx3="http://schemas.microsoft.com/office/drawing/2016/5/9/chartex" xmlns:cx4="http://schemas.microsoft.com/office/drawing/2016/5/10/chartex" xmlns:cx5="http://schemas.microsoft.com/office/drawing/2016/5/11/chartex" xmlns:cx6="http://schemas.microsoft.com/office/drawing/2016/5/12/chartex" xmlns:cx7="http://schemas.microsoft.com/office/drawing/2016/5/13/chartex" xmlns:cx8="http://schemas.microsoft.com/office/drawing/2016/5/14/chartex" xmlns:mc="http://schemas.openxmlformats.org/markup-compatibility/2006" xmlns:aink="http://schemas.microsoft.com/office/drawing/2016/ink" xmlns:am3d="http://schemas.microsoft.com/office/drawing/2017/model3d" xmlns:o="urn:schemas-microsoft-com:office:office" xmlns:oel="http://schemas.microsoft.com/office/2019/extlst" xmlns:r="http://schemas.openxmlformats.org/officeDocument/2006/relationships" xmlns:m="http://schemas.openxmlformats.org/officeDocument/2006/math" xmlns:v="urn:schemas-microsoft-com:vml" xmlns:wp14="http://schemas.microsoft.com/office/word/2010/wordprocessingDrawing" xmlns:wp="http://schemas.openxmlformats.org/drawingml/2006/wordprocessingDrawing" xmlns:w10="urn:schemas-microsoft-com:office:word" xmlns:w="http://schemas.openxmlformats.org/wordprocessingml/2006/main" xmlns:w14="http://schemas.microsoft.com/office/word/2010/wordml" xmlns:w15="http://schemas.microsoft.com/office/word/2012/wordml" xmlns:w16cei="http://schemas.microsoft.com/office/word/2026/wordml/cei" xmlns:w16cex="http://schemas.microsoft.com/office/word/2018/wordml/cex" xmlns:w16cid="http://schemas.microsoft.com/office/word/2016/wordml/cid" xmlns:w16="http://schemas.microsoft.com/office/word/2018/wordml" xmlns:w16du="http://schemas.microsoft.com/office/word/2023/wordml/word16du" xmlns:w16sdtdh="http://schemas.microsoft.com/office/word/2020/wordml/sdtdatahash" xmlns:w16sdtfl="http://schemas.microsoft.com/office/word/2024/wordml/sdtformatlock" xmlns:w16se="http://schemas.microsoft.com/office/word/2015/wordml/symex" xmlns:wpg="http://schemas.microsoft.com/office/word/2010/wordprocessingGroup" xmlns:wpi="http://schemas.microsoft.com/office/word/2010/wordprocessingInk" xmlns:wne="http://schemas.microsoft.com/office/word/2006/wordml" xmlns:wps="http://schemas.microsoft.com/office/word/2010/wordprocessingShape" mc:Ignorable="w14 w15 w16se w16cid w16 w16cex w16sdtdh w16sdtfl w16du wp14">
   <w:p>
     <w:pPr>
-      <w:pStyle w:val="Header"/>
+      <w:pStyle w:val="Koptekst"/>
     </w:pPr>
   </w:p>
 </w:hdr>
 </file>
 
 <file path=word/header2.xml><?xml version="1.0" encoding="utf-8"?>
-<w:hdr xmlns:wpc="http://schemas.microsoft.com/office/word/2010/wordprocessingCanvas" xmlns:cx="http://schemas.microsoft.com/office/drawing/2014/chartex" xmlns:cx1="http://schemas.microsoft.com/office/drawing/2015/9/8/chartex" xmlns:cx2="http://schemas.microsoft.com/office/drawing/2015/10/21/chartex" xmlns:cx3="http://schemas.microsoft.com/office/drawing/2016/5/9/chartex" xmlns:cx4="http://schemas.microsoft.com/office/drawing/2016/5/10/chartex" xmlns:cx5="http://schemas.microsoft.com/office/drawing/2016/5/11/chartex" xmlns:cx6="http://schemas.microsoft.com/office/drawing/2016/5/12/chartex" xmlns:cx7="http://schemas.microsoft.com/office/drawing/2016/5/13/chartex" xmlns:cx8="http://schemas.microsoft.com/office/drawing/2016/5/14/chartex" xmlns:mc="http://schemas.openxmlformats.org/markup-compatibility/2006" xmlns:aink="http://schemas.microsoft.com/office/drawing/2016/ink" xmlns:am3d="http://schemas.microsoft.com/office/drawing/2017/model3d" xmlns:o="urn:schemas-microsoft-com:office:office" xmlns:oel="http://schemas.microsoft.com/office/2019/extlst" xmlns:r="http://schemas.openxmlformats.org/officeDocument/2006/relationships" xmlns:m="http://schemas.openxmlformats.org/officeDocument/2006/math" xmlns:v="urn:schemas-microsoft-com:vml" xmlns:wp14="http://schemas.microsoft.com/office/word/2010/wordprocessingDrawing" xmlns:wp="http://schemas.openxmlformats.org/drawingml/2006/wordprocessingDrawing" xmlns:w10="urn:schemas-microsoft-com:office:word" xmlns:w="http://schemas.openxmlformats.org/wordprocessingml/2006/main" xmlns:w14="http://schemas.microsoft.com/office/word/2010/wordml" xmlns:w15="http://schemas.microsoft.com/office/word/2012/wordml" xmlns:w16cex="http://schemas.microsoft.com/office/word/2018/wordml/cex" xmlns:w16cid="http://schemas.microsoft.com/office/word/2016/wordml/cid" xmlns:w16="http://schemas.microsoft.com/office/word/2018/wordml" xmlns:w16du="http://schemas.microsoft.com/office/word/2023/wordml/word16du" xmlns:w16sdtdh="http://schemas.microsoft.com/office/word/2020/wordml/sdtdatahash" xmlns:w16sdtfl="http://schemas.microsoft.com/office/word/2024/wordml/sdtformatlock" xmlns:w16se="http://schemas.microsoft.com/office/word/2015/wordml/symex" xmlns:wpg="http://schemas.microsoft.com/office/word/2010/wordprocessingGroup" xmlns:wpi="http://schemas.microsoft.com/office/word/2010/wordprocessingInk" xmlns:wne="http://schemas.microsoft.com/office/word/2006/wordml" xmlns:wps="http://schemas.microsoft.com/office/word/2010/wordprocessingShape" mc:Ignorable="w14 w15 w16se w16cid w16 w16cex w16sdtdh w16sdtfl w16du wp14">
+<w:hdr xmlns:wpc="http://schemas.microsoft.com/office/word/2010/wordprocessingCanvas" xmlns:cx="http://schemas.microsoft.com/office/drawing/2014/chartex" xmlns:cx1="http://schemas.microsoft.com/office/drawing/2015/9/8/chartex" xmlns:cx2="http://schemas.microsoft.com/office/drawing/2015/10/21/chartex" xmlns:cx3="http://schemas.microsoft.com/office/drawing/2016/5/9/chartex" xmlns:cx4="http://schemas.microsoft.com/office/drawing/2016/5/10/chartex" xmlns:cx5="http://schemas.microsoft.com/office/drawing/2016/5/11/chartex" xmlns:cx6="http://schemas.microsoft.com/office/drawing/2016/5/12/chartex" xmlns:cx7="http://schemas.microsoft.com/office/drawing/2016/5/13/chartex" xmlns:cx8="http://schemas.microsoft.com/office/drawing/2016/5/14/chartex" xmlns:mc="http://schemas.openxmlformats.org/markup-compatibility/2006" xmlns:aink="http://schemas.microsoft.com/office/drawing/2016/ink" xmlns:am3d="http://schemas.microsoft.com/office/drawing/2017/model3d" xmlns:o="urn:schemas-microsoft-com:office:office" xmlns:oel="http://schemas.microsoft.com/office/2019/extlst" xmlns:r="http://schemas.openxmlformats.org/officeDocument/2006/relationships" xmlns:m="http://schemas.openxmlformats.org/officeDocument/2006/math" xmlns:v="urn:schemas-microsoft-com:vml" xmlns:wp14="http://schemas.microsoft.com/office/word/2010/wordprocessingDrawing" xmlns:wp="http://schemas.openxmlformats.org/drawingml/2006/wordprocessingDrawing" xmlns:w10="urn:schemas-microsoft-com:office:word" xmlns:w="http://schemas.openxmlformats.org/wordprocessingml/2006/main" xmlns:w14="http://schemas.microsoft.com/office/word/2010/wordml" xmlns:w15="http://schemas.microsoft.com/office/word/2012/wordml" xmlns:w16cei="http://schemas.microsoft.com/office/word/2026/wordml/cei" xmlns:w16cex="http://schemas.microsoft.com/office/word/2018/wordml/cex" xmlns:w16cid="http://schemas.microsoft.com/office/word/2016/wordml/cid" xmlns:w16="http://schemas.microsoft.com/office/word/2018/wordml" xmlns:w16du="http://schemas.microsoft.com/office/word/2023/wordml/word16du" xmlns:w16sdtdh="http://schemas.microsoft.com/office/word/2020/wordml/sdtdatahash" xmlns:w16sdtfl="http://schemas.microsoft.com/office/word/2024/wordml/sdtformatlock" xmlns:w16se="http://schemas.microsoft.com/office/word/2015/wordml/symex" xmlns:wpg="http://schemas.microsoft.com/office/word/2010/wordprocessingGroup" xmlns:wpi="http://schemas.microsoft.com/office/word/2010/wordprocessingInk" xmlns:wne="http://schemas.microsoft.com/office/word/2006/wordml" xmlns:wps="http://schemas.microsoft.com/office/word/2010/wordprocessingShape" mc:Ignorable="w14 w15 w16se w16cid w16 w16cex w16sdtdh w16sdtfl w16du wp14">
   <w:p>
     <w:pPr>
-      <w:pStyle w:val="Koptekst"/>
       <w:jc w:val="right"/>
     </w:pPr>
     <w:r>
@@ -583,7 +692,7 @@
                   <pic:cNvPicPr/>
                 </pic:nvPicPr>
                 <pic:blipFill>
-                  <a:blip r:embed="rIdTplImgA">
+                  <a:blip r:embed="rId1">
                     <a:extLst>
                       <a:ext uri="{28A0092B-C50C-407E-A947-70E740481C1C}">
                         <a14:useLocalDpi xmlns:a14="http://schemas.microsoft.com/office/drawing/2010/main" val="0"/>
@@ -635,7 +744,7 @@
                   <pic:cNvPicPr/>
                 </pic:nvPicPr>
                 <pic:blipFill>
-                  <a:blip r:embed="rIdTplImgB">
+                  <a:blip r:embed="rId2">
                     <a:extLst>
                       <a:ext uri="{28A0092B-C50C-407E-A947-70E740481C1C}">
                         <a14:useLocalDpi xmlns:a14="http://schemas.microsoft.com/office/drawing/2010/main" val="0"/>
@@ -666,17 +775,17 @@
 </file>
 
 <file path=word/header3.xml><?xml version="1.0" encoding="utf-8"?>
-<w:hdr xmlns:wpc="http://schemas.microsoft.com/office/word/2010/wordprocessingCanvas" xmlns:cx="http://schemas.microsoft.com/office/drawing/2014/chartex" xmlns:cx1="http://schemas.microsoft.com/office/drawing/2015/9/8/chartex" xmlns:cx2="http://schemas.microsoft.com/office/drawing/2015/10/21/chartex" xmlns:cx3="http://schemas.microsoft.com/office/drawing/2016/5/9/chartex" xmlns:cx4="http://schemas.microsoft.com/office/drawing/2016/5/10/chartex" xmlns:cx5="http://schemas.microsoft.com/office/drawing/2016/5/11/chartex" xmlns:cx6="http://schemas.microsoft.com/office/drawing/2016/5/12/chartex" xmlns:cx7="http://schemas.microsoft.com/office/drawing/2016/5/13/chartex" xmlns:cx8="http://schemas.microsoft.com/office/drawing/2016/5/14/chartex" xmlns:mc="http://schemas.openxmlformats.org/markup-compatibility/2006" xmlns:aink="http://schemas.microsoft.com/office/drawing/2016/ink" xmlns:am3d="http://schemas.microsoft.com/office/drawing/2017/model3d" xmlns:o="urn:schemas-microsoft-com:office:office" xmlns:oel="http://schemas.microsoft.com/office/2019/extlst" xmlns:r="http://schemas.openxmlformats.org/officeDocument/2006/relationships" xmlns:m="http://schemas.openxmlformats.org/officeDocument/2006/math" xmlns:v="urn:schemas-microsoft-com:vml" xmlns:wp14="http://schemas.microsoft.com/office/word/2010/wordprocessingDrawing" xmlns:wp="http://schemas.openxmlformats.org/drawingml/2006/wordprocessingDrawing" xmlns:w10="urn:schemas-microsoft-com:office:word" xmlns:w="http://schemas.openxmlformats.org/wordprocessingml/2006/main" xmlns:w14="http://schemas.microsoft.com/office/word/2010/wordml" xmlns:w15="http://schemas.microsoft.com/office/word/2012/wordml" xmlns:w16cex="http://schemas.microsoft.com/office/word/2018/wordml/cex" xmlns:w16cid="http://schemas.microsoft.com/office/word/2016/wordml/cid" xmlns:w16="http://schemas.microsoft.com/office/word/2018/wordml" xmlns:w16du="http://schemas.microsoft.com/office/word/2023/wordml/word16du" xmlns:w16sdtdh="http://schemas.microsoft.com/office/word/2020/wordml/sdtdatahash" xmlns:w16sdtfl="http://schemas.microsoft.com/office/word/2024/wordml/sdtformatlock" xmlns:w16se="http://schemas.microsoft.com/office/word/2015/wordml/symex" xmlns:wpg="http://schemas.microsoft.com/office/word/2010/wordprocessingGroup" xmlns:wpi="http://schemas.microsoft.com/office/word/2010/wordprocessingInk" xmlns:wne="http://schemas.microsoft.com/office/word/2006/wordml" xmlns:wps="http://schemas.microsoft.com/office/word/2010/wordprocessingShape" mc:Ignorable="w14 w15 w16se w16cid w16 w16cex w16sdtdh w16sdtfl w16du wp14">
+<w:hdr xmlns:wpc="http://schemas.microsoft.com/office/word/2010/wordprocessingCanvas" xmlns:cx="http://schemas.microsoft.com/office/drawing/2014/chartex" xmlns:cx1="http://schemas.microsoft.com/office/drawing/2015/9/8/chartex" xmlns:cx2="http://schemas.microsoft.com/office/drawing/2015/10/21/chartex" xmlns:cx3="http://schemas.microsoft.com/office/drawing/2016/5/9/chartex" xmlns:cx4="http://schemas.microsoft.com/office/drawing/2016/5/10/chartex" xmlns:cx5="http://schemas.microsoft.com/office/drawing/2016/5/11/chartex" xmlns:cx6="http://schemas.microsoft.com/office/drawing/2016/5/12/chartex" xmlns:cx7="http://schemas.microsoft.com/office/drawing/2016/5/13/chartex" xmlns:cx8="http://schemas.microsoft.com/office/drawing/2016/5/14/chartex" xmlns:mc="http://schemas.openxmlformats.org/markup-compatibility/2006" xmlns:aink="http://schemas.microsoft.com/office/drawing/2016/ink" xmlns:am3d="http://schemas.microsoft.com/office/drawing/2017/model3d" xmlns:o="urn:schemas-microsoft-com:office:office" xmlns:oel="http://schemas.microsoft.com/office/2019/extlst" xmlns:r="http://schemas.openxmlformats.org/officeDocument/2006/relationships" xmlns:m="http://schemas.openxmlformats.org/officeDocument/2006/math" xmlns:v="urn:schemas-microsoft-com:vml" xmlns:wp14="http://schemas.microsoft.com/office/word/2010/wordprocessingDrawing" xmlns:wp="http://schemas.openxmlformats.org/drawingml/2006/wordprocessingDrawing" xmlns:w10="urn:schemas-microsoft-com:office:word" xmlns:w="http://schemas.openxmlformats.org/wordprocessingml/2006/main" xmlns:w14="http://schemas.microsoft.com/office/word/2010/wordml" xmlns:w15="http://schemas.microsoft.com/office/word/2012/wordml" xmlns:w16cei="http://schemas.microsoft.com/office/word/2026/wordml/cei" xmlns:w16cex="http://schemas.microsoft.com/office/word/2018/wordml/cex" xmlns:w16cid="http://schemas.microsoft.com/office/word/2016/wordml/cid" xmlns:w16="http://schemas.microsoft.com/office/word/2018/wordml" xmlns:w16du="http://schemas.microsoft.com/office/word/2023/wordml/word16du" xmlns:w16sdtdh="http://schemas.microsoft.com/office/word/2020/wordml/sdtdatahash" xmlns:w16sdtfl="http://schemas.microsoft.com/office/word/2024/wordml/sdtformatlock" xmlns:w16se="http://schemas.microsoft.com/office/word/2015/wordml/symex" xmlns:wpg="http://schemas.microsoft.com/office/word/2010/wordprocessingGroup" xmlns:wpi="http://schemas.microsoft.com/office/word/2010/wordprocessingInk" xmlns:wne="http://schemas.microsoft.com/office/word/2006/wordml" xmlns:wps="http://schemas.microsoft.com/office/word/2010/wordprocessingShape" mc:Ignorable="w14 w15 w16se w16cid w16 w16cex w16sdtdh w16sdtfl w16du wp14">
   <w:p>
     <w:pPr>
-      <w:pStyle w:val="Header"/>
+      <w:pStyle w:val="Koptekst"/>
     </w:pPr>
   </w:p>
 </w:hdr>
 </file>
 
 <file path=word/numbering.xml><?xml version="1.0" encoding="utf-8"?>
-<w:numbering xmlns:wpc="http://schemas.microsoft.com/office/word/2010/wordprocessingCanvas" xmlns:cx="http://schemas.microsoft.com/office/drawing/2014/chartex" xmlns:cx1="http://schemas.microsoft.com/office/drawing/2015/9/8/chartex" xmlns:cx2="http://schemas.microsoft.com/office/drawing/2015/10/21/chartex" xmlns:cx3="http://schemas.microsoft.com/office/drawing/2016/5/9/chartex" xmlns:cx4="http://schemas.microsoft.com/office/drawing/2016/5/10/chartex" xmlns:cx5="http://schemas.microsoft.com/office/drawing/2016/5/11/chartex" xmlns:cx6="http://schemas.microsoft.com/office/drawing/2016/5/12/chartex" xmlns:cx7="http://schemas.microsoft.com/office/drawing/2016/5/13/chartex" xmlns:cx8="http://schemas.microsoft.com/office/drawing/2016/5/14/chartex" xmlns:mc="http://schemas.openxmlformats.org/markup-compatibility/2006" xmlns:aink="http://schemas.microsoft.com/office/drawing/2016/ink" xmlns:am3d="http://schemas.microsoft.com/office/drawing/2017/model3d" xmlns:o="urn:schemas-microsoft-com:office:office" xmlns:oel="http://schemas.microsoft.com/office/2019/extlst" xmlns:r="http://schemas.openxmlformats.org/officeDocument/2006/relationships" xmlns:m="http://schemas.openxmlformats.org/officeDocument/2006/math" xmlns:v="urn:schemas-microsoft-com:vml" xmlns:wp14="http://schemas.microsoft.com/office/word/2010/wordprocessingDrawing" xmlns:wp="http://schemas.openxmlformats.org/drawingml/2006/wordprocessingDrawing" xmlns:w10="urn:schemas-microsoft-com:office:word" xmlns:w="http://schemas.openxmlformats.org/wordprocessingml/2006/main" xmlns:w14="http://schemas.microsoft.com/office/word/2010/wordml" xmlns:w15="http://schemas.microsoft.com/office/word/2012/wordml" xmlns:w16cex="http://schemas.microsoft.com/office/word/2018/wordml/cex" xmlns:w16cid="http://schemas.microsoft.com/office/word/2016/wordml/cid" xmlns:w16="http://schemas.microsoft.com/office/word/2018/wordml" xmlns:w16du="http://schemas.microsoft.com/office/word/2023/wordml/word16du" xmlns:w16sdtdh="http://schemas.microsoft.com/office/word/2020/wordml/sdtdatahash" xmlns:w16sdtfl="http://schemas.microsoft.com/office/word/2024/wordml/sdtformatlock" xmlns:w16se="http://schemas.microsoft.com/office/word/2015/wordml/symex" xmlns:wpg="http://schemas.microsoft.com/office/word/2010/wordprocessingGroup" xmlns:wpi="http://schemas.microsoft.com/office/word/2010/wordprocessingInk" xmlns:wne="http://schemas.microsoft.com/office/word/2006/wordml" xmlns:wps="http://schemas.microsoft.com/office/word/2010/wordprocessingShape" mc:Ignorable="w14 w15 w16se w16cid w16 w16cex w16sdtdh w16sdtfl w16du wp14">
+<w:numbering xmlns:wpc="http://schemas.microsoft.com/office/word/2010/wordprocessingCanvas" xmlns:cx="http://schemas.microsoft.com/office/drawing/2014/chartex" xmlns:cx1="http://schemas.microsoft.com/office/drawing/2015/9/8/chartex" xmlns:cx2="http://schemas.microsoft.com/office/drawing/2015/10/21/chartex" xmlns:cx3="http://schemas.microsoft.com/office/drawing/2016/5/9/chartex" xmlns:cx4="http://schemas.microsoft.com/office/drawing/2016/5/10/chartex" xmlns:cx5="http://schemas.microsoft.com/office/drawing/2016/5/11/chartex" xmlns:cx6="http://schemas.microsoft.com/office/drawing/2016/5/12/chartex" xmlns:cx7="http://schemas.microsoft.com/office/drawing/2016/5/13/chartex" xmlns:cx8="http://schemas.microsoft.com/office/drawing/2016/5/14/chartex" xmlns:mc="http://schemas.openxmlformats.org/markup-compatibility/2006" xmlns:aink="http://schemas.microsoft.com/office/drawing/2016/ink" xmlns:am3d="http://schemas.microsoft.com/office/drawing/2017/model3d" xmlns:o="urn:schemas-microsoft-com:office:office" xmlns:oel="http://schemas.microsoft.com/office/2019/extlst" xmlns:r="http://schemas.openxmlformats.org/officeDocument/2006/relationships" xmlns:m="http://schemas.openxmlformats.org/officeDocument/2006/math" xmlns:v="urn:schemas-microsoft-com:vml" xmlns:wp14="http://schemas.microsoft.com/office/word/2010/wordprocessingDrawing" xmlns:wp="http://schemas.openxmlformats.org/drawingml/2006/wordprocessingDrawing" xmlns:w10="urn:schemas-microsoft-com:office:word" xmlns:w="http://schemas.openxmlformats.org/wordprocessingml/2006/main" xmlns:w14="http://schemas.microsoft.com/office/word/2010/wordml" xmlns:w15="http://schemas.microsoft.com/office/word/2012/wordml" xmlns:w16cei="http://schemas.microsoft.com/office/word/2026/wordml/cei" xmlns:w16cex="http://schemas.microsoft.com/office/word/2018/wordml/cex" xmlns:w16cid="http://schemas.microsoft.com/office/word/2016/wordml/cid" xmlns:w16="http://schemas.microsoft.com/office/word/2018/wordml" xmlns:w16du="http://schemas.microsoft.com/office/word/2023/wordml/word16du" xmlns:w16sdtdh="http://schemas.microsoft.com/office/word/2020/wordml/sdtdatahash" xmlns:w16sdtfl="http://schemas.microsoft.com/office/word/2024/wordml/sdtformatlock" xmlns:w16se="http://schemas.microsoft.com/office/word/2015/wordml/symex" xmlns:wpg="http://schemas.microsoft.com/office/word/2010/wordprocessingGroup" xmlns:wpi="http://schemas.microsoft.com/office/word/2010/wordprocessingInk" xmlns:wne="http://schemas.microsoft.com/office/word/2006/wordml" xmlns:wps="http://schemas.microsoft.com/office/word/2010/wordprocessingShape" mc:Ignorable="w14 w15 w16se w16cid w16 w16cex w16sdtdh w16sdtfl w16du wp14">
   <w:abstractNum w:abstractNumId="0" w15:restartNumberingAfterBreak="0">
     <w:nsid w:val="03E752F1"/>
     <w:multiLevelType w:val="multilevel"/>
@@ -693,7 +802,7 @@
         <w:ind w:left="720" w:hanging="360"/>
       </w:pPr>
       <w:rPr>
-        <w:rFonts w:hint="default" w:ascii="Symbol" w:hAnsi="Symbol"/>
+        <w:rFonts w:ascii="Symbol" w:hAnsi="Symbol" w:hint="default"/>
         <w:sz w:val="20"/>
       </w:rPr>
     </w:lvl>
@@ -709,7 +818,7 @@
         <w:ind w:left="1440" w:hanging="360"/>
       </w:pPr>
       <w:rPr>
-        <w:rFonts w:hint="default" w:ascii="Courier New" w:hAnsi="Courier New"/>
+        <w:rFonts w:ascii="Courier New" w:hAnsi="Courier New" w:hint="default"/>
         <w:sz w:val="20"/>
       </w:rPr>
     </w:lvl>
@@ -725,7 +834,7 @@
         <w:ind w:left="2160" w:hanging="360"/>
       </w:pPr>
       <w:rPr>
-        <w:rFonts w:hint="default" w:ascii="Wingdings" w:hAnsi="Wingdings"/>
+        <w:rFonts w:ascii="Wingdings" w:hAnsi="Wingdings" w:hint="default"/>
         <w:sz w:val="20"/>
       </w:rPr>
     </w:lvl>
@@ -741,7 +850,7 @@
         <w:ind w:left="2880" w:hanging="360"/>
       </w:pPr>
       <w:rPr>
-        <w:rFonts w:hint="default" w:ascii="Wingdings" w:hAnsi="Wingdings"/>
+        <w:rFonts w:ascii="Wingdings" w:hAnsi="Wingdings" w:hint="default"/>
         <w:sz w:val="20"/>
       </w:rPr>
     </w:lvl>
@@ -757,7 +866,7 @@
         <w:ind w:left="3600" w:hanging="360"/>
       </w:pPr>
       <w:rPr>
-        <w:rFonts w:hint="default" w:ascii="Wingdings" w:hAnsi="Wingdings"/>
+        <w:rFonts w:ascii="Wingdings" w:hAnsi="Wingdings" w:hint="default"/>
         <w:sz w:val="20"/>
       </w:rPr>
     </w:lvl>
@@ -773,7 +882,7 @@
         <w:ind w:left="4320" w:hanging="360"/>
       </w:pPr>
       <w:rPr>
-        <w:rFonts w:hint="default" w:ascii="Wingdings" w:hAnsi="Wingdings"/>
+        <w:rFonts w:ascii="Wingdings" w:hAnsi="Wingdings" w:hint="default"/>
         <w:sz w:val="20"/>
       </w:rPr>
     </w:lvl>
@@ -789,7 +898,7 @@
         <w:ind w:left="5040" w:hanging="360"/>
       </w:pPr>
       <w:rPr>
-        <w:rFonts w:hint="default" w:ascii="Wingdings" w:hAnsi="Wingdings"/>
+        <w:rFonts w:ascii="Wingdings" w:hAnsi="Wingdings" w:hint="default"/>
         <w:sz w:val="20"/>
       </w:rPr>
     </w:lvl>
@@ -805,7 +914,7 @@
         <w:ind w:left="5760" w:hanging="360"/>
       </w:pPr>
       <w:rPr>
-        <w:rFonts w:hint="default" w:ascii="Wingdings" w:hAnsi="Wingdings"/>
+        <w:rFonts w:ascii="Wingdings" w:hAnsi="Wingdings" w:hint="default"/>
         <w:sz w:val="20"/>
       </w:rPr>
     </w:lvl>
@@ -821,7 +930,7 @@
         <w:ind w:left="6480" w:hanging="360"/>
       </w:pPr>
       <w:rPr>
-        <w:rFonts w:hint="default" w:ascii="Wingdings" w:hAnsi="Wingdings"/>
+        <w:rFonts w:ascii="Wingdings" w:hAnsi="Wingdings" w:hint="default"/>
         <w:sz w:val="20"/>
       </w:rPr>
     </w:lvl>
@@ -839,7 +948,7 @@
         <w:ind w:left="720" w:hanging="360"/>
       </w:pPr>
       <w:rPr>
-        <w:rFonts w:hint="default" w:ascii="Symbol" w:hAnsi="Symbol"/>
+        <w:rFonts w:ascii="Symbol" w:hAnsi="Symbol" w:hint="default"/>
       </w:rPr>
     </w:lvl>
     <w:lvl w:ilvl="1" w:tplc="04130003" w:tentative="1">
@@ -851,7 +960,7 @@
         <w:ind w:left="1440" w:hanging="360"/>
       </w:pPr>
       <w:rPr>
-        <w:rFonts w:hint="default" w:ascii="Courier New" w:hAnsi="Courier New" w:cs="Courier New"/>
+        <w:rFonts w:ascii="Courier New" w:hAnsi="Courier New" w:cs="Courier New" w:hint="default"/>
       </w:rPr>
     </w:lvl>
     <w:lvl w:ilvl="2" w:tplc="04130005" w:tentative="1">
@@ -863,7 +972,7 @@
         <w:ind w:left="2160" w:hanging="360"/>
       </w:pPr>
       <w:rPr>
-        <w:rFonts w:hint="default" w:ascii="Wingdings" w:hAnsi="Wingdings"/>
+        <w:rFonts w:ascii="Wingdings" w:hAnsi="Wingdings" w:hint="default"/>
       </w:rPr>
     </w:lvl>
     <w:lvl w:ilvl="3" w:tplc="04130001" w:tentative="1">
@@ -875,7 +984,7 @@
         <w:ind w:left="2880" w:hanging="360"/>
       </w:pPr>
       <w:rPr>
-        <w:rFonts w:hint="default" w:ascii="Symbol" w:hAnsi="Symbol"/>
+        <w:rFonts w:ascii="Symbol" w:hAnsi="Symbol" w:hint="default"/>
       </w:rPr>
     </w:lvl>
     <w:lvl w:ilvl="4" w:tplc="04130003" w:tentative="1">
@@ -887,7 +996,7 @@
         <w:ind w:left="3600" w:hanging="360"/>
       </w:pPr>
       <w:rPr>
-        <w:rFonts w:hint="default" w:ascii="Courier New" w:hAnsi="Courier New" w:cs="Courier New"/>
+        <w:rFonts w:ascii="Courier New" w:hAnsi="Courier New" w:cs="Courier New" w:hint="default"/>
       </w:rPr>
     </w:lvl>
     <w:lvl w:ilvl="5" w:tplc="04130005" w:tentative="1">
@@ -899,7 +1008,7 @@
         <w:ind w:left="4320" w:hanging="360"/>
       </w:pPr>
       <w:rPr>
-        <w:rFonts w:hint="default" w:ascii="Wingdings" w:hAnsi="Wingdings"/>
+        <w:rFonts w:ascii="Wingdings" w:hAnsi="Wingdings" w:hint="default"/>
       </w:rPr>
     </w:lvl>
     <w:lvl w:ilvl="6" w:tplc="04130001" w:tentative="1">
@@ -911,7 +1020,7 @@
         <w:ind w:left="5040" w:hanging="360"/>
       </w:pPr>
       <w:rPr>
-        <w:rFonts w:hint="default" w:ascii="Symbol" w:hAnsi="Symbol"/>
+        <w:rFonts w:ascii="Symbol" w:hAnsi="Symbol" w:hint="default"/>
       </w:rPr>
     </w:lvl>
     <w:lvl w:ilvl="7" w:tplc="04130003" w:tentative="1">
@@ -923,7 +1032,7 @@
         <w:ind w:left="5760" w:hanging="360"/>
       </w:pPr>
       <w:rPr>
-        <w:rFonts w:hint="default" w:ascii="Courier New" w:hAnsi="Courier New" w:cs="Courier New"/>
+        <w:rFonts w:ascii="Courier New" w:hAnsi="Courier New" w:cs="Courier New" w:hint="default"/>
       </w:rPr>
     </w:lvl>
     <w:lvl w:ilvl="8" w:tplc="04130005" w:tentative="1">
@@ -935,7 +1044,7 @@
         <w:ind w:left="6480" w:hanging="360"/>
       </w:pPr>
       <w:rPr>
-        <w:rFonts w:hint="default" w:ascii="Wingdings" w:hAnsi="Wingdings"/>
+        <w:rFonts w:ascii="Wingdings" w:hAnsi="Wingdings" w:hint="default"/>
       </w:rPr>
     </w:lvl>
   </w:abstractNum>
@@ -955,7 +1064,7 @@
         <w:ind w:left="720" w:hanging="360"/>
       </w:pPr>
       <w:rPr>
-        <w:rFonts w:hint="default" w:ascii="Symbol" w:hAnsi="Symbol"/>
+        <w:rFonts w:ascii="Symbol" w:hAnsi="Symbol" w:hint="default"/>
         <w:sz w:val="20"/>
       </w:rPr>
     </w:lvl>
@@ -971,7 +1080,7 @@
         <w:ind w:left="1440" w:hanging="360"/>
       </w:pPr>
       <w:rPr>
-        <w:rFonts w:hint="default" w:ascii="Courier New" w:hAnsi="Courier New"/>
+        <w:rFonts w:ascii="Courier New" w:hAnsi="Courier New" w:hint="default"/>
         <w:sz w:val="20"/>
       </w:rPr>
     </w:lvl>
@@ -987,7 +1096,7 @@
         <w:ind w:left="2160" w:hanging="360"/>
       </w:pPr>
       <w:rPr>
-        <w:rFonts w:hint="default" w:ascii="Wingdings" w:hAnsi="Wingdings"/>
+        <w:rFonts w:ascii="Wingdings" w:hAnsi="Wingdings" w:hint="default"/>
         <w:sz w:val="20"/>
       </w:rPr>
     </w:lvl>
@@ -1003,7 +1112,7 @@
         <w:ind w:left="2880" w:hanging="360"/>
       </w:pPr>
       <w:rPr>
-        <w:rFonts w:hint="default" w:ascii="Wingdings" w:hAnsi="Wingdings"/>
+        <w:rFonts w:ascii="Wingdings" w:hAnsi="Wingdings" w:hint="default"/>
         <w:sz w:val="20"/>
       </w:rPr>
     </w:lvl>
@@ -1019,7 +1128,7 @@
         <w:ind w:left="3600" w:hanging="360"/>
       </w:pPr>
       <w:rPr>
-        <w:rFonts w:hint="default" w:ascii="Wingdings" w:hAnsi="Wingdings"/>
+        <w:rFonts w:ascii="Wingdings" w:hAnsi="Wingdings" w:hint="default"/>
         <w:sz w:val="20"/>
       </w:rPr>
     </w:lvl>
@@ -1035,7 +1144,7 @@
         <w:ind w:left="4320" w:hanging="360"/>
       </w:pPr>
       <w:rPr>
-        <w:rFonts w:hint="default" w:ascii="Wingdings" w:hAnsi="Wingdings"/>
+        <w:rFonts w:ascii="Wingdings" w:hAnsi="Wingdings" w:hint="default"/>
         <w:sz w:val="20"/>
       </w:rPr>
     </w:lvl>
@@ -1051,7 +1160,7 @@
         <w:ind w:left="5040" w:hanging="360"/>
       </w:pPr>
       <w:rPr>
-        <w:rFonts w:hint="default" w:ascii="Wingdings" w:hAnsi="Wingdings"/>
+        <w:rFonts w:ascii="Wingdings" w:hAnsi="Wingdings" w:hint="default"/>
         <w:sz w:val="20"/>
       </w:rPr>
     </w:lvl>
@@ -1067,7 +1176,7 @@
         <w:ind w:left="5760" w:hanging="360"/>
       </w:pPr>
       <w:rPr>
-        <w:rFonts w:hint="default" w:ascii="Wingdings" w:hAnsi="Wingdings"/>
+        <w:rFonts w:ascii="Wingdings" w:hAnsi="Wingdings" w:hint="default"/>
         <w:sz w:val="20"/>
       </w:rPr>
     </w:lvl>
@@ -1083,7 +1192,7 @@
         <w:ind w:left="6480" w:hanging="360"/>
       </w:pPr>
       <w:rPr>
-        <w:rFonts w:hint="default" w:ascii="Wingdings" w:hAnsi="Wingdings"/>
+        <w:rFonts w:ascii="Wingdings" w:hAnsi="Wingdings" w:hint="default"/>
         <w:sz w:val="20"/>
       </w:rPr>
     </w:lvl>
@@ -1104,7 +1213,7 @@
         <w:ind w:left="720" w:hanging="360"/>
       </w:pPr>
       <w:rPr>
-        <w:rFonts w:hint="default" w:ascii="Symbol" w:hAnsi="Symbol"/>
+        <w:rFonts w:ascii="Symbol" w:hAnsi="Symbol" w:hint="default"/>
         <w:sz w:val="20"/>
       </w:rPr>
     </w:lvl>
@@ -1120,7 +1229,7 @@
         <w:ind w:left="1440" w:hanging="360"/>
       </w:pPr>
       <w:rPr>
-        <w:rFonts w:hint="default" w:ascii="Courier New" w:hAnsi="Courier New"/>
+        <w:rFonts w:ascii="Courier New" w:hAnsi="Courier New" w:hint="default"/>
         <w:sz w:val="20"/>
       </w:rPr>
     </w:lvl>
@@ -1136,7 +1245,7 @@
         <w:ind w:left="2160" w:hanging="360"/>
       </w:pPr>
       <w:rPr>
-        <w:rFonts w:hint="default" w:ascii="Wingdings" w:hAnsi="Wingdings"/>
+        <w:rFonts w:ascii="Wingdings" w:hAnsi="Wingdings" w:hint="default"/>
         <w:sz w:val="20"/>
       </w:rPr>
     </w:lvl>
@@ -1152,7 +1261,7 @@
         <w:ind w:left="2880" w:hanging="360"/>
       </w:pPr>
       <w:rPr>
-        <w:rFonts w:hint="default" w:ascii="Wingdings" w:hAnsi="Wingdings"/>
+        <w:rFonts w:ascii="Wingdings" w:hAnsi="Wingdings" w:hint="default"/>
         <w:sz w:val="20"/>
       </w:rPr>
     </w:lvl>
@@ -1168,7 +1277,7 @@
         <w:ind w:left="3600" w:hanging="360"/>
       </w:pPr>
       <w:rPr>
-        <w:rFonts w:hint="default" w:ascii="Wingdings" w:hAnsi="Wingdings"/>
+        <w:rFonts w:ascii="Wingdings" w:hAnsi="Wingdings" w:hint="default"/>
         <w:sz w:val="20"/>
       </w:rPr>
     </w:lvl>
@@ -1184,7 +1293,7 @@
         <w:ind w:left="4320" w:hanging="360"/>
       </w:pPr>
       <w:rPr>
-        <w:rFonts w:hint="default" w:ascii="Wingdings" w:hAnsi="Wingdings"/>
+        <w:rFonts w:ascii="Wingdings" w:hAnsi="Wingdings" w:hint="default"/>
         <w:sz w:val="20"/>
       </w:rPr>
     </w:lvl>
@@ -1200,7 +1309,7 @@
         <w:ind w:left="5040" w:hanging="360"/>
       </w:pPr>
       <w:rPr>
-        <w:rFonts w:hint="default" w:ascii="Wingdings" w:hAnsi="Wingdings"/>
+        <w:rFonts w:ascii="Wingdings" w:hAnsi="Wingdings" w:hint="default"/>
         <w:sz w:val="20"/>
       </w:rPr>
     </w:lvl>
@@ -1216,7 +1325,7 @@
         <w:ind w:left="5760" w:hanging="360"/>
       </w:pPr>
       <w:rPr>
-        <w:rFonts w:hint="default" w:ascii="Wingdings" w:hAnsi="Wingdings"/>
+        <w:rFonts w:ascii="Wingdings" w:hAnsi="Wingdings" w:hint="default"/>
         <w:sz w:val="20"/>
       </w:rPr>
     </w:lvl>
@@ -1232,7 +1341,7 @@
         <w:ind w:left="6480" w:hanging="360"/>
       </w:pPr>
       <w:rPr>
-        <w:rFonts w:hint="default" w:ascii="Wingdings" w:hAnsi="Wingdings"/>
+        <w:rFonts w:ascii="Wingdings" w:hAnsi="Wingdings" w:hint="default"/>
         <w:sz w:val="20"/>
       </w:rPr>
     </w:lvl>
@@ -1253,7 +1362,7 @@
         <w:ind w:left="720" w:hanging="360"/>
       </w:pPr>
       <w:rPr>
-        <w:rFonts w:hint="default" w:ascii="Symbol" w:hAnsi="Symbol"/>
+        <w:rFonts w:ascii="Symbol" w:hAnsi="Symbol" w:hint="default"/>
         <w:sz w:val="20"/>
       </w:rPr>
     </w:lvl>
@@ -1269,7 +1378,7 @@
         <w:ind w:left="1440" w:hanging="360"/>
       </w:pPr>
       <w:rPr>
-        <w:rFonts w:hint="default" w:ascii="Courier New" w:hAnsi="Courier New"/>
+        <w:rFonts w:ascii="Courier New" w:hAnsi="Courier New" w:hint="default"/>
         <w:sz w:val="20"/>
       </w:rPr>
     </w:lvl>
@@ -1285,7 +1394,7 @@
         <w:ind w:left="2160" w:hanging="360"/>
       </w:pPr>
       <w:rPr>
-        <w:rFonts w:hint="default" w:ascii="Wingdings" w:hAnsi="Wingdings"/>
+        <w:rFonts w:ascii="Wingdings" w:hAnsi="Wingdings" w:hint="default"/>
         <w:sz w:val="20"/>
       </w:rPr>
     </w:lvl>
@@ -1301,7 +1410,7 @@
         <w:ind w:left="2880" w:hanging="360"/>
       </w:pPr>
       <w:rPr>
-        <w:rFonts w:hint="default" w:ascii="Wingdings" w:hAnsi="Wingdings"/>
+        <w:rFonts w:ascii="Wingdings" w:hAnsi="Wingdings" w:hint="default"/>
         <w:sz w:val="20"/>
       </w:rPr>
     </w:lvl>
@@ -1317,7 +1426,7 @@
         <w:ind w:left="3600" w:hanging="360"/>
       </w:pPr>
       <w:rPr>
-        <w:rFonts w:hint="default" w:ascii="Wingdings" w:hAnsi="Wingdings"/>
+        <w:rFonts w:ascii="Wingdings" w:hAnsi="Wingdings" w:hint="default"/>
         <w:sz w:val="20"/>
       </w:rPr>
     </w:lvl>
@@ -1333,7 +1442,7 @@
         <w:ind w:left="4320" w:hanging="360"/>
       </w:pPr>
       <w:rPr>
-        <w:rFonts w:hint="default" w:ascii="Wingdings" w:hAnsi="Wingdings"/>
+        <w:rFonts w:ascii="Wingdings" w:hAnsi="Wingdings" w:hint="default"/>
         <w:sz w:val="20"/>
       </w:rPr>
     </w:lvl>
@@ -1349,7 +1458,7 @@
         <w:ind w:left="5040" w:hanging="360"/>
       </w:pPr>
       <w:rPr>
-        <w:rFonts w:hint="default" w:ascii="Wingdings" w:hAnsi="Wingdings"/>
+        <w:rFonts w:ascii="Wingdings" w:hAnsi="Wingdings" w:hint="default"/>
         <w:sz w:val="20"/>
       </w:rPr>
     </w:lvl>
@@ -1365,7 +1474,7 @@
         <w:ind w:left="5760" w:hanging="360"/>
       </w:pPr>
       <w:rPr>
-        <w:rFonts w:hint="default" w:ascii="Wingdings" w:hAnsi="Wingdings"/>
+        <w:rFonts w:ascii="Wingdings" w:hAnsi="Wingdings" w:hint="default"/>
         <w:sz w:val="20"/>
       </w:rPr>
     </w:lvl>
@@ -1381,7 +1490,7 @@
         <w:ind w:left="6480" w:hanging="360"/>
       </w:pPr>
       <w:rPr>
-        <w:rFonts w:hint="default" w:ascii="Wingdings" w:hAnsi="Wingdings"/>
+        <w:rFonts w:ascii="Wingdings" w:hAnsi="Wingdings" w:hint="default"/>
         <w:sz w:val="20"/>
       </w:rPr>
     </w:lvl>
@@ -1402,7 +1511,7 @@
         <w:ind w:left="720" w:hanging="360"/>
       </w:pPr>
       <w:rPr>
-        <w:rFonts w:hint="default" w:ascii="Symbol" w:hAnsi="Symbol"/>
+        <w:rFonts w:ascii="Symbol" w:hAnsi="Symbol" w:hint="default"/>
         <w:sz w:val="20"/>
       </w:rPr>
     </w:lvl>
@@ -1418,7 +1527,7 @@
         <w:ind w:left="1440" w:hanging="360"/>
       </w:pPr>
       <w:rPr>
-        <w:rFonts w:hint="default" w:ascii="Courier New" w:hAnsi="Courier New"/>
+        <w:rFonts w:ascii="Courier New" w:hAnsi="Courier New" w:hint="default"/>
         <w:sz w:val="20"/>
       </w:rPr>
     </w:lvl>
@@ -1434,7 +1543,7 @@
         <w:ind w:left="2160" w:hanging="360"/>
       </w:pPr>
       <w:rPr>
-        <w:rFonts w:hint="default" w:ascii="Wingdings" w:hAnsi="Wingdings"/>
+        <w:rFonts w:ascii="Wingdings" w:hAnsi="Wingdings" w:hint="default"/>
         <w:sz w:val="20"/>
       </w:rPr>
     </w:lvl>
@@ -1450,7 +1559,7 @@
         <w:ind w:left="2880" w:hanging="360"/>
       </w:pPr>
       <w:rPr>
-        <w:rFonts w:hint="default" w:ascii="Wingdings" w:hAnsi="Wingdings"/>
+        <w:rFonts w:ascii="Wingdings" w:hAnsi="Wingdings" w:hint="default"/>
         <w:sz w:val="20"/>
       </w:rPr>
     </w:lvl>
@@ -1466,7 +1575,7 @@
         <w:ind w:left="3600" w:hanging="360"/>
       </w:pPr>
       <w:rPr>
-        <w:rFonts w:hint="default" w:ascii="Wingdings" w:hAnsi="Wingdings"/>
+        <w:rFonts w:ascii="Wingdings" w:hAnsi="Wingdings" w:hint="default"/>
         <w:sz w:val="20"/>
       </w:rPr>
     </w:lvl>
@@ -1482,7 +1591,7 @@
         <w:ind w:left="4320" w:hanging="360"/>
       </w:pPr>
       <w:rPr>
-        <w:rFonts w:hint="default" w:ascii="Wingdings" w:hAnsi="Wingdings"/>
+        <w:rFonts w:ascii="Wingdings" w:hAnsi="Wingdings" w:hint="default"/>
         <w:sz w:val="20"/>
       </w:rPr>
     </w:lvl>
@@ -1498,7 +1607,7 @@
         <w:ind w:left="5040" w:hanging="360"/>
       </w:pPr>
       <w:rPr>
-        <w:rFonts w:hint="default" w:ascii="Wingdings" w:hAnsi="Wingdings"/>
+        <w:rFonts w:ascii="Wingdings" w:hAnsi="Wingdings" w:hint="default"/>
         <w:sz w:val="20"/>
       </w:rPr>
     </w:lvl>
@@ -1514,7 +1623,7 @@
         <w:ind w:left="5760" w:hanging="360"/>
       </w:pPr>
       <w:rPr>
-        <w:rFonts w:hint="default" w:ascii="Wingdings" w:hAnsi="Wingdings"/>
+        <w:rFonts w:ascii="Wingdings" w:hAnsi="Wingdings" w:hint="default"/>
         <w:sz w:val="20"/>
       </w:rPr>
     </w:lvl>
@@ -1530,7 +1639,7 @@
         <w:ind w:left="6480" w:hanging="360"/>
       </w:pPr>
       <w:rPr>
-        <w:rFonts w:hint="default" w:ascii="Wingdings" w:hAnsi="Wingdings"/>
+        <w:rFonts w:ascii="Wingdings" w:hAnsi="Wingdings" w:hint="default"/>
         <w:sz w:val="20"/>
       </w:rPr>
     </w:lvl>
@@ -1753,7 +1862,7 @@
         <w:ind w:left="720" w:hanging="360"/>
       </w:pPr>
       <w:rPr>
-        <w:rFonts w:hint="default" w:ascii="Symbol" w:hAnsi="Symbol"/>
+        <w:rFonts w:ascii="Symbol" w:hAnsi="Symbol" w:hint="default"/>
         <w:sz w:val="20"/>
       </w:rPr>
     </w:lvl>
@@ -1769,7 +1878,7 @@
         <w:ind w:left="1440" w:hanging="360"/>
       </w:pPr>
       <w:rPr>
-        <w:rFonts w:hint="default" w:ascii="Courier New" w:hAnsi="Courier New"/>
+        <w:rFonts w:ascii="Courier New" w:hAnsi="Courier New" w:hint="default"/>
         <w:sz w:val="20"/>
       </w:rPr>
     </w:lvl>
@@ -1785,7 +1894,7 @@
         <w:ind w:left="2160" w:hanging="360"/>
       </w:pPr>
       <w:rPr>
-        <w:rFonts w:hint="default" w:ascii="Wingdings" w:hAnsi="Wingdings"/>
+        <w:rFonts w:ascii="Wingdings" w:hAnsi="Wingdings" w:hint="default"/>
         <w:sz w:val="20"/>
       </w:rPr>
     </w:lvl>
@@ -1801,7 +1910,7 @@
         <w:ind w:left="2880" w:hanging="360"/>
       </w:pPr>
       <w:rPr>
-        <w:rFonts w:hint="default" w:ascii="Wingdings" w:hAnsi="Wingdings"/>
+        <w:rFonts w:ascii="Wingdings" w:hAnsi="Wingdings" w:hint="default"/>
         <w:sz w:val="20"/>
       </w:rPr>
     </w:lvl>
@@ -1817,7 +1926,7 @@
         <w:ind w:left="3600" w:hanging="360"/>
       </w:pPr>
       <w:rPr>
-        <w:rFonts w:hint="default" w:ascii="Wingdings" w:hAnsi="Wingdings"/>
+        <w:rFonts w:ascii="Wingdings" w:hAnsi="Wingdings" w:hint="default"/>
         <w:sz w:val="20"/>
       </w:rPr>
     </w:lvl>
@@ -1833,7 +1942,7 @@
         <w:ind w:left="4320" w:hanging="360"/>
       </w:pPr>
       <w:rPr>
-        <w:rFonts w:hint="default" w:ascii="Wingdings" w:hAnsi="Wingdings"/>
+        <w:rFonts w:ascii="Wingdings" w:hAnsi="Wingdings" w:hint="default"/>
         <w:sz w:val="20"/>
       </w:rPr>
     </w:lvl>
@@ -1849,7 +1958,7 @@
         <w:ind w:left="5040" w:hanging="360"/>
       </w:pPr>
       <w:rPr>
-        <w:rFonts w:hint="default" w:ascii="Wingdings" w:hAnsi="Wingdings"/>
+        <w:rFonts w:ascii="Wingdings" w:hAnsi="Wingdings" w:hint="default"/>
         <w:sz w:val="20"/>
       </w:rPr>
     </w:lvl>
@@ -1865,7 +1974,7 @@
         <w:ind w:left="5760" w:hanging="360"/>
       </w:pPr>
       <w:rPr>
-        <w:rFonts w:hint="default" w:ascii="Wingdings" w:hAnsi="Wingdings"/>
+        <w:rFonts w:ascii="Wingdings" w:hAnsi="Wingdings" w:hint="default"/>
         <w:sz w:val="20"/>
       </w:rPr>
     </w:lvl>
@@ -1881,7 +1990,7 @@
         <w:ind w:left="6480" w:hanging="360"/>
       </w:pPr>
       <w:rPr>
-        <w:rFonts w:hint="default" w:ascii="Wingdings" w:hAnsi="Wingdings"/>
+        <w:rFonts w:ascii="Wingdings" w:hAnsi="Wingdings" w:hint="default"/>
         <w:sz w:val="20"/>
       </w:rPr>
     </w:lvl>
@@ -1902,7 +2011,7 @@
         <w:ind w:left="720" w:hanging="360"/>
       </w:pPr>
       <w:rPr>
-        <w:rFonts w:hint="default" w:ascii="Symbol" w:hAnsi="Symbol"/>
+        <w:rFonts w:ascii="Symbol" w:hAnsi="Symbol" w:hint="default"/>
         <w:sz w:val="20"/>
       </w:rPr>
     </w:lvl>
@@ -1935,7 +2044,7 @@
         <w:ind w:left="2160" w:hanging="360"/>
       </w:pPr>
       <w:rPr>
-        <w:rFonts w:hint="default" w:ascii="Wingdings" w:hAnsi="Wingdings"/>
+        <w:rFonts w:ascii="Wingdings" w:hAnsi="Wingdings" w:hint="default"/>
         <w:sz w:val="20"/>
       </w:rPr>
     </w:lvl>
@@ -1951,7 +2060,7 @@
         <w:ind w:left="2880" w:hanging="360"/>
       </w:pPr>
       <w:rPr>
-        <w:rFonts w:hint="default" w:ascii="Wingdings" w:hAnsi="Wingdings"/>
+        <w:rFonts w:ascii="Wingdings" w:hAnsi="Wingdings" w:hint="default"/>
         <w:sz w:val="20"/>
       </w:rPr>
     </w:lvl>
@@ -1967,7 +2076,7 @@
         <w:ind w:left="3600" w:hanging="360"/>
       </w:pPr>
       <w:rPr>
-        <w:rFonts w:hint="default" w:ascii="Wingdings" w:hAnsi="Wingdings"/>
+        <w:rFonts w:ascii="Wingdings" w:hAnsi="Wingdings" w:hint="default"/>
         <w:sz w:val="20"/>
       </w:rPr>
     </w:lvl>
@@ -1983,7 +2092,7 @@
         <w:ind w:left="4320" w:hanging="360"/>
       </w:pPr>
       <w:rPr>
-        <w:rFonts w:hint="default" w:ascii="Wingdings" w:hAnsi="Wingdings"/>
+        <w:rFonts w:ascii="Wingdings" w:hAnsi="Wingdings" w:hint="default"/>
         <w:sz w:val="20"/>
       </w:rPr>
     </w:lvl>
@@ -1999,7 +2108,7 @@
         <w:ind w:left="5040" w:hanging="360"/>
       </w:pPr>
       <w:rPr>
-        <w:rFonts w:hint="default" w:ascii="Wingdings" w:hAnsi="Wingdings"/>
+        <w:rFonts w:ascii="Wingdings" w:hAnsi="Wingdings" w:hint="default"/>
         <w:sz w:val="20"/>
       </w:rPr>
     </w:lvl>
@@ -2015,7 +2124,7 @@
         <w:ind w:left="5760" w:hanging="360"/>
       </w:pPr>
       <w:rPr>
-        <w:rFonts w:hint="default" w:ascii="Wingdings" w:hAnsi="Wingdings"/>
+        <w:rFonts w:ascii="Wingdings" w:hAnsi="Wingdings" w:hint="default"/>
         <w:sz w:val="20"/>
       </w:rPr>
     </w:lvl>
@@ -2031,7 +2140,7 @@
         <w:ind w:left="6480" w:hanging="360"/>
       </w:pPr>
       <w:rPr>
-        <w:rFonts w:hint="default" w:ascii="Wingdings" w:hAnsi="Wingdings"/>
+        <w:rFonts w:ascii="Wingdings" w:hAnsi="Wingdings" w:hint="default"/>
         <w:sz w:val="20"/>
       </w:rPr>
     </w:lvl>
@@ -2052,7 +2161,7 @@
         <w:ind w:left="720" w:hanging="360"/>
       </w:pPr>
       <w:rPr>
-        <w:rFonts w:hint="default" w:ascii="Symbol" w:hAnsi="Symbol"/>
+        <w:rFonts w:ascii="Symbol" w:hAnsi="Symbol" w:hint="default"/>
         <w:sz w:val="20"/>
       </w:rPr>
     </w:lvl>
@@ -2068,7 +2177,7 @@
         <w:ind w:left="1440" w:hanging="360"/>
       </w:pPr>
       <w:rPr>
-        <w:rFonts w:hint="default" w:ascii="Courier New" w:hAnsi="Courier New"/>
+        <w:rFonts w:ascii="Courier New" w:hAnsi="Courier New" w:hint="default"/>
         <w:sz w:val="20"/>
       </w:rPr>
     </w:lvl>
@@ -2084,7 +2193,7 @@
         <w:ind w:left="2160" w:hanging="360"/>
       </w:pPr>
       <w:rPr>
-        <w:rFonts w:hint="default" w:ascii="Wingdings" w:hAnsi="Wingdings"/>
+        <w:rFonts w:ascii="Wingdings" w:hAnsi="Wingdings" w:hint="default"/>
         <w:sz w:val="20"/>
       </w:rPr>
     </w:lvl>
@@ -2100,7 +2209,7 @@
         <w:ind w:left="2880" w:hanging="360"/>
       </w:pPr>
       <w:rPr>
-        <w:rFonts w:hint="default" w:ascii="Wingdings" w:hAnsi="Wingdings"/>
+        <w:rFonts w:ascii="Wingdings" w:hAnsi="Wingdings" w:hint="default"/>
         <w:sz w:val="20"/>
       </w:rPr>
     </w:lvl>
@@ -2116,7 +2225,7 @@
         <w:ind w:left="3600" w:hanging="360"/>
       </w:pPr>
       <w:rPr>
-        <w:rFonts w:hint="default" w:ascii="Wingdings" w:hAnsi="Wingdings"/>
+        <w:rFonts w:ascii="Wingdings" w:hAnsi="Wingdings" w:hint="default"/>
         <w:sz w:val="20"/>
       </w:rPr>
     </w:lvl>
@@ -2132,7 +2241,7 @@
         <w:ind w:left="4320" w:hanging="360"/>
       </w:pPr>
       <w:rPr>
-        <w:rFonts w:hint="default" w:ascii="Wingdings" w:hAnsi="Wingdings"/>
+        <w:rFonts w:ascii="Wingdings" w:hAnsi="Wingdings" w:hint="default"/>
         <w:sz w:val="20"/>
       </w:rPr>
     </w:lvl>
@@ -2148,7 +2257,7 @@
         <w:ind w:left="5040" w:hanging="360"/>
       </w:pPr>
       <w:rPr>
-        <w:rFonts w:hint="default" w:ascii="Wingdings" w:hAnsi="Wingdings"/>
+        <w:rFonts w:ascii="Wingdings" w:hAnsi="Wingdings" w:hint="default"/>
         <w:sz w:val="20"/>
       </w:rPr>
     </w:lvl>
@@ -2164,7 +2273,7 @@
         <w:ind w:left="5760" w:hanging="360"/>
       </w:pPr>
       <w:rPr>
-        <w:rFonts w:hint="default" w:ascii="Wingdings" w:hAnsi="Wingdings"/>
+        <w:rFonts w:ascii="Wingdings" w:hAnsi="Wingdings" w:hint="default"/>
         <w:sz w:val="20"/>
       </w:rPr>
     </w:lvl>
@@ -2180,7 +2289,7 @@
         <w:ind w:left="6480" w:hanging="360"/>
       </w:pPr>
       <w:rPr>
-        <w:rFonts w:hint="default" w:ascii="Wingdings" w:hAnsi="Wingdings"/>
+        <w:rFonts w:ascii="Wingdings" w:hAnsi="Wingdings" w:hint="default"/>
         <w:sz w:val="20"/>
       </w:rPr>
     </w:lvl>
@@ -2338,11 +2447,11 @@
 </file>
 
 <file path=word/styles.xml><?xml version="1.0" encoding="utf-8"?>
-<w:styles xmlns:wp14="http://schemas.microsoft.com/office/word/2010/wordprocessingDrawing" xmlns:mc="http://schemas.openxmlformats.org/markup-compatibility/2006" xmlns:r="http://schemas.openxmlformats.org/officeDocument/2006/relationships" xmlns:w="http://schemas.openxmlformats.org/wordprocessingml/2006/main" xmlns:w14="http://schemas.microsoft.com/office/word/2010/wordml" xmlns:w15="http://schemas.microsoft.com/office/word/2012/wordml" xmlns:w16cex="http://schemas.microsoft.com/office/word/2018/wordml/cex" xmlns:w16cid="http://schemas.microsoft.com/office/word/2016/wordml/cid" xmlns:w16="http://schemas.microsoft.com/office/word/2018/wordml" xmlns:w16du="http://schemas.microsoft.com/office/word/2023/wordml/word16du" xmlns:w16sdtdh="http://schemas.microsoft.com/office/word/2020/wordml/sdtdatahash" xmlns:w16sdtfl="http://schemas.microsoft.com/office/word/2024/wordml/sdtformatlock" xmlns:w16se="http://schemas.microsoft.com/office/word/2015/wordml/symex" mc:Ignorable="w14 w15 w16se w16cid w16 w16cex w16sdtdh w16sdtfl w16du wp14">
+<w:styles xmlns:mc="http://schemas.openxmlformats.org/markup-compatibility/2006" xmlns:r="http://schemas.openxmlformats.org/officeDocument/2006/relationships" xmlns:w="http://schemas.openxmlformats.org/wordprocessingml/2006/main" xmlns:w14="http://schemas.microsoft.com/office/word/2010/wordml" xmlns:w15="http://schemas.microsoft.com/office/word/2012/wordml" xmlns:w16cex="http://schemas.microsoft.com/office/word/2018/wordml/cex" xmlns:w16cid="http://schemas.microsoft.com/office/word/2016/wordml/cid" xmlns:w16="http://schemas.microsoft.com/office/word/2018/wordml" xmlns:w16du="http://schemas.microsoft.com/office/word/2023/wordml/word16du" xmlns:w16sdtdh="http://schemas.microsoft.com/office/word/2020/wordml/sdtdatahash" xmlns:w16sdtfl="http://schemas.microsoft.com/office/word/2024/wordml/sdtformatlock" xmlns:w16se="http://schemas.microsoft.com/office/word/2015/wordml/symex" mc:Ignorable="w14 w15 w16se w16cid w16 w16cex w16sdtdh w16sdtfl w16du">
   <w:docDefaults>
     <w:rPrDefault>
       <w:rPr>
-        <w:rFonts w:asciiTheme="minorHAnsi" w:hAnsiTheme="minorHAnsi" w:eastAsiaTheme="minorHAnsi" w:cstheme="minorBidi"/>
+        <w:rFonts w:asciiTheme="minorHAnsi" w:eastAsiaTheme="minorHAnsi" w:hAnsiTheme="minorHAnsi" w:cstheme="minorBidi"/>
         <w:kern w:val="2"/>
         <w:sz w:val="24"/>
         <w:szCs w:val="24"/>
@@ -2359,14 +2468,14 @@
   <w:latentStyles w:defLockedState="0" w:defUIPriority="99" w:defSemiHidden="0" w:defUnhideWhenUsed="0" w:defQFormat="0" w:count="376">
     <w:lsdException w:name="Normal" w:uiPriority="0" w:qFormat="1"/>
     <w:lsdException w:name="heading 1" w:uiPriority="0" w:qFormat="1"/>
-    <w:lsdException w:name="heading 2" w:uiPriority="9" w:semiHidden="1" w:unhideWhenUsed="1" w:qFormat="1"/>
-    <w:lsdException w:name="heading 3" w:uiPriority="9" w:semiHidden="1" w:unhideWhenUsed="1" w:qFormat="1"/>
-    <w:lsdException w:name="heading 4" w:uiPriority="9" w:semiHidden="1" w:unhideWhenUsed="1" w:qFormat="1"/>
-    <w:lsdException w:name="heading 5" w:uiPriority="9" w:semiHidden="1" w:unhideWhenUsed="1" w:qFormat="1"/>
-    <w:lsdException w:name="heading 6" w:uiPriority="9" w:semiHidden="1" w:unhideWhenUsed="1" w:qFormat="1"/>
-    <w:lsdException w:name="heading 7" w:uiPriority="9" w:semiHidden="1" w:unhideWhenUsed="1" w:qFormat="1"/>
-    <w:lsdException w:name="heading 8" w:uiPriority="9" w:semiHidden="1" w:unhideWhenUsed="1" w:qFormat="1"/>
-    <w:lsdException w:name="heading 9" w:uiPriority="9" w:semiHidden="1" w:unhideWhenUsed="1" w:qFormat="1"/>
+    <w:lsdException w:name="heading 2" w:semiHidden="1" w:uiPriority="9" w:unhideWhenUsed="1" w:qFormat="1"/>
+    <w:lsdException w:name="heading 3" w:semiHidden="1" w:uiPriority="9" w:unhideWhenUsed="1" w:qFormat="1"/>
+    <w:lsdException w:name="heading 4" w:semiHidden="1" w:uiPriority="9" w:unhideWhenUsed="1" w:qFormat="1"/>
+    <w:lsdException w:name="heading 5" w:semiHidden="1" w:uiPriority="9" w:unhideWhenUsed="1" w:qFormat="1"/>
+    <w:lsdException w:name="heading 6" w:semiHidden="1" w:uiPriority="9" w:unhideWhenUsed="1" w:qFormat="1"/>
+    <w:lsdException w:name="heading 7" w:semiHidden="1" w:uiPriority="9" w:unhideWhenUsed="1" w:qFormat="1"/>
+    <w:lsdException w:name="heading 8" w:semiHidden="1" w:uiPriority="9" w:unhideWhenUsed="1" w:qFormat="1"/>
+    <w:lsdException w:name="heading 9" w:semiHidden="1" w:uiPriority="9" w:unhideWhenUsed="1" w:qFormat="1"/>
     <w:lsdException w:name="index 1" w:semiHidden="1" w:unhideWhenUsed="1"/>
     <w:lsdException w:name="index 2" w:semiHidden="1" w:unhideWhenUsed="1"/>
     <w:lsdException w:name="index 3" w:semiHidden="1" w:unhideWhenUsed="1"/>
@@ -2376,22 +2485,22 @@
     <w:lsdException w:name="index 7" w:semiHidden="1" w:unhideWhenUsed="1"/>
     <w:lsdException w:name="index 8" w:semiHidden="1" w:unhideWhenUsed="1"/>
     <w:lsdException w:name="index 9" w:semiHidden="1" w:unhideWhenUsed="1"/>
-    <w:lsdException w:name="toc 1" w:uiPriority="39" w:semiHidden="1" w:unhideWhenUsed="1"/>
-    <w:lsdException w:name="toc 2" w:uiPriority="39" w:semiHidden="1" w:unhideWhenUsed="1"/>
-    <w:lsdException w:name="toc 3" w:uiPriority="39" w:semiHidden="1" w:unhideWhenUsed="1"/>
-    <w:lsdException w:name="toc 4" w:uiPriority="39" w:semiHidden="1" w:unhideWhenUsed="1"/>
-    <w:lsdException w:name="toc 5" w:uiPriority="39" w:semiHidden="1" w:unhideWhenUsed="1"/>
-    <w:lsdException w:name="toc 6" w:uiPriority="39" w:semiHidden="1" w:unhideWhenUsed="1"/>
-    <w:lsdException w:name="toc 7" w:uiPriority="39" w:semiHidden="1" w:unhideWhenUsed="1"/>
-    <w:lsdException w:name="toc 8" w:uiPriority="39" w:semiHidden="1" w:unhideWhenUsed="1"/>
-    <w:lsdException w:name="toc 9" w:uiPriority="39" w:semiHidden="1" w:unhideWhenUsed="1"/>
+    <w:lsdException w:name="toc 1" w:semiHidden="1" w:uiPriority="39" w:unhideWhenUsed="1"/>
+    <w:lsdException w:name="toc 2" w:semiHidden="1" w:uiPriority="39" w:unhideWhenUsed="1"/>
+    <w:lsdException w:name="toc 3" w:semiHidden="1" w:uiPriority="39" w:unhideWhenUsed="1"/>
+    <w:lsdException w:name="toc 4" w:semiHidden="1" w:uiPriority="39" w:unhideWhenUsed="1"/>
+    <w:lsdException w:name="toc 5" w:semiHidden="1" w:uiPriority="39" w:unhideWhenUsed="1"/>
+    <w:lsdException w:name="toc 6" w:semiHidden="1" w:uiPriority="39" w:unhideWhenUsed="1"/>
+    <w:lsdException w:name="toc 7" w:semiHidden="1" w:uiPriority="39" w:unhideWhenUsed="1"/>
+    <w:lsdException w:name="toc 8" w:semiHidden="1" w:uiPriority="39" w:unhideWhenUsed="1"/>
+    <w:lsdException w:name="toc 9" w:semiHidden="1" w:uiPriority="39" w:unhideWhenUsed="1"/>
     <w:lsdException w:name="Normal Indent" w:semiHidden="1" w:unhideWhenUsed="1"/>
     <w:lsdException w:name="footnote text" w:semiHidden="1" w:unhideWhenUsed="1"/>
     <w:lsdException w:name="annotation text" w:semiHidden="1" w:unhideWhenUsed="1"/>
     <w:lsdException w:name="header" w:semiHidden="1" w:unhideWhenUsed="1"/>
     <w:lsdException w:name="footer" w:semiHidden="1" w:unhideWhenUsed="1"/>
     <w:lsdException w:name="index heading" w:semiHidden="1" w:unhideWhenUsed="1"/>
-    <w:lsdException w:name="caption" w:uiPriority="35" w:semiHidden="1" w:unhideWhenUsed="1" w:qFormat="1"/>
+    <w:lsdException w:name="caption" w:semiHidden="1" w:uiPriority="35" w:unhideWhenUsed="1" w:qFormat="1"/>
     <w:lsdException w:name="table of figures" w:semiHidden="1" w:unhideWhenUsed="1"/>
     <w:lsdException w:name="envelope address" w:semiHidden="1" w:unhideWhenUsed="1"/>
     <w:lsdException w:name="envelope return" w:semiHidden="1" w:unhideWhenUsed="1"/>
@@ -2422,7 +2531,7 @@
     <w:lsdException w:name="Title" w:uiPriority="10" w:qFormat="1"/>
     <w:lsdException w:name="Closing" w:semiHidden="1" w:unhideWhenUsed="1"/>
     <w:lsdException w:name="Signature" w:semiHidden="1" w:unhideWhenUsed="1"/>
-    <w:lsdException w:name="Default Paragraph Font" w:uiPriority="1" w:semiHidden="1" w:unhideWhenUsed="1"/>
+    <w:lsdException w:name="Default Paragraph Font" w:semiHidden="1" w:uiPriority="1" w:unhideWhenUsed="1"/>
     <w:lsdException w:name="Body Text" w:semiHidden="1" w:unhideWhenUsed="1"/>
     <w:lsdException w:name="Body Text Indent" w:semiHidden="1" w:unhideWhenUsed="1"/>
     <w:lsdException w:name="List Continue" w:semiHidden="1" w:unhideWhenUsed="1"/>
@@ -2622,8 +2731,8 @@
     <w:lsdException w:name="Subtle Reference" w:uiPriority="31" w:qFormat="1"/>
     <w:lsdException w:name="Intense Reference" w:uiPriority="32" w:qFormat="1"/>
     <w:lsdException w:name="Book Title" w:uiPriority="33" w:qFormat="1"/>
-    <w:lsdException w:name="Bibliography" w:uiPriority="37" w:semiHidden="1" w:unhideWhenUsed="1"/>
-    <w:lsdException w:name="TOC Heading" w:uiPriority="39" w:semiHidden="1" w:unhideWhenUsed="1" w:qFormat="1"/>
+    <w:lsdException w:name="Bibliography" w:semiHidden="1" w:uiPriority="37" w:unhideWhenUsed="1"/>
+    <w:lsdException w:name="TOC Heading" w:semiHidden="1" w:uiPriority="39" w:unhideWhenUsed="1" w:qFormat="1"/>
     <w:lsdException w:name="Plain Table 1" w:uiPriority="41"/>
     <w:lsdException w:name="Plain Table 2" w:uiPriority="42"/>
     <w:lsdException w:name="Plain Table 3" w:uiPriority="43"/>
@@ -2734,7 +2843,7 @@
     <w:lsdException w:name="Unresolved Mention" w:semiHidden="1" w:unhideWhenUsed="1"/>
     <w:lsdException w:name="Smart Link" w:semiHidden="1" w:unhideWhenUsed="1"/>
   </w:latentStyles>
-  <w:style w:type="paragraph" w:styleId="Normal" w:default="1">
+  <w:style w:type="paragraph" w:default="1" w:styleId="Standaard">
     <w:name w:val="Normal"/>
     <w:qFormat/>
     <w:rsid w:val="00C22F06"/>
@@ -2742,16 +2851,16 @@
       <w:spacing w:line="259" w:lineRule="auto"/>
     </w:pPr>
     <w:rPr>
-      <w:rFonts w:ascii="Arial" w:hAnsi="Arial" w:eastAsia="Arial" w:cs="Arial"/>
+      <w:rFonts w:ascii="Arial" w:eastAsia="Arial" w:hAnsi="Arial" w:cs="Arial"/>
       <w:sz w:val="22"/>
       <w:szCs w:val="22"/>
     </w:rPr>
   </w:style>
-  <w:style w:type="paragraph" w:styleId="Heading1">
+  <w:style w:type="paragraph" w:styleId="Kop1">
     <w:name w:val="heading 1"/>
-    <w:basedOn w:val="Normal"/>
-    <w:next w:val="Normal"/>
-    <w:link w:val="Heading1Char"/>
+    <w:basedOn w:val="Standaard"/>
+    <w:next w:val="Standaard"/>
+    <w:link w:val="Kop1Char"/>
     <w:qFormat/>
     <w:rsid w:val="003539DF"/>
     <w:pPr>
@@ -2761,17 +2870,17 @@
       <w:outlineLvl w:val="0"/>
     </w:pPr>
     <w:rPr>
-      <w:rFonts w:asciiTheme="majorHAnsi" w:hAnsiTheme="majorHAnsi" w:eastAsiaTheme="majorEastAsia" w:cstheme="majorBidi"/>
+      <w:rFonts w:asciiTheme="majorHAnsi" w:eastAsiaTheme="majorEastAsia" w:hAnsiTheme="majorHAnsi" w:cstheme="majorBidi"/>
       <w:color w:val="0F4761" w:themeColor="accent1" w:themeShade="BF"/>
       <w:sz w:val="40"/>
       <w:szCs w:val="40"/>
     </w:rPr>
   </w:style>
-  <w:style w:type="paragraph" w:styleId="Heading2">
+  <w:style w:type="paragraph" w:styleId="Kop2">
     <w:name w:val="heading 2"/>
-    <w:basedOn w:val="Normal"/>
-    <w:next w:val="Normal"/>
-    <w:link w:val="Heading2Char"/>
+    <w:basedOn w:val="Standaard"/>
+    <w:next w:val="Standaard"/>
+    <w:link w:val="Kop2Char"/>
     <w:uiPriority w:val="9"/>
     <w:unhideWhenUsed/>
     <w:qFormat/>
@@ -2783,17 +2892,17 @@
       <w:outlineLvl w:val="1"/>
     </w:pPr>
     <w:rPr>
-      <w:rFonts w:asciiTheme="majorHAnsi" w:hAnsiTheme="majorHAnsi" w:eastAsiaTheme="majorEastAsia" w:cstheme="majorBidi"/>
+      <w:rFonts w:asciiTheme="majorHAnsi" w:eastAsiaTheme="majorEastAsia" w:hAnsiTheme="majorHAnsi" w:cstheme="majorBidi"/>
       <w:color w:val="0F4761" w:themeColor="accent1" w:themeShade="BF"/>
       <w:sz w:val="32"/>
       <w:szCs w:val="32"/>
     </w:rPr>
   </w:style>
-  <w:style w:type="paragraph" w:styleId="Heading3">
+  <w:style w:type="paragraph" w:styleId="Kop3">
     <w:name w:val="heading 3"/>
-    <w:basedOn w:val="Normal"/>
-    <w:next w:val="Normal"/>
-    <w:link w:val="Heading3Char"/>
+    <w:basedOn w:val="Standaard"/>
+    <w:next w:val="Standaard"/>
+    <w:link w:val="Kop3Char"/>
     <w:uiPriority w:val="9"/>
     <w:semiHidden/>
     <w:unhideWhenUsed/>
@@ -2812,11 +2921,11 @@
       <w:szCs w:val="28"/>
     </w:rPr>
   </w:style>
-  <w:style w:type="paragraph" w:styleId="Heading4">
+  <w:style w:type="paragraph" w:styleId="Kop4">
     <w:name w:val="heading 4"/>
-    <w:basedOn w:val="Normal"/>
-    <w:next w:val="Normal"/>
-    <w:link w:val="Heading4Char"/>
+    <w:basedOn w:val="Standaard"/>
+    <w:next w:val="Standaard"/>
+    <w:link w:val="Kop4Char"/>
     <w:uiPriority w:val="9"/>
     <w:semiHidden/>
     <w:unhideWhenUsed/>
@@ -2835,11 +2944,11 @@
       <w:color w:val="0F4761" w:themeColor="accent1" w:themeShade="BF"/>
     </w:rPr>
   </w:style>
-  <w:style w:type="paragraph" w:styleId="Heading5">
+  <w:style w:type="paragraph" w:styleId="Kop5">
     <w:name w:val="heading 5"/>
-    <w:basedOn w:val="Normal"/>
-    <w:next w:val="Normal"/>
-    <w:link w:val="Heading5Char"/>
+    <w:basedOn w:val="Standaard"/>
+    <w:next w:val="Standaard"/>
+    <w:link w:val="Kop5Char"/>
     <w:uiPriority w:val="9"/>
     <w:semiHidden/>
     <w:unhideWhenUsed/>
@@ -2856,11 +2965,11 @@
       <w:color w:val="0F4761" w:themeColor="accent1" w:themeShade="BF"/>
     </w:rPr>
   </w:style>
-  <w:style w:type="paragraph" w:styleId="Heading6">
+  <w:style w:type="paragraph" w:styleId="Kop6">
     <w:name w:val="heading 6"/>
-    <w:basedOn w:val="Normal"/>
-    <w:next w:val="Normal"/>
-    <w:link w:val="Heading6Char"/>
+    <w:basedOn w:val="Standaard"/>
+    <w:next w:val="Standaard"/>
+    <w:link w:val="Kop6Char"/>
     <w:uiPriority w:val="9"/>
     <w:semiHidden/>
     <w:unhideWhenUsed/>
@@ -2879,11 +2988,11 @@
       <w:color w:val="595959" w:themeColor="text1" w:themeTint="A6"/>
     </w:rPr>
   </w:style>
-  <w:style w:type="paragraph" w:styleId="Heading7">
+  <w:style w:type="paragraph" w:styleId="Kop7">
     <w:name w:val="heading 7"/>
-    <w:basedOn w:val="Normal"/>
-    <w:next w:val="Normal"/>
-    <w:link w:val="Heading7Char"/>
+    <w:basedOn w:val="Standaard"/>
+    <w:next w:val="Standaard"/>
+    <w:link w:val="Kop7Char"/>
     <w:uiPriority w:val="9"/>
     <w:semiHidden/>
     <w:unhideWhenUsed/>
@@ -2900,11 +3009,11 @@
       <w:color w:val="595959" w:themeColor="text1" w:themeTint="A6"/>
     </w:rPr>
   </w:style>
-  <w:style w:type="paragraph" w:styleId="Heading8">
+  <w:style w:type="paragraph" w:styleId="Kop8">
     <w:name w:val="heading 8"/>
-    <w:basedOn w:val="Normal"/>
-    <w:next w:val="Normal"/>
-    <w:link w:val="Heading8Char"/>
+    <w:basedOn w:val="Standaard"/>
+    <w:next w:val="Standaard"/>
+    <w:link w:val="Kop8Char"/>
     <w:uiPriority w:val="9"/>
     <w:semiHidden/>
     <w:unhideWhenUsed/>
@@ -2923,11 +3032,11 @@
       <w:color w:val="272727" w:themeColor="text1" w:themeTint="D8"/>
     </w:rPr>
   </w:style>
-  <w:style w:type="paragraph" w:styleId="Heading9">
+  <w:style w:type="paragraph" w:styleId="Kop9">
     <w:name w:val="heading 9"/>
-    <w:basedOn w:val="Normal"/>
-    <w:next w:val="Normal"/>
-    <w:link w:val="Heading9Char"/>
+    <w:basedOn w:val="Standaard"/>
+    <w:next w:val="Standaard"/>
+    <w:link w:val="Kop9Char"/>
     <w:uiPriority w:val="9"/>
     <w:semiHidden/>
     <w:unhideWhenUsed/>
@@ -2944,13 +3053,13 @@
       <w:color w:val="272727" w:themeColor="text1" w:themeTint="D8"/>
     </w:rPr>
   </w:style>
-  <w:style w:type="character" w:styleId="DefaultParagraphFont" w:default="1">
+  <w:style w:type="character" w:default="1" w:styleId="Standaardalinea-lettertype">
     <w:name w:val="Default Paragraph Font"/>
     <w:uiPriority w:val="1"/>
     <w:semiHidden/>
     <w:unhideWhenUsed/>
   </w:style>
-  <w:style w:type="table" w:styleId="TableNormal" w:default="1">
+  <w:style w:type="table" w:default="1" w:styleId="Standaardtabel">
     <w:name w:val="Normal Table"/>
     <w:uiPriority w:val="99"/>
     <w:semiHidden/>
@@ -2965,41 +3074,41 @@
       </w:tblCellMar>
     </w:tblPr>
   </w:style>
-  <w:style w:type="numbering" w:styleId="NoList" w:default="1">
+  <w:style w:type="numbering" w:default="1" w:styleId="Geenlijst">
     <w:name w:val="No List"/>
     <w:uiPriority w:val="99"/>
     <w:semiHidden/>
     <w:unhideWhenUsed/>
   </w:style>
-  <w:style w:type="character" w:styleId="Heading1Char" w:customStyle="1">
-    <w:name w:val="Heading 1 Char"/>
-    <w:basedOn w:val="DefaultParagraphFont"/>
-    <w:link w:val="Heading1"/>
+  <w:style w:type="character" w:customStyle="1" w:styleId="Kop1Char">
+    <w:name w:val="Kop 1 Char"/>
+    <w:basedOn w:val="Standaardalinea-lettertype"/>
+    <w:link w:val="Kop1"/>
     <w:rsid w:val="003539DF"/>
     <w:rPr>
-      <w:rFonts w:asciiTheme="majorHAnsi" w:hAnsiTheme="majorHAnsi" w:eastAsiaTheme="majorEastAsia" w:cstheme="majorBidi"/>
+      <w:rFonts w:asciiTheme="majorHAnsi" w:eastAsiaTheme="majorEastAsia" w:hAnsiTheme="majorHAnsi" w:cstheme="majorBidi"/>
       <w:color w:val="0F4761" w:themeColor="accent1" w:themeShade="BF"/>
       <w:sz w:val="40"/>
       <w:szCs w:val="40"/>
     </w:rPr>
   </w:style>
-  <w:style w:type="character" w:styleId="Heading2Char" w:customStyle="1">
-    <w:name w:val="Heading 2 Char"/>
-    <w:basedOn w:val="DefaultParagraphFont"/>
-    <w:link w:val="Heading2"/>
+  <w:style w:type="character" w:customStyle="1" w:styleId="Kop2Char">
+    <w:name w:val="Kop 2 Char"/>
+    <w:basedOn w:val="Standaardalinea-lettertype"/>
+    <w:link w:val="Kop2"/>
     <w:uiPriority w:val="9"/>
     <w:rsid w:val="003539DF"/>
     <w:rPr>
-      <w:rFonts w:asciiTheme="majorHAnsi" w:hAnsiTheme="majorHAnsi" w:eastAsiaTheme="majorEastAsia" w:cstheme="majorBidi"/>
+      <w:rFonts w:asciiTheme="majorHAnsi" w:eastAsiaTheme="majorEastAsia" w:hAnsiTheme="majorHAnsi" w:cstheme="majorBidi"/>
       <w:color w:val="0F4761" w:themeColor="accent1" w:themeShade="BF"/>
       <w:sz w:val="32"/>
       <w:szCs w:val="32"/>
     </w:rPr>
   </w:style>
-  <w:style w:type="character" w:styleId="Heading3Char" w:customStyle="1">
-    <w:name w:val="Heading 3 Char"/>
-    <w:basedOn w:val="DefaultParagraphFont"/>
-    <w:link w:val="Heading3"/>
+  <w:style w:type="character" w:customStyle="1" w:styleId="Kop3Char">
+    <w:name w:val="Kop 3 Char"/>
+    <w:basedOn w:val="Standaardalinea-lettertype"/>
+    <w:link w:val="Kop3"/>
     <w:uiPriority w:val="9"/>
     <w:semiHidden/>
     <w:rsid w:val="003539DF"/>
@@ -3010,10 +3119,10 @@
       <w:szCs w:val="28"/>
     </w:rPr>
   </w:style>
-  <w:style w:type="character" w:styleId="Heading4Char" w:customStyle="1">
-    <w:name w:val="Heading 4 Char"/>
-    <w:basedOn w:val="DefaultParagraphFont"/>
-    <w:link w:val="Heading4"/>
+  <w:style w:type="character" w:customStyle="1" w:styleId="Kop4Char">
+    <w:name w:val="Kop 4 Char"/>
+    <w:basedOn w:val="Standaardalinea-lettertype"/>
+    <w:link w:val="Kop4"/>
     <w:uiPriority w:val="9"/>
     <w:semiHidden/>
     <w:rsid w:val="003539DF"/>
@@ -3024,10 +3133,10 @@
       <w:color w:val="0F4761" w:themeColor="accent1" w:themeShade="BF"/>
     </w:rPr>
   </w:style>
-  <w:style w:type="character" w:styleId="Heading5Char" w:customStyle="1">
-    <w:name w:val="Heading 5 Char"/>
-    <w:basedOn w:val="DefaultParagraphFont"/>
-    <w:link w:val="Heading5"/>
+  <w:style w:type="character" w:customStyle="1" w:styleId="Kop5Char">
+    <w:name w:val="Kop 5 Char"/>
+    <w:basedOn w:val="Standaardalinea-lettertype"/>
+    <w:link w:val="Kop5"/>
     <w:uiPriority w:val="9"/>
     <w:semiHidden/>
     <w:rsid w:val="003539DF"/>
@@ -3036,10 +3145,10 @@
       <w:color w:val="0F4761" w:themeColor="accent1" w:themeShade="BF"/>
     </w:rPr>
   </w:style>
-  <w:style w:type="character" w:styleId="Heading6Char" w:customStyle="1">
-    <w:name w:val="Heading 6 Char"/>
-    <w:basedOn w:val="DefaultParagraphFont"/>
-    <w:link w:val="Heading6"/>
+  <w:style w:type="character" w:customStyle="1" w:styleId="Kop6Char">
+    <w:name w:val="Kop 6 Char"/>
+    <w:basedOn w:val="Standaardalinea-lettertype"/>
+    <w:link w:val="Kop6"/>
     <w:uiPriority w:val="9"/>
     <w:semiHidden/>
     <w:rsid w:val="003539DF"/>
@@ -3050,10 +3159,10 @@
       <w:color w:val="595959" w:themeColor="text1" w:themeTint="A6"/>
     </w:rPr>
   </w:style>
-  <w:style w:type="character" w:styleId="Heading7Char" w:customStyle="1">
-    <w:name w:val="Heading 7 Char"/>
-    <w:basedOn w:val="DefaultParagraphFont"/>
-    <w:link w:val="Heading7"/>
+  <w:style w:type="character" w:customStyle="1" w:styleId="Kop7Char">
+    <w:name w:val="Kop 7 Char"/>
+    <w:basedOn w:val="Standaardalinea-lettertype"/>
+    <w:link w:val="Kop7"/>
     <w:uiPriority w:val="9"/>
     <w:semiHidden/>
     <w:rsid w:val="003539DF"/>
@@ -3062,10 +3171,10 @@
       <w:color w:val="595959" w:themeColor="text1" w:themeTint="A6"/>
     </w:rPr>
   </w:style>
-  <w:style w:type="character" w:styleId="Heading8Char" w:customStyle="1">
-    <w:name w:val="Heading 8 Char"/>
-    <w:basedOn w:val="DefaultParagraphFont"/>
-    <w:link w:val="Heading8"/>
+  <w:style w:type="character" w:customStyle="1" w:styleId="Kop8Char">
+    <w:name w:val="Kop 8 Char"/>
+    <w:basedOn w:val="Standaardalinea-lettertype"/>
+    <w:link w:val="Kop8"/>
     <w:uiPriority w:val="9"/>
     <w:semiHidden/>
     <w:rsid w:val="003539DF"/>
@@ -3076,10 +3185,10 @@
       <w:color w:val="272727" w:themeColor="text1" w:themeTint="D8"/>
     </w:rPr>
   </w:style>
-  <w:style w:type="character" w:styleId="Heading9Char" w:customStyle="1">
-    <w:name w:val="Heading 9 Char"/>
-    <w:basedOn w:val="DefaultParagraphFont"/>
-    <w:link w:val="Heading9"/>
+  <w:style w:type="character" w:customStyle="1" w:styleId="Kop9Char">
+    <w:name w:val="Kop 9 Char"/>
+    <w:basedOn w:val="Standaardalinea-lettertype"/>
+    <w:link w:val="Kop9"/>
     <w:uiPriority w:val="9"/>
     <w:semiHidden/>
     <w:rsid w:val="003539DF"/>
@@ -3088,11 +3197,11 @@
       <w:color w:val="272727" w:themeColor="text1" w:themeTint="D8"/>
     </w:rPr>
   </w:style>
-  <w:style w:type="paragraph" w:styleId="Title">
+  <w:style w:type="paragraph" w:styleId="Titel">
     <w:name w:val="Title"/>
-    <w:basedOn w:val="Normal"/>
-    <w:next w:val="Normal"/>
-    <w:link w:val="TitleChar"/>
+    <w:basedOn w:val="Standaard"/>
+    <w:next w:val="Standaard"/>
+    <w:link w:val="TitelChar"/>
     <w:uiPriority w:val="10"/>
     <w:qFormat/>
     <w:rsid w:val="003539DF"/>
@@ -3101,32 +3210,32 @@
       <w:contextualSpacing/>
     </w:pPr>
     <w:rPr>
-      <w:rFonts w:asciiTheme="majorHAnsi" w:hAnsiTheme="majorHAnsi" w:eastAsiaTheme="majorEastAsia" w:cstheme="majorBidi"/>
+      <w:rFonts w:asciiTheme="majorHAnsi" w:eastAsiaTheme="majorEastAsia" w:hAnsiTheme="majorHAnsi" w:cstheme="majorBidi"/>
       <w:spacing w:val="-10"/>
       <w:kern w:val="28"/>
       <w:sz w:val="56"/>
       <w:szCs w:val="56"/>
     </w:rPr>
   </w:style>
-  <w:style w:type="character" w:styleId="TitleChar" w:customStyle="1">
-    <w:name w:val="Title Char"/>
-    <w:basedOn w:val="DefaultParagraphFont"/>
-    <w:link w:val="Title"/>
+  <w:style w:type="character" w:customStyle="1" w:styleId="TitelChar">
+    <w:name w:val="Titel Char"/>
+    <w:basedOn w:val="Standaardalinea-lettertype"/>
+    <w:link w:val="Titel"/>
     <w:uiPriority w:val="10"/>
     <w:rsid w:val="003539DF"/>
     <w:rPr>
-      <w:rFonts w:asciiTheme="majorHAnsi" w:hAnsiTheme="majorHAnsi" w:eastAsiaTheme="majorEastAsia" w:cstheme="majorBidi"/>
+      <w:rFonts w:asciiTheme="majorHAnsi" w:eastAsiaTheme="majorEastAsia" w:hAnsiTheme="majorHAnsi" w:cstheme="majorBidi"/>
       <w:spacing w:val="-10"/>
       <w:kern w:val="28"/>
       <w:sz w:val="56"/>
       <w:szCs w:val="56"/>
     </w:rPr>
   </w:style>
-  <w:style w:type="paragraph" w:styleId="Subtitle">
+  <w:style w:type="paragraph" w:styleId="Ondertitel">
     <w:name w:val="Subtitle"/>
-    <w:basedOn w:val="Normal"/>
-    <w:next w:val="Normal"/>
-    <w:link w:val="SubtitleChar"/>
+    <w:basedOn w:val="Standaard"/>
+    <w:next w:val="Standaard"/>
+    <w:link w:val="OndertitelChar"/>
     <w:uiPriority w:val="11"/>
     <w:qFormat/>
     <w:rsid w:val="003539DF"/>
@@ -3143,10 +3252,10 @@
       <w:szCs w:val="28"/>
     </w:rPr>
   </w:style>
-  <w:style w:type="character" w:styleId="SubtitleChar" w:customStyle="1">
-    <w:name w:val="Subtitle Char"/>
-    <w:basedOn w:val="DefaultParagraphFont"/>
-    <w:link w:val="Subtitle"/>
+  <w:style w:type="character" w:customStyle="1" w:styleId="OndertitelChar">
+    <w:name w:val="Ondertitel Char"/>
+    <w:basedOn w:val="Standaardalinea-lettertype"/>
+    <w:link w:val="Ondertitel"/>
     <w:uiPriority w:val="11"/>
     <w:rsid w:val="003539DF"/>
     <w:rPr>
@@ -3157,11 +3266,11 @@
       <w:szCs w:val="28"/>
     </w:rPr>
   </w:style>
-  <w:style w:type="paragraph" w:styleId="Quote">
+  <w:style w:type="paragraph" w:styleId="Citaat">
     <w:name w:val="Quote"/>
-    <w:basedOn w:val="Normal"/>
-    <w:next w:val="Normal"/>
-    <w:link w:val="QuoteChar"/>
+    <w:basedOn w:val="Standaard"/>
+    <w:next w:val="Standaard"/>
+    <w:link w:val="CitaatChar"/>
     <w:uiPriority w:val="29"/>
     <w:qFormat/>
     <w:rsid w:val="003539DF"/>
@@ -3175,10 +3284,10 @@
       <w:color w:val="404040" w:themeColor="text1" w:themeTint="BF"/>
     </w:rPr>
   </w:style>
-  <w:style w:type="character" w:styleId="QuoteChar" w:customStyle="1">
-    <w:name w:val="Quote Char"/>
-    <w:basedOn w:val="DefaultParagraphFont"/>
-    <w:link w:val="Quote"/>
+  <w:style w:type="character" w:customStyle="1" w:styleId="CitaatChar">
+    <w:name w:val="Citaat Char"/>
+    <w:basedOn w:val="Standaardalinea-lettertype"/>
+    <w:link w:val="Citaat"/>
     <w:uiPriority w:val="29"/>
     <w:rsid w:val="003539DF"/>
     <w:rPr>
@@ -3187,10 +3296,10 @@
       <w:color w:val="404040" w:themeColor="text1" w:themeTint="BF"/>
     </w:rPr>
   </w:style>
-  <w:style w:type="paragraph" w:styleId="ListParagraph">
+  <w:style w:type="paragraph" w:styleId="Lijstalinea">
     <w:name w:val="List Paragraph"/>
-    <w:basedOn w:val="Normal"/>
-    <w:link w:val="ListParagraphChar"/>
+    <w:basedOn w:val="Standaard"/>
+    <w:link w:val="LijstalineaChar"/>
     <w:uiPriority w:val="34"/>
     <w:qFormat/>
     <w:rsid w:val="003539DF"/>
@@ -3199,9 +3308,9 @@
       <w:contextualSpacing/>
     </w:pPr>
   </w:style>
-  <w:style w:type="character" w:styleId="IntenseEmphasis">
+  <w:style w:type="character" w:styleId="Intensievebenadrukking">
     <w:name w:val="Intense Emphasis"/>
-    <w:basedOn w:val="DefaultParagraphFont"/>
+    <w:basedOn w:val="Standaardalinea-lettertype"/>
     <w:uiPriority w:val="21"/>
     <w:qFormat/>
     <w:rsid w:val="003539DF"/>
@@ -3211,18 +3320,18 @@
       <w:color w:val="0F4761" w:themeColor="accent1" w:themeShade="BF"/>
     </w:rPr>
   </w:style>
-  <w:style w:type="paragraph" w:styleId="IntenseQuote">
+  <w:style w:type="paragraph" w:styleId="Duidelijkcitaat">
     <w:name w:val="Intense Quote"/>
-    <w:basedOn w:val="Normal"/>
-    <w:next w:val="Normal"/>
-    <w:link w:val="IntenseQuoteChar"/>
+    <w:basedOn w:val="Standaard"/>
+    <w:next w:val="Standaard"/>
+    <w:link w:val="DuidelijkcitaatChar"/>
     <w:uiPriority w:val="30"/>
     <w:qFormat/>
     <w:rsid w:val="003539DF"/>
     <w:pPr>
       <w:pBdr>
-        <w:top w:val="single" w:color="0F4761" w:themeColor="accent1" w:themeShade="BF" w:sz="4" w:space="10"/>
-        <w:bottom w:val="single" w:color="0F4761" w:themeColor="accent1" w:themeShade="BF" w:sz="4" w:space="10"/>
+        <w:top w:val="single" w:sz="4" w:space="10" w:color="0F4761" w:themeColor="accent1" w:themeShade="BF"/>
+        <w:bottom w:val="single" w:sz="4" w:space="10" w:color="0F4761" w:themeColor="accent1" w:themeShade="BF"/>
       </w:pBdr>
       <w:spacing w:before="360" w:after="360"/>
       <w:ind w:left="864" w:right="864"/>
@@ -3234,10 +3343,10 @@
       <w:color w:val="0F4761" w:themeColor="accent1" w:themeShade="BF"/>
     </w:rPr>
   </w:style>
-  <w:style w:type="character" w:styleId="IntenseQuoteChar" w:customStyle="1">
-    <w:name w:val="Intense Quote Char"/>
-    <w:basedOn w:val="DefaultParagraphFont"/>
-    <w:link w:val="IntenseQuote"/>
+  <w:style w:type="character" w:customStyle="1" w:styleId="DuidelijkcitaatChar">
+    <w:name w:val="Duidelijk citaat Char"/>
+    <w:basedOn w:val="Standaardalinea-lettertype"/>
+    <w:link w:val="Duidelijkcitaat"/>
     <w:uiPriority w:val="30"/>
     <w:rsid w:val="003539DF"/>
     <w:rPr>
@@ -3246,9 +3355,9 @@
       <w:color w:val="0F4761" w:themeColor="accent1" w:themeShade="BF"/>
     </w:rPr>
   </w:style>
-  <w:style w:type="character" w:styleId="IntenseReference">
+  <w:style w:type="character" w:styleId="Intensieveverwijzing">
     <w:name w:val="Intense Reference"/>
-    <w:basedOn w:val="DefaultParagraphFont"/>
+    <w:basedOn w:val="Standaardalinea-lettertype"/>
     <w:uiPriority w:val="32"/>
     <w:qFormat/>
     <w:rsid w:val="003539DF"/>
@@ -3260,17 +3369,17 @@
       <w:spacing w:val="5"/>
     </w:rPr>
   </w:style>
-  <w:style w:type="character" w:styleId="ListParagraphChar" w:customStyle="1">
-    <w:name w:val="List Paragraph Char"/>
-    <w:basedOn w:val="DefaultParagraphFont"/>
-    <w:link w:val="ListParagraph"/>
+  <w:style w:type="character" w:customStyle="1" w:styleId="LijstalineaChar">
+    <w:name w:val="Lijstalinea Char"/>
+    <w:basedOn w:val="Standaardalinea-lettertype"/>
+    <w:link w:val="Lijstalinea"/>
     <w:uiPriority w:val="34"/>
     <w:qFormat/>
     <w:rsid w:val="00C22F06"/>
   </w:style>
-  <w:style w:type="table" w:styleId="TableGrid">
+  <w:style w:type="table" w:styleId="Tabelraster">
     <w:name w:val="Table Grid"/>
-    <w:basedOn w:val="TableNormal"/>
+    <w:basedOn w:val="Standaardtabel"/>
     <w:uiPriority w:val="39"/>
     <w:rsid w:val="00C22F06"/>
     <w:pPr>
@@ -3282,19 +3391,19 @@
     </w:rPr>
     <w:tblPr>
       <w:tblBorders>
-        <w:top w:val="single" w:color="auto" w:sz="4" w:space="0"/>
-        <w:left w:val="single" w:color="auto" w:sz="4" w:space="0"/>
-        <w:bottom w:val="single" w:color="auto" w:sz="4" w:space="0"/>
-        <w:right w:val="single" w:color="auto" w:sz="4" w:space="0"/>
-        <w:insideH w:val="single" w:color="auto" w:sz="4" w:space="0"/>
-        <w:insideV w:val="single" w:color="auto" w:sz="4" w:space="0"/>
+        <w:top w:val="single" w:sz="4" w:space="0" w:color="auto"/>
+        <w:left w:val="single" w:sz="4" w:space="0" w:color="auto"/>
+        <w:bottom w:val="single" w:sz="4" w:space="0" w:color="auto"/>
+        <w:right w:val="single" w:sz="4" w:space="0" w:color="auto"/>
+        <w:insideH w:val="single" w:sz="4" w:space="0" w:color="auto"/>
+        <w:insideV w:val="single" w:sz="4" w:space="0" w:color="auto"/>
       </w:tblBorders>
     </w:tblPr>
   </w:style>
-  <w:style w:type="paragraph" w:styleId="Header">
+  <w:style w:type="paragraph" w:styleId="Koptekst">
     <w:name w:val="header"/>
-    <w:basedOn w:val="Normal"/>
-    <w:link w:val="HeaderChar"/>
+    <w:basedOn w:val="Standaard"/>
+    <w:link w:val="KoptekstChar"/>
     <w:uiPriority w:val="99"/>
     <w:unhideWhenUsed/>
     <w:rsid w:val="00F65961"/>
@@ -3306,10 +3415,10 @@
       <w:spacing w:after="0" w:line="240" w:lineRule="auto"/>
     </w:pPr>
   </w:style>
-  <w:style w:type="character" w:styleId="HeaderChar" w:customStyle="1">
-    <w:name w:val="Header Char"/>
-    <w:basedOn w:val="DefaultParagraphFont"/>
-    <w:link w:val="Header"/>
+  <w:style w:type="character" w:customStyle="1" w:styleId="KoptekstChar">
+    <w:name w:val="Koptekst Char"/>
+    <w:basedOn w:val="Standaardalinea-lettertype"/>
+    <w:link w:val="Koptekst"/>
     <w:uiPriority w:val="99"/>
     <w:rsid w:val="00F65961"/>
     <w:rPr>
@@ -3318,10 +3427,10 @@
       <w:lang w:val="en-GB"/>
     </w:rPr>
   </w:style>
-  <w:style w:type="paragraph" w:styleId="Footer">
+  <w:style w:type="paragraph" w:styleId="Voettekst">
     <w:name w:val="footer"/>
-    <w:basedOn w:val="Normal"/>
-    <w:link w:val="FooterChar"/>
+    <w:basedOn w:val="Standaard"/>
+    <w:link w:val="VoettekstChar"/>
     <w:uiPriority w:val="99"/>
     <w:unhideWhenUsed/>
     <w:rsid w:val="00F65961"/>
@@ -3333,10 +3442,10 @@
       <w:spacing w:after="0" w:line="240" w:lineRule="auto"/>
     </w:pPr>
   </w:style>
-  <w:style w:type="character" w:styleId="FooterChar" w:customStyle="1">
-    <w:name w:val="Footer Char"/>
-    <w:basedOn w:val="DefaultParagraphFont"/>
-    <w:link w:val="Footer"/>
+  <w:style w:type="character" w:customStyle="1" w:styleId="VoettekstChar">
+    <w:name w:val="Voettekst Char"/>
+    <w:basedOn w:val="Standaardalinea-lettertype"/>
+    <w:link w:val="Voettekst"/>
     <w:uiPriority w:val="99"/>
     <w:rsid w:val="00F65961"/>
     <w:rPr>
@@ -3345,9 +3454,9 @@
       <w:lang w:val="en-GB"/>
     </w:rPr>
   </w:style>
-  <w:style w:type="character" w:styleId="CommentReference">
+  <w:style w:type="character" w:customStyle="1" w:styleId="CommentReference">
     <w:name w:val="Comment Reference"/>
-    <w:basedOn w:val="DefaultParagraphFont"/>
+    <w:basedOn w:val="Standaardalinea-lettertype"/>
     <w:uiPriority w:val="99"/>
     <w:semiHidden/>
     <w:unhideWhenUsed/>
@@ -3357,9 +3466,9 @@
       <w:szCs w:val="16"/>
     </w:rPr>
   </w:style>
-  <w:style w:type="paragraph" w:styleId="CommentText">
+  <w:style w:type="paragraph" w:customStyle="1" w:styleId="CommentText">
     <w:name w:val="Comment Text"/>
-    <w:basedOn w:val="Normal"/>
+    <w:basedOn w:val="Standaard"/>
     <w:link w:val="CommentTextChar"/>
     <w:uiPriority w:val="99"/>
     <w:unhideWhenUsed/>
@@ -3373,9 +3482,9 @@
       <w:lang w:val="en-GB"/>
     </w:rPr>
   </w:style>
-  <w:style w:type="character" w:styleId="CommentTextChar" w:customStyle="1">
+  <w:style w:type="character" w:customStyle="1" w:styleId="CommentTextChar">
     <w:name w:val="Comment Text Char"/>
-    <w:basedOn w:val="DefaultParagraphFont"/>
+    <w:basedOn w:val="Standaardalinea-lettertype"/>
     <w:link w:val="CommentText"/>
     <w:uiPriority w:val="99"/>
     <w:rsid w:val="002C3698"/>
@@ -3387,7 +3496,7 @@
   </w:style>
   <w:style w:type="character" w:styleId="Hyperlink">
     <w:name w:val="Hyperlink"/>
-    <w:basedOn w:val="DefaultParagraphFont"/>
+    <w:basedOn w:val="Standaardalinea-lettertype"/>
     <w:uiPriority w:val="99"/>
     <w:unhideWhenUsed/>
     <w:rsid w:val="007E4F29"/>
@@ -3396,9 +3505,9 @@
       <w:u w:val="single"/>
     </w:rPr>
   </w:style>
-  <w:style w:type="paragraph" w:styleId="CoverBold" w:customStyle="1">
+  <w:style w:type="paragraph" w:customStyle="1" w:styleId="CoverBold">
     <w:name w:val="CoverBold"/>
-    <w:basedOn w:val="Normal"/>
+    <w:basedOn w:val="Standaard"/>
     <w:link w:val="CoverBoldChar"/>
     <w:rsid w:val="007E4F29"/>
     <w:pPr>
@@ -3411,7 +3520,7 @@
       <w:jc w:val="both"/>
     </w:pPr>
     <w:rPr>
-      <w:rFonts w:ascii="Arial" w:hAnsi="Arial" w:eastAsia="Times New Roman" w:cs="Arial"/>
+      <w:rFonts w:eastAsia="Times New Roman"/>
       <w:b/>
       <w:kern w:val="0"/>
       <w:sz w:val="28"/>
@@ -3420,12 +3529,12 @@
       <w14:ligatures w14:val="none"/>
     </w:rPr>
   </w:style>
-  <w:style w:type="character" w:styleId="CoverBoldChar" w:customStyle="1">
+  <w:style w:type="character" w:customStyle="1" w:styleId="CoverBoldChar">
     <w:name w:val="CoverBold Char"/>
     <w:link w:val="CoverBold"/>
     <w:rsid w:val="007E4F29"/>
     <w:rPr>
-      <w:rFonts w:ascii="Arial" w:hAnsi="Arial" w:eastAsia="Times New Roman" w:cs="Arial"/>
+      <w:rFonts w:ascii="Arial" w:eastAsia="Times New Roman" w:hAnsi="Arial" w:cs="Arial"/>
       <w:b/>
       <w:kern w:val="0"/>
       <w:sz w:val="28"/>
@@ -3434,9 +3543,9 @@
       <w14:ligatures w14:val="none"/>
     </w:rPr>
   </w:style>
-  <w:style w:type="paragraph" w:styleId="TableParagraph" w:customStyle="1">
+  <w:style w:type="paragraph" w:customStyle="1" w:styleId="TableParagraph">
     <w:name w:val="Table Paragraph"/>
-    <w:basedOn w:val="Normal"/>
+    <w:basedOn w:val="Standaard"/>
     <w:uiPriority w:val="1"/>
     <w:qFormat/>
     <w:rsid w:val="007E4F29"/>
@@ -3445,15 +3554,15 @@
       <w:spacing w:after="0" w:line="240" w:lineRule="auto"/>
     </w:pPr>
     <w:rPr>
-      <w:rFonts w:ascii="Calibri" w:hAnsi="Calibri" w:eastAsia="Calibri" w:cs="Times New Roman"/>
+      <w:rFonts w:ascii="Calibri" w:eastAsia="Calibri" w:hAnsi="Calibri" w:cs="Times New Roman"/>
       <w:kern w:val="0"/>
       <w:lang w:val="en-US"/>
       <w14:ligatures w14:val="none"/>
     </w:rPr>
   </w:style>
-  <w:style w:type="table" w:styleId="Vragenlijst" w:customStyle="1">
+  <w:style w:type="table" w:customStyle="1" w:styleId="Vragenlijst">
     <w:name w:val="Vragenlijst"/>
-    <w:basedOn w:val="TableNormal"/>
+    <w:basedOn w:val="Standaardtabel"/>
     <w:uiPriority w:val="99"/>
     <w:rsid w:val="007E4F29"/>
     <w:pPr>
@@ -3488,9 +3597,9 @@
       </w:tcPr>
     </w:tblStylePr>
   </w:style>
-  <w:style w:type="table" w:styleId="Stijl1" w:customStyle="1">
+  <w:style w:type="table" w:customStyle="1" w:styleId="Stijl1">
     <w:name w:val="Stijl1"/>
-    <w:basedOn w:val="TableNormal"/>
+    <w:basedOn w:val="Standaardtabel"/>
     <w:uiPriority w:val="99"/>
     <w:rsid w:val="007E4F29"/>
     <w:pPr>
@@ -3516,16 +3625,16 @@
       </w:tcPr>
     </w:tblStylePr>
   </w:style>
-  <w:style w:type="paragraph" w:styleId="EndNoteBibliography" w:customStyle="1">
+  <w:style w:type="paragraph" w:customStyle="1" w:styleId="EndNoteBibliography">
     <w:name w:val="EndNote Bibliography"/>
-    <w:basedOn w:val="Normal"/>
+    <w:basedOn w:val="Standaard"/>
     <w:link w:val="EndNoteBibliographyChar"/>
     <w:rsid w:val="007E4F29"/>
     <w:pPr>
       <w:spacing w:after="0" w:line="240" w:lineRule="auto"/>
     </w:pPr>
     <w:rPr>
-      <w:rFonts w:ascii="Univers" w:hAnsi="Univers" w:eastAsia="Times New Roman" w:cs="Times New Roman"/>
+      <w:rFonts w:ascii="Univers" w:eastAsia="Times New Roman" w:hAnsi="Univers" w:cs="Times New Roman"/>
       <w:noProof/>
       <w:kern w:val="0"/>
       <w:sz w:val="20"/>
@@ -3534,13 +3643,13 @@
       <w14:ligatures w14:val="none"/>
     </w:rPr>
   </w:style>
-  <w:style w:type="character" w:styleId="EndNoteBibliographyChar" w:customStyle="1">
+  <w:style w:type="character" w:customStyle="1" w:styleId="EndNoteBibliographyChar">
     <w:name w:val="EndNote Bibliography Char"/>
-    <w:basedOn w:val="DefaultParagraphFont"/>
+    <w:basedOn w:val="Standaardalinea-lettertype"/>
     <w:link w:val="EndNoteBibliography"/>
     <w:rsid w:val="007E4F29"/>
     <w:rPr>
-      <w:rFonts w:ascii="Univers" w:hAnsi="Univers" w:eastAsia="Times New Roman" w:cs="Times New Roman"/>
+      <w:rFonts w:ascii="Univers" w:eastAsia="Times New Roman" w:hAnsi="Univers" w:cs="Times New Roman"/>
       <w:noProof/>
       <w:kern w:val="0"/>
       <w:sz w:val="20"/>
@@ -3553,7 +3662,7 @@
 </file>
 
 <file path=word/theme/theme1.xml><?xml version="1.0" encoding="utf-8"?>
-<a:theme xmlns:a="http://schemas.openxmlformats.org/drawingml/2006/main" xmlns:thm15="http://schemas.microsoft.com/office/thememl/2012/main" name="Office Theme">
+<a:theme xmlns:a="http://schemas.openxmlformats.org/drawingml/2006/main" name="Office Theme">
   <a:themeElements>
     <a:clrScheme name="Office">
       <a:dk1>
@@ -3868,6 +3977,21 @@
 </file>
 
 <file path=customXml/item1.xml><?xml version="1.0" encoding="utf-8"?>
+<p:properties xmlns:p="http://schemas.microsoft.com/office/2006/metadata/properties" xmlns:xsi="http://www.w3.org/2001/XMLSchema-instance" xmlns:pc="http://schemas.microsoft.com/office/infopath/2007/PartnerControls">
+  <documentManagement/>
+</p:properties>
+</file>
+
+<file path=customXml/item2.xml><?xml version="1.0" encoding="utf-8"?>
+<?mso-contentType ?>
+<FormTemplates xmlns="http://schemas.microsoft.com/sharepoint/v3/contenttype/forms">
+  <Display>DocumentLibraryForm</Display>
+  <Edit>DocumentLibraryForm</Edit>
+  <New>DocumentLibraryForm</New>
+</FormTemplates>
+</file>
+
+<file path=customXml/item3.xml><?xml version="1.0" encoding="utf-8"?>
 <ct:contentTypeSchema xmlns:ct="http://schemas.microsoft.com/office/2006/metadata/contentType" xmlns:ma="http://schemas.microsoft.com/office/2006/metadata/properties/metaAttributes" ct:_="" ma:_="" ma:contentTypeName="Document" ma:contentTypeID="0x010100F1B33D7B57FFEC4BB77B5001C5B93838" ma:contentTypeVersion="6" ma:contentTypeDescription="Een nieuw document maken." ma:contentTypeScope="" ma:versionID="59579db12405a868ad0e92c5e4f74ae1">
   <xsd:schema xmlns:xsd="http://www.w3.org/2001/XMLSchema" xmlns:xs="http://www.w3.org/2001/XMLSchema" xmlns:p="http://schemas.microsoft.com/office/2006/metadata/properties" xmlns:ns2="f44e6bd5-09db-4117-8b15-adf399208dc6" targetNamespace="http://schemas.microsoft.com/office/2006/metadata/properties" ma:root="true" ma:fieldsID="98cf673e6ff17a9b7a889e3f7df574b2" ns2:_="">
     <xsd:import namespace="f44e6bd5-09db-4117-8b15-adf399208dc6"/>
@@ -4023,29 +4147,37 @@
 </ct:contentTypeSchema>
 </file>
 
-<file path=customXml/item2.xml><?xml version="1.0" encoding="utf-8"?>
-<?mso-contentType ?>
-<FormTemplates xmlns="http://schemas.microsoft.com/sharepoint/v3/contenttype/forms">
-  <Display>DocumentLibraryForm</Display>
-  <Edit>DocumentLibraryForm</Edit>
-  <New>DocumentLibraryForm</New>
-</FormTemplates>
-</file>
-
-<file path=customXml/item3.xml><?xml version="1.0" encoding="utf-8"?>
-<p:properties xmlns:p="http://schemas.microsoft.com/office/2006/metadata/properties" xmlns:xsi="http://www.w3.org/2001/XMLSchema-instance" xmlns:pc="http://schemas.microsoft.com/office/infopath/2007/PartnerControls">
-  <documentManagement/>
-</p:properties>
-</file>
-
 <file path=customXml/itemProps1.xml><?xml version="1.0" encoding="utf-8"?>
-<ds:datastoreItem xmlns:ds="http://schemas.openxmlformats.org/officeDocument/2006/customXml" ds:itemID="{6BD938AE-6C45-4F9D-BCAE-AACF632435D7}"/>
+<ds:datastoreItem xmlns:ds="http://schemas.openxmlformats.org/officeDocument/2006/customXml" ds:itemID="{05FBA344-4A59-4256-854A-FD33827DBA63}">
+  <ds:schemaRefs>
+    <ds:schemaRef ds:uri="http://schemas.microsoft.com/office/2006/metadata/properties"/>
+    <ds:schemaRef ds:uri="http://schemas.microsoft.com/office/infopath/2007/PartnerControls"/>
+  </ds:schemaRefs>
+</ds:datastoreItem>
 </file>
 
 <file path=customXml/itemProps2.xml><?xml version="1.0" encoding="utf-8"?>
-<ds:datastoreItem xmlns:ds="http://schemas.openxmlformats.org/officeDocument/2006/customXml" ds:itemID="{AE0F948A-8E38-484A-AAFE-66A73BD22425}"/>
+<ds:datastoreItem xmlns:ds="http://schemas.openxmlformats.org/officeDocument/2006/customXml" ds:itemID="{AE0F948A-8E38-484A-AAFE-66A73BD22425}">
+  <ds:schemaRefs>
+    <ds:schemaRef ds:uri="http://schemas.microsoft.com/sharepoint/v3/contenttype/forms"/>
+  </ds:schemaRefs>
+</ds:datastoreItem>
 </file>
 
 <file path=customXml/itemProps3.xml><?xml version="1.0" encoding="utf-8"?>
-<ds:datastoreItem xmlns:ds="http://schemas.openxmlformats.org/officeDocument/2006/customXml" ds:itemID="{05FBA344-4A59-4256-854A-FD33827DBA63}"/>
+<ds:datastoreItem xmlns:ds="http://schemas.openxmlformats.org/officeDocument/2006/customXml" ds:itemID="{6BD938AE-6C45-4F9D-BCAE-AACF632435D7}">
+  <ds:schemaRefs>
+    <ds:schemaRef ds:uri="http://schemas.microsoft.com/office/2006/metadata/contentType"/>
+    <ds:schemaRef ds:uri="http://schemas.microsoft.com/office/2006/metadata/properties/metaAttributes"/>
+    <ds:schemaRef ds:uri="http://www.w3.org/2001/XMLSchema"/>
+    <ds:schemaRef ds:uri="http://schemas.microsoft.com/office/2006/metadata/properties"/>
+    <ds:schemaRef ds:uri="f44e6bd5-09db-4117-8b15-adf399208dc6"/>
+    <ds:schemaRef ds:uri="http://schemas.microsoft.com/office/2006/documentManagement/types"/>
+    <ds:schemaRef ds:uri="http://schemas.microsoft.com/office/infopath/2007/PartnerControls"/>
+    <ds:schemaRef ds:uri="http://schemas.openxmlformats.org/package/2006/metadata/core-properties"/>
+    <ds:schemaRef ds:uri="http://purl.org/dc/elements/1.1/"/>
+    <ds:schemaRef ds:uri="http://purl.org/dc/terms/"/>
+    <ds:schemaRef ds:uri="http://schemas.microsoft.com/internal/obd"/>
+  </ds:schemaRefs>
+</ds:datastoreItem>
 </file>
--- a/(e)CRF/Per visite/V4 - Opvolgvisite/19_Gebruikershandleiding MoveMonitor.docx
+++ b/(e)CRF/Per visite/V4 - Opvolgvisite/19_Gebruikershandleiding MoveMonitor.docx
@@ -7,7 +7,11 @@
         <w:spacing w:after="120" w:line="360" w:lineRule="auto"/>
         <w:jc w:val="center"/>
         <w:rPr>
-          <w:color w:val="FF0000"/>
+          <w:b/>
+          <w:bCs/>
+          <w:color w:val="123A5F"/>
+          <w:sz w:val="28"/>
+          <w:szCs w:val="28"/>
           <w:lang w:val="en-US"/>
         </w:rPr>
       </w:pPr>
@@ -64,7 +68,186 @@
           <w:szCs w:val="28"/>
           <w:lang w:val="en-US"/>
         </w:rPr>
-        <w:t xml:space="preserve"> Participant User Manual of the MoveMonitor</w:t>
+        <w:t xml:space="preserve"> Participant User Manual of the </w:t>
+      </w:r>
+      <w:proofErr w:type="spellStart"/>
+      <w:r>
+        <w:rPr>
+          <w:b/>
+          <w:bCs/>
+          <w:color w:val="123A5F"/>
+          <w:sz w:val="28"/>
+          <w:szCs w:val="28"/>
+          <w:lang w:val="en-US"/>
+        </w:rPr>
+        <w:t>MoveMonitor</w:t>
+      </w:r>
+      <w:proofErr w:type="spellEnd"/>
+    </w:p>
+    <w:p>
+      <w:pPr>
+        <w:tabs>
+          <w:tab w:val="left" w:leader="underscore" w:pos="8505"/>
+        </w:tabs>
+        <w:spacing w:line="360" w:lineRule="auto"/>
+        <w:rPr>
+          <w:rFonts w:ascii="Calibri" w:hAnsi="Calibri" w:cs="Calibri"/>
+          <w:b/>
+          <w:bCs/>
+          <w:sz w:val="24"/>
+          <w:szCs w:val="24"/>
+        </w:rPr>
+      </w:pPr>
+      <w:r>
+        <w:rPr>
+          <w:b/>
+          <w:bCs/>
+          <w:color w:val="123A5F"/>
+          <w:sz w:val="24"/>
+          <w:szCs w:val="24"/>
+        </w:rPr>
+        <w:t>Studie-informatie</w:t>
+      </w:r>
+    </w:p>
+    <w:p>
+      <w:pPr>
+        <w:numPr>
+          <w:ilvl w:val="0"/>
+          <w:numId w:val="13"/>
+        </w:numPr>
+        <w:tabs>
+          <w:tab w:val="left" w:leader="underscore" w:pos="8505"/>
+        </w:tabs>
+        <w:spacing w:line="360" w:lineRule="auto"/>
+        <w:rPr>
+          <w:rFonts w:ascii="Calibri" w:hAnsi="Calibri" w:cs="Calibri"/>
+          <w:lang w:val="en-GB"/>
+        </w:rPr>
+      </w:pPr>
+      <w:r>
+        <w:rPr>
+          <w:color w:val="24303B"/>
+          <w:lang w:val="en-GB"/>
+        </w:rPr>
+        <w:t xml:space="preserve">Studie </w:t>
+      </w:r>
+      <w:proofErr w:type="spellStart"/>
+      <w:r>
+        <w:rPr>
+          <w:color w:val="24303B"/>
+          <w:lang w:val="en-GB"/>
+        </w:rPr>
+        <w:t>titel</w:t>
+      </w:r>
+      <w:proofErr w:type="spellEnd"/>
+      <w:r>
+        <w:rPr>
+          <w:color w:val="24303B"/>
+          <w:lang w:val="en-GB"/>
+        </w:rPr>
+        <w:t>: Towards Pressure-Adherence &amp; Education Driven Service in Diabetic Foot Disease (PARADISE trial)</w:t>
+      </w:r>
+    </w:p>
+    <w:p>
+      <w:pPr>
+        <w:numPr>
+          <w:ilvl w:val="0"/>
+          <w:numId w:val="13"/>
+        </w:numPr>
+        <w:tabs>
+          <w:tab w:val="left" w:leader="underscore" w:pos="8505"/>
+        </w:tabs>
+        <w:spacing w:line="360" w:lineRule="auto"/>
+        <w:rPr>
+          <w:rFonts w:ascii="Calibri" w:hAnsi="Calibri" w:cs="Calibri"/>
+        </w:rPr>
+      </w:pPr>
+      <w:r>
+        <w:rPr>
+          <w:color w:val="24303B"/>
+        </w:rPr>
+        <w:t>Protocolnummer: S71769</w:t>
+      </w:r>
+    </w:p>
+    <w:p>
+      <w:pPr>
+        <w:numPr>
+          <w:ilvl w:val="0"/>
+          <w:numId w:val="13"/>
+        </w:numPr>
+        <w:tabs>
+          <w:tab w:val="left" w:leader="underscore" w:pos="8505"/>
+        </w:tabs>
+        <w:spacing w:line="360" w:lineRule="auto"/>
+        <w:rPr>
+          <w:rFonts w:ascii="Calibri" w:hAnsi="Calibri" w:cs="Calibri"/>
+        </w:rPr>
+      </w:pPr>
+      <w:r>
+        <w:rPr>
+          <w:color w:val="24303B"/>
+        </w:rPr>
+        <w:t xml:space="preserve">Studielocatie: </w:t>
+      </w:r>
+      <w:r>
+        <w:rPr>
+          <w:color w:val="24303B"/>
+        </w:rPr>
+        <w:tab/>
+      </w:r>
+    </w:p>
+    <w:p>
+      <w:pPr>
+        <w:numPr>
+          <w:ilvl w:val="0"/>
+          <w:numId w:val="13"/>
+        </w:numPr>
+        <w:tabs>
+          <w:tab w:val="left" w:leader="underscore" w:pos="8505"/>
+        </w:tabs>
+        <w:spacing w:line="360" w:lineRule="auto"/>
+        <w:rPr>
+          <w:rFonts w:ascii="Calibri" w:hAnsi="Calibri" w:cs="Calibri"/>
+        </w:rPr>
+      </w:pPr>
+      <w:r>
+        <w:rPr>
+          <w:color w:val="24303B"/>
+        </w:rPr>
+        <w:t xml:space="preserve">Hoofdonderzoeker (PI): </w:t>
+      </w:r>
+      <w:r>
+        <w:rPr>
+          <w:color w:val="24303B"/>
+        </w:rPr>
+        <w:tab/>
+      </w:r>
+    </w:p>
+    <w:p>
+      <w:pPr>
+        <w:numPr>
+          <w:ilvl w:val="0"/>
+          <w:numId w:val="13"/>
+        </w:numPr>
+        <w:tabs>
+          <w:tab w:val="left" w:leader="underscore" w:pos="8505"/>
+        </w:tabs>
+        <w:spacing w:line="360" w:lineRule="auto"/>
+        <w:rPr>
+          <w:rFonts w:ascii="Calibri" w:hAnsi="Calibri" w:cs="Calibri"/>
+        </w:rPr>
+      </w:pPr>
+      <w:r>
+        <w:rPr>
+          <w:color w:val="24303B"/>
+        </w:rPr>
+        <w:t xml:space="preserve">Deelnemerscode: </w:t>
+      </w:r>
+      <w:r>
+        <w:rPr>
+          <w:color w:val="24303B"/>
+        </w:rPr>
+        <w:tab/>
       </w:r>
     </w:p>
     <w:p>
@@ -381,8 +564,9 @@
         <w:sz w:val="16"/>
         <w:szCs w:val="16"/>
       </w:rPr>
-      <w:t xml:space="preserve">[ </w:t>
+      <w:t>[ 1.0</w:t>
     </w:r>
+    <w:proofErr w:type="gramEnd"/>
     <w:r>
       <w:rPr>
         <w:i/>
@@ -391,9 +575,9 @@
         <w:sz w:val="16"/>
         <w:szCs w:val="16"/>
       </w:rPr>
-      <w:t>1.0</w:t>
+      <w:t xml:space="preserve"> </w:t>
     </w:r>
-    <w:proofErr w:type="gramEnd"/>
+    <w:proofErr w:type="gramStart"/>
     <w:r>
       <w:rPr>
         <w:i/>
@@ -402,7 +586,24 @@
         <w:sz w:val="16"/>
         <w:szCs w:val="16"/>
       </w:rPr>
-      <w:t xml:space="preserve"> </w:t>
+      <w:t>]</w:t>
+    </w:r>
+    <w:r>
+      <w:rPr>
+        <w:color w:val="59636E"/>
+        <w:sz w:val="16"/>
+        <w:szCs w:val="16"/>
+      </w:rPr>
+      <w:t xml:space="preserve">  ·</w:t>
+    </w:r>
+    <w:proofErr w:type="gramEnd"/>
+    <w:r>
+      <w:rPr>
+        <w:color w:val="59636E"/>
+        <w:sz w:val="16"/>
+        <w:szCs w:val="16"/>
+      </w:rPr>
+      <w:t xml:space="preserve">  </w:t>
     </w:r>
     <w:proofErr w:type="gramStart"/>
     <w:r>
@@ -413,26 +614,9 @@
         <w:sz w:val="16"/>
         <w:szCs w:val="16"/>
       </w:rPr>
-      <w:t>]</w:t>
-    </w:r>
-    <w:r>
-      <w:rPr>
-        <w:color w:val="59636E"/>
-        <w:sz w:val="16"/>
-        <w:szCs w:val="16"/>
-      </w:rPr>
-      <w:t xml:space="preserve">  ·</w:t>
+      <w:t>[ 27</w:t>
     </w:r>
     <w:proofErr w:type="gramEnd"/>
-    <w:r>
-      <w:rPr>
-        <w:color w:val="59636E"/>
-        <w:sz w:val="16"/>
-        <w:szCs w:val="16"/>
-      </w:rPr>
-      <w:t xml:space="preserve">  </w:t>
-    </w:r>
-    <w:proofErr w:type="gramStart"/>
     <w:r>
       <w:rPr>
         <w:i/>
@@ -441,8 +625,9 @@
         <w:sz w:val="16"/>
         <w:szCs w:val="16"/>
       </w:rPr>
-      <w:t xml:space="preserve">[ </w:t>
+      <w:t>/07/</w:t>
     </w:r>
+    <w:proofErr w:type="gramStart"/>
     <w:r>
       <w:rPr>
         <w:i/>
@@ -451,39 +636,7 @@
         <w:sz w:val="16"/>
         <w:szCs w:val="16"/>
       </w:rPr>
-      <w:t>27</w:t>
-    </w:r>
-    <w:proofErr w:type="gramEnd"/>
-    <w:r>
-      <w:rPr>
-        <w:i/>
-        <w:iCs/>
-        <w:color w:val="59636E"/>
-        <w:sz w:val="16"/>
-        <w:szCs w:val="16"/>
-      </w:rPr>
-      <w:t>/07/</w:t>
-    </w:r>
-    <w:proofErr w:type="gramStart"/>
-    <w:r>
-      <w:rPr>
-        <w:i/>
-        <w:iCs/>
-        <w:color w:val="59636E"/>
-        <w:sz w:val="16"/>
-        <w:szCs w:val="16"/>
-      </w:rPr>
-      <w:t>2026</w:t>
-    </w:r>
-    <w:r>
-      <w:rPr>
-        <w:i/>
-        <w:iCs/>
-        <w:color w:val="59636E"/>
-        <w:sz w:val="16"/>
-        <w:szCs w:val="16"/>
-      </w:rPr>
-      <w:t xml:space="preserve"> ]</w:t>
+      <w:t>2026 ]</w:t>
     </w:r>
     <w:proofErr w:type="gramEnd"/>
     <w:r>
@@ -1198,6 +1351,155 @@
     </w:lvl>
   </w:abstractNum>
   <w:abstractNum w:abstractNumId="3" w15:restartNumberingAfterBreak="0">
+    <w:nsid w:val="308B0DDF"/>
+    <w:multiLevelType w:val="multilevel"/>
+    <w:tmpl w:val="B712BA32"/>
+    <w:lvl w:ilvl="0">
+      <w:start w:val="1"/>
+      <w:numFmt w:val="bullet"/>
+      <w:lvlText w:val=""/>
+      <w:lvlJc w:val="left"/>
+      <w:pPr>
+        <w:tabs>
+          <w:tab w:val="num" w:pos="720"/>
+        </w:tabs>
+        <w:ind w:left="720" w:hanging="360"/>
+      </w:pPr>
+      <w:rPr>
+        <w:rFonts w:ascii="Symbol" w:hAnsi="Symbol" w:hint="default"/>
+        <w:sz w:val="20"/>
+      </w:rPr>
+    </w:lvl>
+    <w:lvl w:ilvl="1">
+      <w:start w:val="1"/>
+      <w:numFmt w:val="bullet"/>
+      <w:lvlText w:val="o"/>
+      <w:lvlJc w:val="left"/>
+      <w:pPr>
+        <w:tabs>
+          <w:tab w:val="num" w:pos="1440"/>
+        </w:tabs>
+        <w:ind w:left="1440" w:hanging="360"/>
+      </w:pPr>
+      <w:rPr>
+        <w:rFonts w:ascii="Courier New" w:hAnsi="Courier New" w:cs="Times New Roman" w:hint="default"/>
+        <w:sz w:val="20"/>
+      </w:rPr>
+    </w:lvl>
+    <w:lvl w:ilvl="2">
+      <w:start w:val="1"/>
+      <w:numFmt w:val="bullet"/>
+      <w:lvlText w:val=""/>
+      <w:lvlJc w:val="left"/>
+      <w:pPr>
+        <w:tabs>
+          <w:tab w:val="num" w:pos="2160"/>
+        </w:tabs>
+        <w:ind w:left="2160" w:hanging="360"/>
+      </w:pPr>
+      <w:rPr>
+        <w:rFonts w:ascii="Wingdings" w:hAnsi="Wingdings" w:hint="default"/>
+        <w:sz w:val="20"/>
+      </w:rPr>
+    </w:lvl>
+    <w:lvl w:ilvl="3">
+      <w:start w:val="1"/>
+      <w:numFmt w:val="bullet"/>
+      <w:lvlText w:val=""/>
+      <w:lvlJc w:val="left"/>
+      <w:pPr>
+        <w:tabs>
+          <w:tab w:val="num" w:pos="2880"/>
+        </w:tabs>
+        <w:ind w:left="2880" w:hanging="360"/>
+      </w:pPr>
+      <w:rPr>
+        <w:rFonts w:ascii="Wingdings" w:hAnsi="Wingdings" w:hint="default"/>
+        <w:sz w:val="20"/>
+      </w:rPr>
+    </w:lvl>
+    <w:lvl w:ilvl="4">
+      <w:start w:val="1"/>
+      <w:numFmt w:val="bullet"/>
+      <w:lvlText w:val=""/>
+      <w:lvlJc w:val="left"/>
+      <w:pPr>
+        <w:tabs>
+          <w:tab w:val="num" w:pos="3600"/>
+        </w:tabs>
+        <w:ind w:left="3600" w:hanging="360"/>
+      </w:pPr>
+      <w:rPr>
+        <w:rFonts w:ascii="Wingdings" w:hAnsi="Wingdings" w:hint="default"/>
+        <w:sz w:val="20"/>
+      </w:rPr>
+    </w:lvl>
+    <w:lvl w:ilvl="5">
+      <w:start w:val="1"/>
+      <w:numFmt w:val="bullet"/>
+      <w:lvlText w:val=""/>
+      <w:lvlJc w:val="left"/>
+      <w:pPr>
+        <w:tabs>
+          <w:tab w:val="num" w:pos="4320"/>
+        </w:tabs>
+        <w:ind w:left="4320" w:hanging="360"/>
+      </w:pPr>
+      <w:rPr>
+        <w:rFonts w:ascii="Wingdings" w:hAnsi="Wingdings" w:hint="default"/>
+        <w:sz w:val="20"/>
+      </w:rPr>
+    </w:lvl>
+    <w:lvl w:ilvl="6">
+      <w:start w:val="1"/>
+      <w:numFmt w:val="bullet"/>
+      <w:lvlText w:val=""/>
+      <w:lvlJc w:val="left"/>
+      <w:pPr>
+        <w:tabs>
+          <w:tab w:val="num" w:pos="5040"/>
+        </w:tabs>
+        <w:ind w:left="5040" w:hanging="360"/>
+      </w:pPr>
+      <w:rPr>
+        <w:rFonts w:ascii="Wingdings" w:hAnsi="Wingdings" w:hint="default"/>
+        <w:sz w:val="20"/>
+      </w:rPr>
+    </w:lvl>
+    <w:lvl w:ilvl="7">
+      <w:start w:val="1"/>
+      <w:numFmt w:val="bullet"/>
+      <w:lvlText w:val=""/>
+      <w:lvlJc w:val="left"/>
+      <w:pPr>
+        <w:tabs>
+          <w:tab w:val="num" w:pos="5760"/>
+        </w:tabs>
+        <w:ind w:left="5760" w:hanging="360"/>
+      </w:pPr>
+      <w:rPr>
+        <w:rFonts w:ascii="Wingdings" w:hAnsi="Wingdings" w:hint="default"/>
+        <w:sz w:val="20"/>
+      </w:rPr>
+    </w:lvl>
+    <w:lvl w:ilvl="8">
+      <w:start w:val="1"/>
+      <w:numFmt w:val="bullet"/>
+      <w:lvlText w:val=""/>
+      <w:lvlJc w:val="left"/>
+      <w:pPr>
+        <w:tabs>
+          <w:tab w:val="num" w:pos="6480"/>
+        </w:tabs>
+        <w:ind w:left="6480" w:hanging="360"/>
+      </w:pPr>
+      <w:rPr>
+        <w:rFonts w:ascii="Wingdings" w:hAnsi="Wingdings" w:hint="default"/>
+        <w:sz w:val="20"/>
+      </w:rPr>
+    </w:lvl>
+  </w:abstractNum>
+  <w:abstractNum w:abstractNumId="4" w15:restartNumberingAfterBreak="0">
     <w:nsid w:val="38512830"/>
     <w:multiLevelType w:val="multilevel"/>
     <w:tmpl w:val="D6BA3716"/>
@@ -1346,7 +1648,7 @@
       </w:rPr>
     </w:lvl>
   </w:abstractNum>
-  <w:abstractNum w:abstractNumId="4" w15:restartNumberingAfterBreak="0">
+  <w:abstractNum w:abstractNumId="5" w15:restartNumberingAfterBreak="0">
     <w:nsid w:val="41F75746"/>
     <w:multiLevelType w:val="multilevel"/>
     <w:tmpl w:val="C9E85BF8"/>
@@ -1495,7 +1797,7 @@
       </w:rPr>
     </w:lvl>
   </w:abstractNum>
-  <w:abstractNum w:abstractNumId="5" w15:restartNumberingAfterBreak="0">
+  <w:abstractNum w:abstractNumId="6" w15:restartNumberingAfterBreak="0">
     <w:nsid w:val="425C05DF"/>
     <w:multiLevelType w:val="multilevel"/>
     <w:tmpl w:val="EE387C66"/>
@@ -1644,7 +1946,7 @@
       </w:rPr>
     </w:lvl>
   </w:abstractNum>
-  <w:abstractNum w:abstractNumId="6" w15:restartNumberingAfterBreak="0">
+  <w:abstractNum w:abstractNumId="7" w15:restartNumberingAfterBreak="0">
     <w:nsid w:val="509A7B92"/>
     <w:multiLevelType w:val="multilevel"/>
     <w:tmpl w:val="A14459E4"/>
@@ -1757,7 +2059,7 @@
       </w:pPr>
     </w:lvl>
   </w:abstractNum>
-  <w:abstractNum w:abstractNumId="7" w15:restartNumberingAfterBreak="0">
+  <w:abstractNum w:abstractNumId="8" w15:restartNumberingAfterBreak="0">
     <w:nsid w:val="516D0CF6"/>
     <w:multiLevelType w:val="hybridMultilevel"/>
     <w:tmpl w:val="2E443618"/>
@@ -1846,7 +2148,7 @@
       </w:pPr>
     </w:lvl>
   </w:abstractNum>
-  <w:abstractNum w:abstractNumId="8" w15:restartNumberingAfterBreak="0">
+  <w:abstractNum w:abstractNumId="9" w15:restartNumberingAfterBreak="0">
     <w:nsid w:val="6F94499A"/>
     <w:multiLevelType w:val="multilevel"/>
     <w:tmpl w:val="DCF0802E"/>
@@ -1995,7 +2297,7 @@
       </w:rPr>
     </w:lvl>
   </w:abstractNum>
-  <w:abstractNum w:abstractNumId="9" w15:restartNumberingAfterBreak="0">
+  <w:abstractNum w:abstractNumId="10" w15:restartNumberingAfterBreak="0">
     <w:nsid w:val="738456F7"/>
     <w:multiLevelType w:val="multilevel"/>
     <w:tmpl w:val="13D41B5E"/>
@@ -2145,7 +2447,7 @@
       </w:rPr>
     </w:lvl>
   </w:abstractNum>
-  <w:abstractNum w:abstractNumId="10" w15:restartNumberingAfterBreak="0">
+  <w:abstractNum w:abstractNumId="11" w15:restartNumberingAfterBreak="0">
     <w:nsid w:val="76B96F05"/>
     <w:multiLevelType w:val="multilevel"/>
     <w:tmpl w:val="DC309600"/>
@@ -2294,7 +2596,7 @@
       </w:rPr>
     </w:lvl>
   </w:abstractNum>
-  <w:abstractNum w:abstractNumId="11" w15:restartNumberingAfterBreak="0">
+  <w:abstractNum w:abstractNumId="12" w15:restartNumberingAfterBreak="0">
     <w:nsid w:val="77710885"/>
     <w:multiLevelType w:val="multilevel"/>
     <w:tmpl w:val="2D8A7504"/>
@@ -2408,40 +2710,52 @@
     </w:lvl>
   </w:abstractNum>
   <w:num w:numId="1" w16cid:durableId="1794711100">
+    <w:abstractNumId w:val="8"/>
+  </w:num>
+  <w:num w:numId="2" w16cid:durableId="58946002">
+    <w:abstractNumId w:val="10"/>
+  </w:num>
+  <w:num w:numId="3" w16cid:durableId="1449810548">
+    <w:abstractNumId w:val="12"/>
+  </w:num>
+  <w:num w:numId="4" w16cid:durableId="2027555765">
+    <w:abstractNumId w:val="11"/>
+  </w:num>
+  <w:num w:numId="5" w16cid:durableId="128862675">
     <w:abstractNumId w:val="7"/>
   </w:num>
-  <w:num w:numId="2" w16cid:durableId="58946002">
+  <w:num w:numId="6" w16cid:durableId="2022195731">
     <w:abstractNumId w:val="9"/>
-  </w:num>
-  <w:num w:numId="3" w16cid:durableId="1449810548">
-    <w:abstractNumId w:val="11"/>
-  </w:num>
-  <w:num w:numId="4" w16cid:durableId="2027555765">
-    <w:abstractNumId w:val="10"/>
-  </w:num>
-  <w:num w:numId="5" w16cid:durableId="128862675">
-    <w:abstractNumId w:val="6"/>
-  </w:num>
-  <w:num w:numId="6" w16cid:durableId="2022195731">
-    <w:abstractNumId w:val="8"/>
   </w:num>
   <w:num w:numId="7" w16cid:durableId="1625426495">
     <w:abstractNumId w:val="0"/>
   </w:num>
   <w:num w:numId="8" w16cid:durableId="1337608067">
-    <w:abstractNumId w:val="3"/>
+    <w:abstractNumId w:val="4"/>
   </w:num>
   <w:num w:numId="9" w16cid:durableId="1768891532">
-    <w:abstractNumId w:val="4"/>
+    <w:abstractNumId w:val="5"/>
   </w:num>
   <w:num w:numId="10" w16cid:durableId="1726374208">
-    <w:abstractNumId w:val="5"/>
+    <w:abstractNumId w:val="6"/>
   </w:num>
   <w:num w:numId="11" w16cid:durableId="1863860384">
     <w:abstractNumId w:val="2"/>
   </w:num>
   <w:num w:numId="12" w16cid:durableId="1152142029">
     <w:abstractNumId w:val="1"/>
+  </w:num>
+  <w:num w:numId="13" w16cid:durableId="73403589">
+    <w:abstractNumId w:val="3"/>
+    <w:lvlOverride w:ilvl="0"/>
+    <w:lvlOverride w:ilvl="1"/>
+    <w:lvlOverride w:ilvl="2"/>
+    <w:lvlOverride w:ilvl="3"/>
+    <w:lvlOverride w:ilvl="4"/>
+    <w:lvlOverride w:ilvl="5"/>
+    <w:lvlOverride w:ilvl="6"/>
+    <w:lvlOverride w:ilvl="7"/>
+    <w:lvlOverride w:ilvl="8"/>
   </w:num>
 </w:numbering>
 </file>
@@ -3977,21 +4291,6 @@
 </file>
 
 <file path=customXml/item1.xml><?xml version="1.0" encoding="utf-8"?>
-<p:properties xmlns:p="http://schemas.microsoft.com/office/2006/metadata/properties" xmlns:xsi="http://www.w3.org/2001/XMLSchema-instance" xmlns:pc="http://schemas.microsoft.com/office/infopath/2007/PartnerControls">
-  <documentManagement/>
-</p:properties>
-</file>
-
-<file path=customXml/item2.xml><?xml version="1.0" encoding="utf-8"?>
-<?mso-contentType ?>
-<FormTemplates xmlns="http://schemas.microsoft.com/sharepoint/v3/contenttype/forms">
-  <Display>DocumentLibraryForm</Display>
-  <Edit>DocumentLibraryForm</Edit>
-  <New>DocumentLibraryForm</New>
-</FormTemplates>
-</file>
-
-<file path=customXml/item3.xml><?xml version="1.0" encoding="utf-8"?>
 <ct:contentTypeSchema xmlns:ct="http://schemas.microsoft.com/office/2006/metadata/contentType" xmlns:ma="http://schemas.microsoft.com/office/2006/metadata/properties/metaAttributes" ct:_="" ma:_="" ma:contentTypeName="Document" ma:contentTypeID="0x010100F1B33D7B57FFEC4BB77B5001C5B93838" ma:contentTypeVersion="6" ma:contentTypeDescription="Een nieuw document maken." ma:contentTypeScope="" ma:versionID="59579db12405a868ad0e92c5e4f74ae1">
   <xsd:schema xmlns:xsd="http://www.w3.org/2001/XMLSchema" xmlns:xs="http://www.w3.org/2001/XMLSchema" xmlns:p="http://schemas.microsoft.com/office/2006/metadata/properties" xmlns:ns2="f44e6bd5-09db-4117-8b15-adf399208dc6" targetNamespace="http://schemas.microsoft.com/office/2006/metadata/properties" ma:root="true" ma:fieldsID="98cf673e6ff17a9b7a889e3f7df574b2" ns2:_="">
     <xsd:import namespace="f44e6bd5-09db-4117-8b15-adf399208dc6"/>
@@ -4147,24 +4446,22 @@
 </ct:contentTypeSchema>
 </file>
 
-<file path=customXml/itemProps1.xml><?xml version="1.0" encoding="utf-8"?>
-<ds:datastoreItem xmlns:ds="http://schemas.openxmlformats.org/officeDocument/2006/customXml" ds:itemID="{05FBA344-4A59-4256-854A-FD33827DBA63}">
-  <ds:schemaRefs>
-    <ds:schemaRef ds:uri="http://schemas.microsoft.com/office/2006/metadata/properties"/>
-    <ds:schemaRef ds:uri="http://schemas.microsoft.com/office/infopath/2007/PartnerControls"/>
-  </ds:schemaRefs>
-</ds:datastoreItem>
+<file path=customXml/item2.xml><?xml version="1.0" encoding="utf-8"?>
+<?mso-contentType ?>
+<FormTemplates xmlns="http://schemas.microsoft.com/sharepoint/v3/contenttype/forms">
+  <Display>DocumentLibraryForm</Display>
+  <Edit>DocumentLibraryForm</Edit>
+  <New>DocumentLibraryForm</New>
+</FormTemplates>
 </file>
 
-<file path=customXml/itemProps2.xml><?xml version="1.0" encoding="utf-8"?>
-<ds:datastoreItem xmlns:ds="http://schemas.openxmlformats.org/officeDocument/2006/customXml" ds:itemID="{AE0F948A-8E38-484A-AAFE-66A73BD22425}">
-  <ds:schemaRefs>
-    <ds:schemaRef ds:uri="http://schemas.microsoft.com/sharepoint/v3/contenttype/forms"/>
-  </ds:schemaRefs>
-</ds:datastoreItem>
+<file path=customXml/item3.xml><?xml version="1.0" encoding="utf-8"?>
+<p:properties xmlns:p="http://schemas.microsoft.com/office/2006/metadata/properties" xmlns:xsi="http://www.w3.org/2001/XMLSchema-instance" xmlns:pc="http://schemas.microsoft.com/office/infopath/2007/PartnerControls">
+  <documentManagement/>
+</p:properties>
 </file>
 
-<file path=customXml/itemProps3.xml><?xml version="1.0" encoding="utf-8"?>
+<file path=customXml/itemProps1.xml><?xml version="1.0" encoding="utf-8"?>
 <ds:datastoreItem xmlns:ds="http://schemas.openxmlformats.org/officeDocument/2006/customXml" ds:itemID="{6BD938AE-6C45-4F9D-BCAE-AACF632435D7}">
   <ds:schemaRefs>
     <ds:schemaRef ds:uri="http://schemas.microsoft.com/office/2006/metadata/contentType"/>
@@ -4180,4 +4477,21 @@
     <ds:schemaRef ds:uri="http://schemas.microsoft.com/internal/obd"/>
   </ds:schemaRefs>
 </ds:datastoreItem>
+</file>
+
+<file path=customXml/itemProps2.xml><?xml version="1.0" encoding="utf-8"?>
+<ds:datastoreItem xmlns:ds="http://schemas.openxmlformats.org/officeDocument/2006/customXml" ds:itemID="{AE0F948A-8E38-484A-AAFE-66A73BD22425}">
+  <ds:schemaRefs>
+    <ds:schemaRef ds:uri="http://schemas.microsoft.com/sharepoint/v3/contenttype/forms"/>
+  </ds:schemaRefs>
+</ds:datastoreItem>
+</file>
+
+<file path=customXml/itemProps3.xml><?xml version="1.0" encoding="utf-8"?>
+<ds:datastoreItem xmlns:ds="http://schemas.openxmlformats.org/officeDocument/2006/customXml" ds:itemID="{05FBA344-4A59-4256-854A-FD33827DBA63}">
+  <ds:schemaRefs>
+    <ds:schemaRef ds:uri="http://schemas.microsoft.com/office/2006/metadata/properties"/>
+    <ds:schemaRef ds:uri="http://schemas.microsoft.com/office/infopath/2007/PartnerControls"/>
+  </ds:schemaRefs>
+</ds:datastoreItem>
 </file>